--- a/outputs/Table_2.docx
+++ b/outputs/Table_2.docx
@@ -469,7 +469,7 @@
                 <w:szCs w:val="18"/>
                 <w:color w:val="000000"/>
               </w:rPr>
-              <w:t xml:space="preserve">Sexo, n (%)</w:t>
+              <w:t xml:space="preserve">Situación económica, n (%)</w:t>
             </w:r>
           </w:p>
         </w:tc>
@@ -677,7 +677,7 @@
                 <w:szCs w:val="18"/>
                 <w:color w:val="000000"/>
               </w:rPr>
-              <w:t xml:space="preserve">0.474**</w:t>
+              <w:t xml:space="preserve">0.739**</w:t>
             </w:r>
           </w:p>
         </w:tc>
@@ -729,7 +729,7 @@
                 <w:szCs w:val="18"/>
                 <w:color w:val="000000"/>
               </w:rPr>
-              <w:t xml:space="preserve">0.139 †</w:t>
+              <w:t xml:space="preserve">0.168 †</w:t>
             </w:r>
           </w:p>
         </w:tc>
@@ -787,163 +787,163 @@
                 <w:szCs w:val="18"/>
                 <w:color w:val="000000"/>
               </w:rPr>
-              <w:t xml:space="preserve">Masculino</w:t>
-            </w:r>
-          </w:p>
-        </w:tc>
-        <w:tc>
-          <w:tcPr>
-            <w:tcBorders>
-              <w:bottom w:val="none" w:sz="0" w:space="0" w:color="000000"/>
-              <w:top w:val="none" w:sz="0" w:space="0" w:color="000000"/>
-              <w:left w:val="none" w:sz="0" w:space="0" w:color="000000"/>
-              <w:right w:val="none" w:sz="0" w:space="0" w:color="000000"/>
-            </w:tcBorders>
-            <w:shd w:val="clear" w:color="auto" w:fill="FFFFFF"/>
-            <w:tcMar>
-              <w:top w:w="0" w:type="dxa"/>
-              <w:bottom w:w="0" w:type="dxa"/>
-              <w:left w:w="0" w:type="dxa"/>
-              <w:right w:w="0" w:type="dxa"/>
-            </w:tcMar>
-            <w:vAlign w:val="top"/>
-          </w:tcPr>
-          <w:p>
-            <w:pPr>
-              <w:jc w:val="center"/>
-              <w:pBdr>
-                <w:bottom w:val="none" w:sz="0" w:space="0" w:color="000000"/>
-                <w:top w:val="none" w:sz="0" w:space="0" w:color="000000"/>
-                <w:left w:val="none" w:sz="0" w:space="0" w:color="000000"/>
-                <w:right w:val="none" w:sz="0" w:space="0" w:color="000000"/>
-              </w:pBdr>
-              <w:spacing w:after="10" w:before="10" w:line="240"/>
-              <w:ind w:left="100" w:right="100" w:firstLine="0" w:firstLineChars="0"/>
-              <w:rPr>
-                <w:rFonts w:ascii="Arial" w:hAnsi="Arial" w:eastAsia="Arial" w:cs="Arial"/>
-                <w:i w:val="false"/>
-                <w:b w:val="false"/>
-                <w:u w:val="none"/>
-                <w:sz w:val="18"/>
-                <w:szCs w:val="18"/>
-                <w:color w:val="000000"/>
-              </w:rPr>
-            </w:pPr>
-            <w:r>
-              <w:rPr>
-                <w:rFonts w:ascii="Arial" w:hAnsi="Arial" w:eastAsia="Arial" w:cs="Arial"/>
-                <w:i w:val="false"/>
-                <w:b w:val="false"/>
-                <w:u w:val="none"/>
-                <w:sz w:val="18"/>
-                <w:szCs w:val="18"/>
-                <w:color w:val="000000"/>
-              </w:rPr>
-              <w:t xml:space="preserve">10.0 (34.5%)</w:t>
-            </w:r>
-          </w:p>
-        </w:tc>
-        <w:tc>
-          <w:tcPr>
-            <w:tcBorders>
-              <w:bottom w:val="none" w:sz="0" w:space="0" w:color="000000"/>
-              <w:top w:val="none" w:sz="0" w:space="0" w:color="000000"/>
-              <w:left w:val="none" w:sz="0" w:space="0" w:color="000000"/>
-              <w:right w:val="none" w:sz="0" w:space="0" w:color="000000"/>
-            </w:tcBorders>
-            <w:shd w:val="clear" w:color="auto" w:fill="FFFFFF"/>
-            <w:tcMar>
-              <w:top w:w="0" w:type="dxa"/>
-              <w:bottom w:w="0" w:type="dxa"/>
-              <w:left w:w="0" w:type="dxa"/>
-              <w:right w:w="0" w:type="dxa"/>
-            </w:tcMar>
-            <w:vAlign w:val="top"/>
-          </w:tcPr>
-          <w:p>
-            <w:pPr>
-              <w:jc w:val="center"/>
-              <w:pBdr>
-                <w:bottom w:val="none" w:sz="0" w:space="0" w:color="000000"/>
-                <w:top w:val="none" w:sz="0" w:space="0" w:color="000000"/>
-                <w:left w:val="none" w:sz="0" w:space="0" w:color="000000"/>
-                <w:right w:val="none" w:sz="0" w:space="0" w:color="000000"/>
-              </w:pBdr>
-              <w:spacing w:after="10" w:before="10" w:line="240"/>
-              <w:ind w:left="100" w:right="100" w:firstLine="0" w:firstLineChars="0"/>
-              <w:rPr>
-                <w:rFonts w:ascii="Arial" w:hAnsi="Arial" w:eastAsia="Arial" w:cs="Arial"/>
-                <w:i w:val="false"/>
-                <w:b w:val="false"/>
-                <w:u w:val="none"/>
-                <w:sz w:val="18"/>
-                <w:szCs w:val="18"/>
-                <w:color w:val="000000"/>
-              </w:rPr>
-            </w:pPr>
-            <w:r>
-              <w:rPr>
-                <w:rFonts w:ascii="Arial" w:hAnsi="Arial" w:eastAsia="Arial" w:cs="Arial"/>
-                <w:i w:val="false"/>
-                <w:b w:val="false"/>
-                <w:u w:val="none"/>
-                <w:sz w:val="18"/>
-                <w:szCs w:val="18"/>
-                <w:color w:val="000000"/>
-              </w:rPr>
-              <w:t xml:space="preserve">10.0 (34.5%)</w:t>
-            </w:r>
-          </w:p>
-        </w:tc>
-        <w:tc>
-          <w:tcPr>
-            <w:tcBorders>
-              <w:bottom w:val="none" w:sz="0" w:space="0" w:color="000000"/>
-              <w:top w:val="none" w:sz="0" w:space="0" w:color="000000"/>
-              <w:left w:val="none" w:sz="0" w:space="0" w:color="000000"/>
-              <w:right w:val="none" w:sz="0" w:space="0" w:color="000000"/>
-            </w:tcBorders>
-            <w:shd w:val="clear" w:color="auto" w:fill="FFFFFF"/>
-            <w:tcMar>
-              <w:top w:w="0" w:type="dxa"/>
-              <w:bottom w:w="0" w:type="dxa"/>
-              <w:left w:w="0" w:type="dxa"/>
-              <w:right w:w="0" w:type="dxa"/>
-            </w:tcMar>
-            <w:vAlign w:val="top"/>
-          </w:tcPr>
-          <w:p>
-            <w:pPr>
-              <w:jc w:val="center"/>
-              <w:pBdr>
-                <w:bottom w:val="none" w:sz="0" w:space="0" w:color="000000"/>
-                <w:top w:val="none" w:sz="0" w:space="0" w:color="000000"/>
-                <w:left w:val="none" w:sz="0" w:space="0" w:color="000000"/>
-                <w:right w:val="none" w:sz="0" w:space="0" w:color="000000"/>
-              </w:pBdr>
-              <w:spacing w:after="10" w:before="10" w:line="240"/>
-              <w:ind w:left="100" w:right="100" w:firstLine="0" w:firstLineChars="0"/>
-              <w:rPr>
-                <w:rFonts w:ascii="Arial" w:hAnsi="Arial" w:eastAsia="Arial" w:cs="Arial"/>
-                <w:i w:val="false"/>
-                <w:b w:val="false"/>
-                <w:u w:val="none"/>
-                <w:sz w:val="18"/>
-                <w:szCs w:val="18"/>
-                <w:color w:val="000000"/>
-              </w:rPr>
-            </w:pPr>
-            <w:r>
-              <w:rPr>
-                <w:rFonts w:ascii="Arial" w:hAnsi="Arial" w:eastAsia="Arial" w:cs="Arial"/>
-                <w:i w:val="false"/>
-                <w:b w:val="false"/>
-                <w:u w:val="none"/>
-                <w:sz w:val="18"/>
-                <w:szCs w:val="18"/>
-                <w:color w:val="000000"/>
-              </w:rPr>
-              <w:t xml:space="preserve">9.0 (31.0%)</w:t>
+              <w:t xml:space="preserve">Alto/Suficiente</w:t>
+            </w:r>
+          </w:p>
+        </w:tc>
+        <w:tc>
+          <w:tcPr>
+            <w:tcBorders>
+              <w:bottom w:val="none" w:sz="0" w:space="0" w:color="000000"/>
+              <w:top w:val="none" w:sz="0" w:space="0" w:color="000000"/>
+              <w:left w:val="none" w:sz="0" w:space="0" w:color="000000"/>
+              <w:right w:val="none" w:sz="0" w:space="0" w:color="000000"/>
+            </w:tcBorders>
+            <w:shd w:val="clear" w:color="auto" w:fill="FFFFFF"/>
+            <w:tcMar>
+              <w:top w:w="0" w:type="dxa"/>
+              <w:bottom w:w="0" w:type="dxa"/>
+              <w:left w:w="0" w:type="dxa"/>
+              <w:right w:w="0" w:type="dxa"/>
+            </w:tcMar>
+            <w:vAlign w:val="top"/>
+          </w:tcPr>
+          <w:p>
+            <w:pPr>
+              <w:jc w:val="center"/>
+              <w:pBdr>
+                <w:bottom w:val="none" w:sz="0" w:space="0" w:color="000000"/>
+                <w:top w:val="none" w:sz="0" w:space="0" w:color="000000"/>
+                <w:left w:val="none" w:sz="0" w:space="0" w:color="000000"/>
+                <w:right w:val="none" w:sz="0" w:space="0" w:color="000000"/>
+              </w:pBdr>
+              <w:spacing w:after="10" w:before="10" w:line="240"/>
+              <w:ind w:left="100" w:right="100" w:firstLine="0" w:firstLineChars="0"/>
+              <w:rPr>
+                <w:rFonts w:ascii="Arial" w:hAnsi="Arial" w:eastAsia="Arial" w:cs="Arial"/>
+                <w:i w:val="false"/>
+                <w:b w:val="false"/>
+                <w:u w:val="none"/>
+                <w:sz w:val="18"/>
+                <w:szCs w:val="18"/>
+                <w:color w:val="000000"/>
+              </w:rPr>
+            </w:pPr>
+            <w:r>
+              <w:rPr>
+                <w:rFonts w:ascii="Arial" w:hAnsi="Arial" w:eastAsia="Arial" w:cs="Arial"/>
+                <w:i w:val="false"/>
+                <w:b w:val="false"/>
+                <w:u w:val="none"/>
+                <w:sz w:val="18"/>
+                <w:szCs w:val="18"/>
+                <w:color w:val="000000"/>
+              </w:rPr>
+              <w:t xml:space="preserve">6.0 (46.2%)</w:t>
+            </w:r>
+          </w:p>
+        </w:tc>
+        <w:tc>
+          <w:tcPr>
+            <w:tcBorders>
+              <w:bottom w:val="none" w:sz="0" w:space="0" w:color="000000"/>
+              <w:top w:val="none" w:sz="0" w:space="0" w:color="000000"/>
+              <w:left w:val="none" w:sz="0" w:space="0" w:color="000000"/>
+              <w:right w:val="none" w:sz="0" w:space="0" w:color="000000"/>
+            </w:tcBorders>
+            <w:shd w:val="clear" w:color="auto" w:fill="FFFFFF"/>
+            <w:tcMar>
+              <w:top w:w="0" w:type="dxa"/>
+              <w:bottom w:w="0" w:type="dxa"/>
+              <w:left w:w="0" w:type="dxa"/>
+              <w:right w:w="0" w:type="dxa"/>
+            </w:tcMar>
+            <w:vAlign w:val="top"/>
+          </w:tcPr>
+          <w:p>
+            <w:pPr>
+              <w:jc w:val="center"/>
+              <w:pBdr>
+                <w:bottom w:val="none" w:sz="0" w:space="0" w:color="000000"/>
+                <w:top w:val="none" w:sz="0" w:space="0" w:color="000000"/>
+                <w:left w:val="none" w:sz="0" w:space="0" w:color="000000"/>
+                <w:right w:val="none" w:sz="0" w:space="0" w:color="000000"/>
+              </w:pBdr>
+              <w:spacing w:after="10" w:before="10" w:line="240"/>
+              <w:ind w:left="100" w:right="100" w:firstLine="0" w:firstLineChars="0"/>
+              <w:rPr>
+                <w:rFonts w:ascii="Arial" w:hAnsi="Arial" w:eastAsia="Arial" w:cs="Arial"/>
+                <w:i w:val="false"/>
+                <w:b w:val="false"/>
+                <w:u w:val="none"/>
+                <w:sz w:val="18"/>
+                <w:szCs w:val="18"/>
+                <w:color w:val="000000"/>
+              </w:rPr>
+            </w:pPr>
+            <w:r>
+              <w:rPr>
+                <w:rFonts w:ascii="Arial" w:hAnsi="Arial" w:eastAsia="Arial" w:cs="Arial"/>
+                <w:i w:val="false"/>
+                <w:b w:val="false"/>
+                <w:u w:val="none"/>
+                <w:sz w:val="18"/>
+                <w:szCs w:val="18"/>
+                <w:color w:val="000000"/>
+              </w:rPr>
+              <w:t xml:space="preserve">4.0 (30.8%)</w:t>
+            </w:r>
+          </w:p>
+        </w:tc>
+        <w:tc>
+          <w:tcPr>
+            <w:tcBorders>
+              <w:bottom w:val="none" w:sz="0" w:space="0" w:color="000000"/>
+              <w:top w:val="none" w:sz="0" w:space="0" w:color="000000"/>
+              <w:left w:val="none" w:sz="0" w:space="0" w:color="000000"/>
+              <w:right w:val="none" w:sz="0" w:space="0" w:color="000000"/>
+            </w:tcBorders>
+            <w:shd w:val="clear" w:color="auto" w:fill="FFFFFF"/>
+            <w:tcMar>
+              <w:top w:w="0" w:type="dxa"/>
+              <w:bottom w:w="0" w:type="dxa"/>
+              <w:left w:w="0" w:type="dxa"/>
+              <w:right w:w="0" w:type="dxa"/>
+            </w:tcMar>
+            <w:vAlign w:val="top"/>
+          </w:tcPr>
+          <w:p>
+            <w:pPr>
+              <w:jc w:val="center"/>
+              <w:pBdr>
+                <w:bottom w:val="none" w:sz="0" w:space="0" w:color="000000"/>
+                <w:top w:val="none" w:sz="0" w:space="0" w:color="000000"/>
+                <w:left w:val="none" w:sz="0" w:space="0" w:color="000000"/>
+                <w:right w:val="none" w:sz="0" w:space="0" w:color="000000"/>
+              </w:pBdr>
+              <w:spacing w:after="10" w:before="10" w:line="240"/>
+              <w:ind w:left="100" w:right="100" w:firstLine="0" w:firstLineChars="0"/>
+              <w:rPr>
+                <w:rFonts w:ascii="Arial" w:hAnsi="Arial" w:eastAsia="Arial" w:cs="Arial"/>
+                <w:i w:val="false"/>
+                <w:b w:val="false"/>
+                <w:u w:val="none"/>
+                <w:sz w:val="18"/>
+                <w:szCs w:val="18"/>
+                <w:color w:val="000000"/>
+              </w:rPr>
+            </w:pPr>
+            <w:r>
+              <w:rPr>
+                <w:rFonts w:ascii="Arial" w:hAnsi="Arial" w:eastAsia="Arial" w:cs="Arial"/>
+                <w:i w:val="false"/>
+                <w:b w:val="false"/>
+                <w:u w:val="none"/>
+                <w:sz w:val="18"/>
+                <w:szCs w:val="18"/>
+                <w:color w:val="000000"/>
+              </w:rPr>
+              <w:t xml:space="preserve">3.0 (23.1%)</w:t>
             </w:r>
           </w:p>
         </w:tc>
@@ -1105,163 +1105,163 @@
                 <w:szCs w:val="18"/>
                 <w:color w:val="000000"/>
               </w:rPr>
-              <w:t xml:space="preserve">Femenino</w:t>
-            </w:r>
-          </w:p>
-        </w:tc>
-        <w:tc>
-          <w:tcPr>
-            <w:tcBorders>
-              <w:bottom w:val="none" w:sz="0" w:space="0" w:color="000000"/>
-              <w:top w:val="none" w:sz="0" w:space="0" w:color="000000"/>
-              <w:left w:val="none" w:sz="0" w:space="0" w:color="000000"/>
-              <w:right w:val="none" w:sz="0" w:space="0" w:color="000000"/>
-            </w:tcBorders>
-            <w:shd w:val="clear" w:color="auto" w:fill="FFFFFF"/>
-            <w:tcMar>
-              <w:top w:w="0" w:type="dxa"/>
-              <w:bottom w:w="0" w:type="dxa"/>
-              <w:left w:w="0" w:type="dxa"/>
-              <w:right w:w="0" w:type="dxa"/>
-            </w:tcMar>
-            <w:vAlign w:val="top"/>
-          </w:tcPr>
-          <w:p>
-            <w:pPr>
-              <w:jc w:val="center"/>
-              <w:pBdr>
-                <w:bottom w:val="none" w:sz="0" w:space="0" w:color="000000"/>
-                <w:top w:val="none" w:sz="0" w:space="0" w:color="000000"/>
-                <w:left w:val="none" w:sz="0" w:space="0" w:color="000000"/>
-                <w:right w:val="none" w:sz="0" w:space="0" w:color="000000"/>
-              </w:pBdr>
-              <w:spacing w:after="10" w:before="10" w:line="240"/>
-              <w:ind w:left="100" w:right="100" w:firstLine="0" w:firstLineChars="0"/>
-              <w:rPr>
-                <w:rFonts w:ascii="Arial" w:hAnsi="Arial" w:eastAsia="Arial" w:cs="Arial"/>
-                <w:i w:val="false"/>
-                <w:b w:val="false"/>
-                <w:u w:val="none"/>
-                <w:sz w:val="18"/>
-                <w:szCs w:val="18"/>
-                <w:color w:val="000000"/>
-              </w:rPr>
-            </w:pPr>
-            <w:r>
-              <w:rPr>
-                <w:rFonts w:ascii="Arial" w:hAnsi="Arial" w:eastAsia="Arial" w:cs="Arial"/>
-                <w:i w:val="false"/>
-                <w:b w:val="false"/>
-                <w:u w:val="none"/>
-                <w:sz w:val="18"/>
-                <w:szCs w:val="18"/>
-                <w:color w:val="000000"/>
-              </w:rPr>
-              <w:t xml:space="preserve">11.0 (23.9%)</w:t>
-            </w:r>
-          </w:p>
-        </w:tc>
-        <w:tc>
-          <w:tcPr>
-            <w:tcBorders>
-              <w:bottom w:val="none" w:sz="0" w:space="0" w:color="000000"/>
-              <w:top w:val="none" w:sz="0" w:space="0" w:color="000000"/>
-              <w:left w:val="none" w:sz="0" w:space="0" w:color="000000"/>
-              <w:right w:val="none" w:sz="0" w:space="0" w:color="000000"/>
-            </w:tcBorders>
-            <w:shd w:val="clear" w:color="auto" w:fill="FFFFFF"/>
-            <w:tcMar>
-              <w:top w:w="0" w:type="dxa"/>
-              <w:bottom w:w="0" w:type="dxa"/>
-              <w:left w:w="0" w:type="dxa"/>
-              <w:right w:w="0" w:type="dxa"/>
-            </w:tcMar>
-            <w:vAlign w:val="top"/>
-          </w:tcPr>
-          <w:p>
-            <w:pPr>
-              <w:jc w:val="center"/>
-              <w:pBdr>
-                <w:bottom w:val="none" w:sz="0" w:space="0" w:color="000000"/>
-                <w:top w:val="none" w:sz="0" w:space="0" w:color="000000"/>
-                <w:left w:val="none" w:sz="0" w:space="0" w:color="000000"/>
-                <w:right w:val="none" w:sz="0" w:space="0" w:color="000000"/>
-              </w:pBdr>
-              <w:spacing w:after="10" w:before="10" w:line="240"/>
-              <w:ind w:left="100" w:right="100" w:firstLine="0" w:firstLineChars="0"/>
-              <w:rPr>
-                <w:rFonts w:ascii="Arial" w:hAnsi="Arial" w:eastAsia="Arial" w:cs="Arial"/>
-                <w:i w:val="false"/>
-                <w:b w:val="false"/>
-                <w:u w:val="none"/>
-                <w:sz w:val="18"/>
-                <w:szCs w:val="18"/>
-                <w:color w:val="000000"/>
-              </w:rPr>
-            </w:pPr>
-            <w:r>
-              <w:rPr>
-                <w:rFonts w:ascii="Arial" w:hAnsi="Arial" w:eastAsia="Arial" w:cs="Arial"/>
-                <w:i w:val="false"/>
-                <w:b w:val="false"/>
-                <w:u w:val="none"/>
-                <w:sz w:val="18"/>
-                <w:szCs w:val="18"/>
-                <w:color w:val="000000"/>
-              </w:rPr>
-              <w:t xml:space="preserve">15.0 (32.6%)</w:t>
-            </w:r>
-          </w:p>
-        </w:tc>
-        <w:tc>
-          <w:tcPr>
-            <w:tcBorders>
-              <w:bottom w:val="none" w:sz="0" w:space="0" w:color="000000"/>
-              <w:top w:val="none" w:sz="0" w:space="0" w:color="000000"/>
-              <w:left w:val="none" w:sz="0" w:space="0" w:color="000000"/>
-              <w:right w:val="none" w:sz="0" w:space="0" w:color="000000"/>
-            </w:tcBorders>
-            <w:shd w:val="clear" w:color="auto" w:fill="FFFFFF"/>
-            <w:tcMar>
-              <w:top w:w="0" w:type="dxa"/>
-              <w:bottom w:w="0" w:type="dxa"/>
-              <w:left w:w="0" w:type="dxa"/>
-              <w:right w:w="0" w:type="dxa"/>
-            </w:tcMar>
-            <w:vAlign w:val="top"/>
-          </w:tcPr>
-          <w:p>
-            <w:pPr>
-              <w:jc w:val="center"/>
-              <w:pBdr>
-                <w:bottom w:val="none" w:sz="0" w:space="0" w:color="000000"/>
-                <w:top w:val="none" w:sz="0" w:space="0" w:color="000000"/>
-                <w:left w:val="none" w:sz="0" w:space="0" w:color="000000"/>
-                <w:right w:val="none" w:sz="0" w:space="0" w:color="000000"/>
-              </w:pBdr>
-              <w:spacing w:after="10" w:before="10" w:line="240"/>
-              <w:ind w:left="100" w:right="100" w:firstLine="0" w:firstLineChars="0"/>
-              <w:rPr>
-                <w:rFonts w:ascii="Arial" w:hAnsi="Arial" w:eastAsia="Arial" w:cs="Arial"/>
-                <w:i w:val="false"/>
-                <w:b w:val="false"/>
-                <w:u w:val="none"/>
-                <w:sz w:val="18"/>
-                <w:szCs w:val="18"/>
-                <w:color w:val="000000"/>
-              </w:rPr>
-            </w:pPr>
-            <w:r>
-              <w:rPr>
-                <w:rFonts w:ascii="Arial" w:hAnsi="Arial" w:eastAsia="Arial" w:cs="Arial"/>
-                <w:i w:val="false"/>
-                <w:b w:val="false"/>
-                <w:u w:val="none"/>
-                <w:sz w:val="18"/>
-                <w:szCs w:val="18"/>
-                <w:color w:val="000000"/>
-              </w:rPr>
-              <w:t xml:space="preserve">20.0 (43.5%)</w:t>
+              <w:t xml:space="preserve">Medio</w:t>
+            </w:r>
+          </w:p>
+        </w:tc>
+        <w:tc>
+          <w:tcPr>
+            <w:tcBorders>
+              <w:bottom w:val="none" w:sz="0" w:space="0" w:color="000000"/>
+              <w:top w:val="none" w:sz="0" w:space="0" w:color="000000"/>
+              <w:left w:val="none" w:sz="0" w:space="0" w:color="000000"/>
+              <w:right w:val="none" w:sz="0" w:space="0" w:color="000000"/>
+            </w:tcBorders>
+            <w:shd w:val="clear" w:color="auto" w:fill="FFFFFF"/>
+            <w:tcMar>
+              <w:top w:w="0" w:type="dxa"/>
+              <w:bottom w:w="0" w:type="dxa"/>
+              <w:left w:w="0" w:type="dxa"/>
+              <w:right w:w="0" w:type="dxa"/>
+            </w:tcMar>
+            <w:vAlign w:val="top"/>
+          </w:tcPr>
+          <w:p>
+            <w:pPr>
+              <w:jc w:val="center"/>
+              <w:pBdr>
+                <w:bottom w:val="none" w:sz="0" w:space="0" w:color="000000"/>
+                <w:top w:val="none" w:sz="0" w:space="0" w:color="000000"/>
+                <w:left w:val="none" w:sz="0" w:space="0" w:color="000000"/>
+                <w:right w:val="none" w:sz="0" w:space="0" w:color="000000"/>
+              </w:pBdr>
+              <w:spacing w:after="10" w:before="10" w:line="240"/>
+              <w:ind w:left="100" w:right="100" w:firstLine="0" w:firstLineChars="0"/>
+              <w:rPr>
+                <w:rFonts w:ascii="Arial" w:hAnsi="Arial" w:eastAsia="Arial" w:cs="Arial"/>
+                <w:i w:val="false"/>
+                <w:b w:val="false"/>
+                <w:u w:val="none"/>
+                <w:sz w:val="18"/>
+                <w:szCs w:val="18"/>
+                <w:color w:val="000000"/>
+              </w:rPr>
+            </w:pPr>
+            <w:r>
+              <w:rPr>
+                <w:rFonts w:ascii="Arial" w:hAnsi="Arial" w:eastAsia="Arial" w:cs="Arial"/>
+                <w:i w:val="false"/>
+                <w:b w:val="false"/>
+                <w:u w:val="none"/>
+                <w:sz w:val="18"/>
+                <w:szCs w:val="18"/>
+                <w:color w:val="000000"/>
+              </w:rPr>
+              <w:t xml:space="preserve">4.0 (44.4%)</w:t>
+            </w:r>
+          </w:p>
+        </w:tc>
+        <w:tc>
+          <w:tcPr>
+            <w:tcBorders>
+              <w:bottom w:val="none" w:sz="0" w:space="0" w:color="000000"/>
+              <w:top w:val="none" w:sz="0" w:space="0" w:color="000000"/>
+              <w:left w:val="none" w:sz="0" w:space="0" w:color="000000"/>
+              <w:right w:val="none" w:sz="0" w:space="0" w:color="000000"/>
+            </w:tcBorders>
+            <w:shd w:val="clear" w:color="auto" w:fill="FFFFFF"/>
+            <w:tcMar>
+              <w:top w:w="0" w:type="dxa"/>
+              <w:bottom w:w="0" w:type="dxa"/>
+              <w:left w:w="0" w:type="dxa"/>
+              <w:right w:w="0" w:type="dxa"/>
+            </w:tcMar>
+            <w:vAlign w:val="top"/>
+          </w:tcPr>
+          <w:p>
+            <w:pPr>
+              <w:jc w:val="center"/>
+              <w:pBdr>
+                <w:bottom w:val="none" w:sz="0" w:space="0" w:color="000000"/>
+                <w:top w:val="none" w:sz="0" w:space="0" w:color="000000"/>
+                <w:left w:val="none" w:sz="0" w:space="0" w:color="000000"/>
+                <w:right w:val="none" w:sz="0" w:space="0" w:color="000000"/>
+              </w:pBdr>
+              <w:spacing w:after="10" w:before="10" w:line="240"/>
+              <w:ind w:left="100" w:right="100" w:firstLine="0" w:firstLineChars="0"/>
+              <w:rPr>
+                <w:rFonts w:ascii="Arial" w:hAnsi="Arial" w:eastAsia="Arial" w:cs="Arial"/>
+                <w:i w:val="false"/>
+                <w:b w:val="false"/>
+                <w:u w:val="none"/>
+                <w:sz w:val="18"/>
+                <w:szCs w:val="18"/>
+                <w:color w:val="000000"/>
+              </w:rPr>
+            </w:pPr>
+            <w:r>
+              <w:rPr>
+                <w:rFonts w:ascii="Arial" w:hAnsi="Arial" w:eastAsia="Arial" w:cs="Arial"/>
+                <w:i w:val="false"/>
+                <w:b w:val="false"/>
+                <w:u w:val="none"/>
+                <w:sz w:val="18"/>
+                <w:szCs w:val="18"/>
+                <w:color w:val="000000"/>
+              </w:rPr>
+              <w:t xml:space="preserve">2.0 (22.2%)</w:t>
+            </w:r>
+          </w:p>
+        </w:tc>
+        <w:tc>
+          <w:tcPr>
+            <w:tcBorders>
+              <w:bottom w:val="none" w:sz="0" w:space="0" w:color="000000"/>
+              <w:top w:val="none" w:sz="0" w:space="0" w:color="000000"/>
+              <w:left w:val="none" w:sz="0" w:space="0" w:color="000000"/>
+              <w:right w:val="none" w:sz="0" w:space="0" w:color="000000"/>
+            </w:tcBorders>
+            <w:shd w:val="clear" w:color="auto" w:fill="FFFFFF"/>
+            <w:tcMar>
+              <w:top w:w="0" w:type="dxa"/>
+              <w:bottom w:w="0" w:type="dxa"/>
+              <w:left w:w="0" w:type="dxa"/>
+              <w:right w:w="0" w:type="dxa"/>
+            </w:tcMar>
+            <w:vAlign w:val="top"/>
+          </w:tcPr>
+          <w:p>
+            <w:pPr>
+              <w:jc w:val="center"/>
+              <w:pBdr>
+                <w:bottom w:val="none" w:sz="0" w:space="0" w:color="000000"/>
+                <w:top w:val="none" w:sz="0" w:space="0" w:color="000000"/>
+                <w:left w:val="none" w:sz="0" w:space="0" w:color="000000"/>
+                <w:right w:val="none" w:sz="0" w:space="0" w:color="000000"/>
+              </w:pBdr>
+              <w:spacing w:after="10" w:before="10" w:line="240"/>
+              <w:ind w:left="100" w:right="100" w:firstLine="0" w:firstLineChars="0"/>
+              <w:rPr>
+                <w:rFonts w:ascii="Arial" w:hAnsi="Arial" w:eastAsia="Arial" w:cs="Arial"/>
+                <w:i w:val="false"/>
+                <w:b w:val="false"/>
+                <w:u w:val="none"/>
+                <w:sz w:val="18"/>
+                <w:szCs w:val="18"/>
+                <w:color w:val="000000"/>
+              </w:rPr>
+            </w:pPr>
+            <w:r>
+              <w:rPr>
+                <w:rFonts w:ascii="Arial" w:hAnsi="Arial" w:eastAsia="Arial" w:cs="Arial"/>
+                <w:i w:val="false"/>
+                <w:b w:val="false"/>
+                <w:u w:val="none"/>
+                <w:sz w:val="18"/>
+                <w:szCs w:val="18"/>
+                <w:color w:val="000000"/>
+              </w:rPr>
+              <w:t xml:space="preserve">3.0 (33.3%)</w:t>
             </w:r>
           </w:p>
         </w:tc>
@@ -1402,288 +1402,288 @@
                 <w:right w:val="none" w:sz="0" w:space="0" w:color="000000"/>
               </w:pBdr>
               <w:spacing w:after="10" w:before="10" w:line="240"/>
-              <w:ind w:left="100" w:right="100" w:firstLine="0" w:firstLineChars="0"/>
-              <w:rPr>
-                <w:rFonts w:ascii="Arial" w:hAnsi="Arial" w:eastAsia="Arial" w:cs="Arial"/>
-                <w:i w:val="false"/>
-                <w:b w:val="false"/>
-                <w:u w:val="none"/>
-                <w:sz w:val="18"/>
-                <w:szCs w:val="18"/>
-                <w:color w:val="000000"/>
-              </w:rPr>
-            </w:pPr>
-            <w:r>
-              <w:rPr>
-                <w:rFonts w:ascii="Arial" w:hAnsi="Arial" w:eastAsia="Arial" w:cs="Arial"/>
-                <w:i w:val="false"/>
-                <w:b w:val="false"/>
-                <w:u w:val="none"/>
-                <w:sz w:val="18"/>
-                <w:szCs w:val="18"/>
-                <w:color w:val="000000"/>
-              </w:rPr>
-              <w:t xml:space="preserve">Edad (años), Mediana (Q1, Q3)</w:t>
-            </w:r>
-          </w:p>
-        </w:tc>
-        <w:tc>
-          <w:tcPr>
-            <w:tcBorders>
-              <w:bottom w:val="none" w:sz="0" w:space="0" w:color="000000"/>
-              <w:top w:val="none" w:sz="0" w:space="0" w:color="000000"/>
-              <w:left w:val="none" w:sz="0" w:space="0" w:color="000000"/>
-              <w:right w:val="none" w:sz="0" w:space="0" w:color="000000"/>
-            </w:tcBorders>
-            <w:shd w:val="clear" w:color="auto" w:fill="FFFFFF"/>
-            <w:tcMar>
-              <w:top w:w="0" w:type="dxa"/>
-              <w:bottom w:w="0" w:type="dxa"/>
-              <w:left w:w="0" w:type="dxa"/>
-              <w:right w:w="0" w:type="dxa"/>
-            </w:tcMar>
-            <w:vAlign w:val="top"/>
-          </w:tcPr>
-          <w:p>
-            <w:pPr>
-              <w:jc w:val="center"/>
-              <w:pBdr>
-                <w:bottom w:val="none" w:sz="0" w:space="0" w:color="000000"/>
-                <w:top w:val="none" w:sz="0" w:space="0" w:color="000000"/>
-                <w:left w:val="none" w:sz="0" w:space="0" w:color="000000"/>
-                <w:right w:val="none" w:sz="0" w:space="0" w:color="000000"/>
-              </w:pBdr>
-              <w:spacing w:after="10" w:before="10" w:line="240"/>
-              <w:ind w:left="100" w:right="100" w:firstLine="0" w:firstLineChars="0"/>
-              <w:rPr>
-                <w:rFonts w:ascii="Arial" w:hAnsi="Arial" w:eastAsia="Arial" w:cs="Arial"/>
-                <w:i w:val="false"/>
-                <w:b w:val="false"/>
-                <w:u w:val="none"/>
-                <w:sz w:val="18"/>
-                <w:szCs w:val="18"/>
-                <w:color w:val="000000"/>
-              </w:rPr>
-            </w:pPr>
-            <w:r>
-              <w:rPr>
-                <w:rFonts w:ascii="Arial" w:hAnsi="Arial" w:eastAsia="Arial" w:cs="Arial"/>
-                <w:i w:val="false"/>
-                <w:b w:val="false"/>
-                <w:u w:val="none"/>
-                <w:sz w:val="18"/>
-                <w:szCs w:val="18"/>
-                <w:color w:val="000000"/>
-              </w:rPr>
-              <w:t xml:space="preserve">12.00 (12.00, 12.00)</w:t>
-            </w:r>
-          </w:p>
-        </w:tc>
-        <w:tc>
-          <w:tcPr>
-            <w:tcBorders>
-              <w:bottom w:val="none" w:sz="0" w:space="0" w:color="000000"/>
-              <w:top w:val="none" w:sz="0" w:space="0" w:color="000000"/>
-              <w:left w:val="none" w:sz="0" w:space="0" w:color="000000"/>
-              <w:right w:val="none" w:sz="0" w:space="0" w:color="000000"/>
-            </w:tcBorders>
-            <w:shd w:val="clear" w:color="auto" w:fill="FFFFFF"/>
-            <w:tcMar>
-              <w:top w:w="0" w:type="dxa"/>
-              <w:bottom w:w="0" w:type="dxa"/>
-              <w:left w:w="0" w:type="dxa"/>
-              <w:right w:w="0" w:type="dxa"/>
-            </w:tcMar>
-            <w:vAlign w:val="top"/>
-          </w:tcPr>
-          <w:p>
-            <w:pPr>
-              <w:jc w:val="center"/>
-              <w:pBdr>
-                <w:bottom w:val="none" w:sz="0" w:space="0" w:color="000000"/>
-                <w:top w:val="none" w:sz="0" w:space="0" w:color="000000"/>
-                <w:left w:val="none" w:sz="0" w:space="0" w:color="000000"/>
-                <w:right w:val="none" w:sz="0" w:space="0" w:color="000000"/>
-              </w:pBdr>
-              <w:spacing w:after="10" w:before="10" w:line="240"/>
-              <w:ind w:left="100" w:right="100" w:firstLine="0" w:firstLineChars="0"/>
-              <w:rPr>
-                <w:rFonts w:ascii="Arial" w:hAnsi="Arial" w:eastAsia="Arial" w:cs="Arial"/>
-                <w:i w:val="false"/>
-                <w:b w:val="false"/>
-                <w:u w:val="none"/>
-                <w:sz w:val="18"/>
-                <w:szCs w:val="18"/>
-                <w:color w:val="000000"/>
-              </w:rPr>
-            </w:pPr>
-            <w:r>
-              <w:rPr>
-                <w:rFonts w:ascii="Arial" w:hAnsi="Arial" w:eastAsia="Arial" w:cs="Arial"/>
-                <w:i w:val="false"/>
-                <w:b w:val="false"/>
-                <w:u w:val="none"/>
-                <w:sz w:val="18"/>
-                <w:szCs w:val="18"/>
-                <w:color w:val="000000"/>
-              </w:rPr>
-              <w:t xml:space="preserve">12.00 (12.00, 12.00)</w:t>
-            </w:r>
-          </w:p>
-        </w:tc>
-        <w:tc>
-          <w:tcPr>
-            <w:tcBorders>
-              <w:bottom w:val="none" w:sz="0" w:space="0" w:color="000000"/>
-              <w:top w:val="none" w:sz="0" w:space="0" w:color="000000"/>
-              <w:left w:val="none" w:sz="0" w:space="0" w:color="000000"/>
-              <w:right w:val="none" w:sz="0" w:space="0" w:color="000000"/>
-            </w:tcBorders>
-            <w:shd w:val="clear" w:color="auto" w:fill="FFFFFF"/>
-            <w:tcMar>
-              <w:top w:w="0" w:type="dxa"/>
-              <w:bottom w:w="0" w:type="dxa"/>
-              <w:left w:w="0" w:type="dxa"/>
-              <w:right w:w="0" w:type="dxa"/>
-            </w:tcMar>
-            <w:vAlign w:val="top"/>
-          </w:tcPr>
-          <w:p>
-            <w:pPr>
-              <w:jc w:val="center"/>
-              <w:pBdr>
-                <w:bottom w:val="none" w:sz="0" w:space="0" w:color="000000"/>
-                <w:top w:val="none" w:sz="0" w:space="0" w:color="000000"/>
-                <w:left w:val="none" w:sz="0" w:space="0" w:color="000000"/>
-                <w:right w:val="none" w:sz="0" w:space="0" w:color="000000"/>
-              </w:pBdr>
-              <w:spacing w:after="10" w:before="10" w:line="240"/>
-              <w:ind w:left="100" w:right="100" w:firstLine="0" w:firstLineChars="0"/>
-              <w:rPr>
-                <w:rFonts w:ascii="Arial" w:hAnsi="Arial" w:eastAsia="Arial" w:cs="Arial"/>
-                <w:i w:val="false"/>
-                <w:b w:val="false"/>
-                <w:u w:val="none"/>
-                <w:sz w:val="18"/>
-                <w:szCs w:val="18"/>
-                <w:color w:val="000000"/>
-              </w:rPr>
-            </w:pPr>
-            <w:r>
-              <w:rPr>
-                <w:rFonts w:ascii="Arial" w:hAnsi="Arial" w:eastAsia="Arial" w:cs="Arial"/>
-                <w:i w:val="false"/>
-                <w:b w:val="false"/>
-                <w:u w:val="none"/>
-                <w:sz w:val="18"/>
-                <w:szCs w:val="18"/>
-                <w:color w:val="000000"/>
-              </w:rPr>
-              <w:t xml:space="preserve">12.00 (12.00, 12.00)</w:t>
-            </w:r>
-          </w:p>
-        </w:tc>
-        <w:tc>
-          <w:tcPr>
-            <w:tcBorders>
-              <w:bottom w:val="none" w:sz="0" w:space="0" w:color="000000"/>
-              <w:top w:val="none" w:sz="0" w:space="0" w:color="000000"/>
-              <w:left w:val="none" w:sz="0" w:space="0" w:color="000000"/>
-              <w:right w:val="none" w:sz="0" w:space="0" w:color="000000"/>
-            </w:tcBorders>
-            <w:shd w:val="clear" w:color="auto" w:fill="FFFFFF"/>
-            <w:tcMar>
-              <w:top w:w="0" w:type="dxa"/>
-              <w:bottom w:w="0" w:type="dxa"/>
-              <w:left w:w="0" w:type="dxa"/>
-              <w:right w:w="0" w:type="dxa"/>
-            </w:tcMar>
-            <w:vAlign w:val="top"/>
-          </w:tcPr>
-          <w:p>
-            <w:pPr>
-              <w:jc w:val="center"/>
-              <w:pBdr>
-                <w:bottom w:val="none" w:sz="0" w:space="0" w:color="000000"/>
-                <w:top w:val="none" w:sz="0" w:space="0" w:color="000000"/>
-                <w:left w:val="none" w:sz="0" w:space="0" w:color="000000"/>
-                <w:right w:val="none" w:sz="0" w:space="0" w:color="000000"/>
-              </w:pBdr>
-              <w:spacing w:after="10" w:before="10" w:line="240"/>
-              <w:ind w:left="100" w:right="100" w:firstLine="0" w:firstLineChars="0"/>
-              <w:rPr>
-                <w:rFonts w:ascii="Arial" w:hAnsi="Arial" w:eastAsia="Arial" w:cs="Arial"/>
-                <w:i w:val="false"/>
-                <w:b w:val="false"/>
-                <w:u w:val="none"/>
-                <w:sz w:val="18"/>
-                <w:szCs w:val="18"/>
-                <w:color w:val="000000"/>
-              </w:rPr>
-            </w:pPr>
-            <w:r>
-              <w:rPr>
-                <w:rFonts w:ascii="Arial" w:hAnsi="Arial" w:eastAsia="Arial" w:cs="Arial"/>
-                <w:i w:val="false"/>
-                <w:b w:val="false"/>
-                <w:u w:val="none"/>
-                <w:sz w:val="18"/>
-                <w:szCs w:val="18"/>
-                <w:color w:val="000000"/>
-              </w:rPr>
-              <w:t xml:space="preserve">0.087*</w:t>
-            </w:r>
-          </w:p>
-        </w:tc>
-        <w:tc>
-          <w:tcPr>
-            <w:tcBorders>
-              <w:bottom w:val="none" w:sz="0" w:space="0" w:color="000000"/>
-              <w:top w:val="none" w:sz="0" w:space="0" w:color="000000"/>
-              <w:left w:val="none" w:sz="0" w:space="0" w:color="000000"/>
-              <w:right w:val="none" w:sz="0" w:space="0" w:color="000000"/>
-            </w:tcBorders>
-            <w:shd w:val="clear" w:color="auto" w:fill="FFFFFF"/>
-            <w:tcMar>
-              <w:top w:w="0" w:type="dxa"/>
-              <w:bottom w:w="0" w:type="dxa"/>
-              <w:left w:w="0" w:type="dxa"/>
-              <w:right w:w="0" w:type="dxa"/>
-            </w:tcMar>
-            <w:vAlign w:val="top"/>
-          </w:tcPr>
-          <w:p>
-            <w:pPr>
-              <w:jc w:val="center"/>
-              <w:pBdr>
-                <w:bottom w:val="none" w:sz="0" w:space="0" w:color="000000"/>
-                <w:top w:val="none" w:sz="0" w:space="0" w:color="000000"/>
-                <w:left w:val="none" w:sz="0" w:space="0" w:color="000000"/>
-                <w:right w:val="none" w:sz="0" w:space="0" w:color="000000"/>
-              </w:pBdr>
-              <w:spacing w:after="10" w:before="10" w:line="240"/>
-              <w:ind w:left="100" w:right="100" w:firstLine="0" w:firstLineChars="0"/>
-              <w:rPr>
-                <w:rFonts w:ascii="Arial" w:hAnsi="Arial" w:eastAsia="Arial" w:cs="Arial"/>
-                <w:i w:val="false"/>
-                <w:b w:val="false"/>
-                <w:u w:val="none"/>
-                <w:sz w:val="18"/>
-                <w:szCs w:val="18"/>
-                <w:color w:val="000000"/>
-              </w:rPr>
-            </w:pPr>
-            <w:r>
-              <w:rPr>
-                <w:rFonts w:ascii="Arial" w:hAnsi="Arial" w:eastAsia="Arial" w:cs="Arial"/>
-                <w:i w:val="false"/>
-                <w:b w:val="false"/>
-                <w:u w:val="none"/>
-                <w:sz w:val="18"/>
-                <w:szCs w:val="18"/>
-                <w:color w:val="000000"/>
-              </w:rPr>
-              <w:t xml:space="preserve">0.040 ‡</w:t>
+              <w:ind w:left="300" w:right="100" w:firstLine="0" w:firstLineChars="0"/>
+              <w:rPr>
+                <w:rFonts w:ascii="Arial" w:hAnsi="Arial" w:eastAsia="Arial" w:cs="Arial"/>
+                <w:i w:val="false"/>
+                <w:b w:val="false"/>
+                <w:u w:val="none"/>
+                <w:sz w:val="18"/>
+                <w:szCs w:val="18"/>
+                <w:color w:val="000000"/>
+              </w:rPr>
+            </w:pPr>
+            <w:r>
+              <w:rPr>
+                <w:rFonts w:ascii="Arial" w:hAnsi="Arial" w:eastAsia="Arial" w:cs="Arial"/>
+                <w:i w:val="false"/>
+                <w:b w:val="false"/>
+                <w:u w:val="none"/>
+                <w:sz w:val="18"/>
+                <w:szCs w:val="18"/>
+                <w:color w:val="000000"/>
+              </w:rPr>
+              <w:t xml:space="preserve">Bajo/Vulnerable</w:t>
+            </w:r>
+          </w:p>
+        </w:tc>
+        <w:tc>
+          <w:tcPr>
+            <w:tcBorders>
+              <w:bottom w:val="none" w:sz="0" w:space="0" w:color="000000"/>
+              <w:top w:val="none" w:sz="0" w:space="0" w:color="000000"/>
+              <w:left w:val="none" w:sz="0" w:space="0" w:color="000000"/>
+              <w:right w:val="none" w:sz="0" w:space="0" w:color="000000"/>
+            </w:tcBorders>
+            <w:shd w:val="clear" w:color="auto" w:fill="FFFFFF"/>
+            <w:tcMar>
+              <w:top w:w="0" w:type="dxa"/>
+              <w:bottom w:w="0" w:type="dxa"/>
+              <w:left w:w="0" w:type="dxa"/>
+              <w:right w:w="0" w:type="dxa"/>
+            </w:tcMar>
+            <w:vAlign w:val="top"/>
+          </w:tcPr>
+          <w:p>
+            <w:pPr>
+              <w:jc w:val="center"/>
+              <w:pBdr>
+                <w:bottom w:val="none" w:sz="0" w:space="0" w:color="000000"/>
+                <w:top w:val="none" w:sz="0" w:space="0" w:color="000000"/>
+                <w:left w:val="none" w:sz="0" w:space="0" w:color="000000"/>
+                <w:right w:val="none" w:sz="0" w:space="0" w:color="000000"/>
+              </w:pBdr>
+              <w:spacing w:after="10" w:before="10" w:line="240"/>
+              <w:ind w:left="100" w:right="100" w:firstLine="0" w:firstLineChars="0"/>
+              <w:rPr>
+                <w:rFonts w:ascii="Arial" w:hAnsi="Arial" w:eastAsia="Arial" w:cs="Arial"/>
+                <w:i w:val="false"/>
+                <w:b w:val="false"/>
+                <w:u w:val="none"/>
+                <w:sz w:val="18"/>
+                <w:szCs w:val="18"/>
+                <w:color w:val="000000"/>
+              </w:rPr>
+            </w:pPr>
+            <w:r>
+              <w:rPr>
+                <w:rFonts w:ascii="Arial" w:hAnsi="Arial" w:eastAsia="Arial" w:cs="Arial"/>
+                <w:i w:val="false"/>
+                <w:b w:val="false"/>
+                <w:u w:val="none"/>
+                <w:sz w:val="18"/>
+                <w:szCs w:val="18"/>
+                <w:color w:val="000000"/>
+              </w:rPr>
+              <w:t xml:space="preserve">4.0 (26.7%)</w:t>
+            </w:r>
+          </w:p>
+        </w:tc>
+        <w:tc>
+          <w:tcPr>
+            <w:tcBorders>
+              <w:bottom w:val="none" w:sz="0" w:space="0" w:color="000000"/>
+              <w:top w:val="none" w:sz="0" w:space="0" w:color="000000"/>
+              <w:left w:val="none" w:sz="0" w:space="0" w:color="000000"/>
+              <w:right w:val="none" w:sz="0" w:space="0" w:color="000000"/>
+            </w:tcBorders>
+            <w:shd w:val="clear" w:color="auto" w:fill="FFFFFF"/>
+            <w:tcMar>
+              <w:top w:w="0" w:type="dxa"/>
+              <w:bottom w:w="0" w:type="dxa"/>
+              <w:left w:w="0" w:type="dxa"/>
+              <w:right w:w="0" w:type="dxa"/>
+            </w:tcMar>
+            <w:vAlign w:val="top"/>
+          </w:tcPr>
+          <w:p>
+            <w:pPr>
+              <w:jc w:val="center"/>
+              <w:pBdr>
+                <w:bottom w:val="none" w:sz="0" w:space="0" w:color="000000"/>
+                <w:top w:val="none" w:sz="0" w:space="0" w:color="000000"/>
+                <w:left w:val="none" w:sz="0" w:space="0" w:color="000000"/>
+                <w:right w:val="none" w:sz="0" w:space="0" w:color="000000"/>
+              </w:pBdr>
+              <w:spacing w:after="10" w:before="10" w:line="240"/>
+              <w:ind w:left="100" w:right="100" w:firstLine="0" w:firstLineChars="0"/>
+              <w:rPr>
+                <w:rFonts w:ascii="Arial" w:hAnsi="Arial" w:eastAsia="Arial" w:cs="Arial"/>
+                <w:i w:val="false"/>
+                <w:b w:val="false"/>
+                <w:u w:val="none"/>
+                <w:sz w:val="18"/>
+                <w:szCs w:val="18"/>
+                <w:color w:val="000000"/>
+              </w:rPr>
+            </w:pPr>
+            <w:r>
+              <w:rPr>
+                <w:rFonts w:ascii="Arial" w:hAnsi="Arial" w:eastAsia="Arial" w:cs="Arial"/>
+                <w:i w:val="false"/>
+                <w:b w:val="false"/>
+                <w:u w:val="none"/>
+                <w:sz w:val="18"/>
+                <w:szCs w:val="18"/>
+                <w:color w:val="000000"/>
+              </w:rPr>
+              <w:t xml:space="preserve">4.0 (26.7%)</w:t>
+            </w:r>
+          </w:p>
+        </w:tc>
+        <w:tc>
+          <w:tcPr>
+            <w:tcBorders>
+              <w:bottom w:val="none" w:sz="0" w:space="0" w:color="000000"/>
+              <w:top w:val="none" w:sz="0" w:space="0" w:color="000000"/>
+              <w:left w:val="none" w:sz="0" w:space="0" w:color="000000"/>
+              <w:right w:val="none" w:sz="0" w:space="0" w:color="000000"/>
+            </w:tcBorders>
+            <w:shd w:val="clear" w:color="auto" w:fill="FFFFFF"/>
+            <w:tcMar>
+              <w:top w:w="0" w:type="dxa"/>
+              <w:bottom w:w="0" w:type="dxa"/>
+              <w:left w:w="0" w:type="dxa"/>
+              <w:right w:w="0" w:type="dxa"/>
+            </w:tcMar>
+            <w:vAlign w:val="top"/>
+          </w:tcPr>
+          <w:p>
+            <w:pPr>
+              <w:jc w:val="center"/>
+              <w:pBdr>
+                <w:bottom w:val="none" w:sz="0" w:space="0" w:color="000000"/>
+                <w:top w:val="none" w:sz="0" w:space="0" w:color="000000"/>
+                <w:left w:val="none" w:sz="0" w:space="0" w:color="000000"/>
+                <w:right w:val="none" w:sz="0" w:space="0" w:color="000000"/>
+              </w:pBdr>
+              <w:spacing w:after="10" w:before="10" w:line="240"/>
+              <w:ind w:left="100" w:right="100" w:firstLine="0" w:firstLineChars="0"/>
+              <w:rPr>
+                <w:rFonts w:ascii="Arial" w:hAnsi="Arial" w:eastAsia="Arial" w:cs="Arial"/>
+                <w:i w:val="false"/>
+                <w:b w:val="false"/>
+                <w:u w:val="none"/>
+                <w:sz w:val="18"/>
+                <w:szCs w:val="18"/>
+                <w:color w:val="000000"/>
+              </w:rPr>
+            </w:pPr>
+            <w:r>
+              <w:rPr>
+                <w:rFonts w:ascii="Arial" w:hAnsi="Arial" w:eastAsia="Arial" w:cs="Arial"/>
+                <w:i w:val="false"/>
+                <w:b w:val="false"/>
+                <w:u w:val="none"/>
+                <w:sz w:val="18"/>
+                <w:szCs w:val="18"/>
+                <w:color w:val="000000"/>
+              </w:rPr>
+              <w:t xml:space="preserve">7.0 (46.7%)</w:t>
+            </w:r>
+          </w:p>
+        </w:tc>
+        <w:tc>
+          <w:tcPr>
+            <w:tcBorders>
+              <w:bottom w:val="none" w:sz="0" w:space="0" w:color="000000"/>
+              <w:top w:val="none" w:sz="0" w:space="0" w:color="000000"/>
+              <w:left w:val="none" w:sz="0" w:space="0" w:color="000000"/>
+              <w:right w:val="none" w:sz="0" w:space="0" w:color="000000"/>
+            </w:tcBorders>
+            <w:shd w:val="clear" w:color="auto" w:fill="FFFFFF"/>
+            <w:tcMar>
+              <w:top w:w="0" w:type="dxa"/>
+              <w:bottom w:w="0" w:type="dxa"/>
+              <w:left w:w="0" w:type="dxa"/>
+              <w:right w:w="0" w:type="dxa"/>
+            </w:tcMar>
+            <w:vAlign w:val="top"/>
+          </w:tcPr>
+          <w:p>
+            <w:pPr>
+              <w:jc w:val="center"/>
+              <w:pBdr>
+                <w:bottom w:val="none" w:sz="0" w:space="0" w:color="000000"/>
+                <w:top w:val="none" w:sz="0" w:space="0" w:color="000000"/>
+                <w:left w:val="none" w:sz="0" w:space="0" w:color="000000"/>
+                <w:right w:val="none" w:sz="0" w:space="0" w:color="000000"/>
+              </w:pBdr>
+              <w:spacing w:after="10" w:before="10" w:line="240"/>
+              <w:ind w:left="100" w:right="100" w:firstLine="0" w:firstLineChars="0"/>
+              <w:rPr>
+                <w:rFonts w:ascii="Arial" w:hAnsi="Arial" w:eastAsia="Arial" w:cs="Arial"/>
+                <w:i w:val="false"/>
+                <w:b w:val="false"/>
+                <w:u w:val="none"/>
+                <w:sz w:val="18"/>
+                <w:szCs w:val="18"/>
+                <w:color w:val="000000"/>
+              </w:rPr>
+            </w:pPr>
+            <w:r>
+              <w:rPr>
+                <w:rFonts w:ascii="Arial" w:hAnsi="Arial" w:eastAsia="Arial" w:cs="Arial"/>
+                <w:i w:val="false"/>
+                <w:b w:val="false"/>
+                <w:u w:val="none"/>
+                <w:sz w:val="18"/>
+                <w:szCs w:val="18"/>
+                <w:color w:val="000000"/>
+              </w:rPr>
+              <w:t xml:space="preserve"/>
+            </w:r>
+          </w:p>
+        </w:tc>
+        <w:tc>
+          <w:tcPr>
+            <w:tcBorders>
+              <w:bottom w:val="none" w:sz="0" w:space="0" w:color="000000"/>
+              <w:top w:val="none" w:sz="0" w:space="0" w:color="000000"/>
+              <w:left w:val="none" w:sz="0" w:space="0" w:color="000000"/>
+              <w:right w:val="none" w:sz="0" w:space="0" w:color="000000"/>
+            </w:tcBorders>
+            <w:shd w:val="clear" w:color="auto" w:fill="FFFFFF"/>
+            <w:tcMar>
+              <w:top w:w="0" w:type="dxa"/>
+              <w:bottom w:w="0" w:type="dxa"/>
+              <w:left w:w="0" w:type="dxa"/>
+              <w:right w:w="0" w:type="dxa"/>
+            </w:tcMar>
+            <w:vAlign w:val="top"/>
+          </w:tcPr>
+          <w:p>
+            <w:pPr>
+              <w:jc w:val="center"/>
+              <w:pBdr>
+                <w:bottom w:val="none" w:sz="0" w:space="0" w:color="000000"/>
+                <w:top w:val="none" w:sz="0" w:space="0" w:color="000000"/>
+                <w:left w:val="none" w:sz="0" w:space="0" w:color="000000"/>
+                <w:right w:val="none" w:sz="0" w:space="0" w:color="000000"/>
+              </w:pBdr>
+              <w:spacing w:after="10" w:before="10" w:line="240"/>
+              <w:ind w:left="100" w:right="100" w:firstLine="0" w:firstLineChars="0"/>
+              <w:rPr>
+                <w:rFonts w:ascii="Arial" w:hAnsi="Arial" w:eastAsia="Arial" w:cs="Arial"/>
+                <w:i w:val="false"/>
+                <w:b w:val="false"/>
+                <w:u w:val="none"/>
+                <w:sz w:val="18"/>
+                <w:szCs w:val="18"/>
+                <w:color w:val="000000"/>
+              </w:rPr>
+            </w:pPr>
+            <w:r>
+              <w:rPr>
+                <w:rFonts w:ascii="Arial" w:hAnsi="Arial" w:eastAsia="Arial" w:cs="Arial"/>
+                <w:i w:val="false"/>
+                <w:b w:val="false"/>
+                <w:u w:val="none"/>
+                <w:sz w:val="18"/>
+                <w:szCs w:val="18"/>
+                <w:color w:val="000000"/>
+              </w:rPr>
+              <w:t xml:space="preserve"/>
             </w:r>
           </w:p>
         </w:tc>
@@ -1741,267 +1741,267 @@
                 <w:szCs w:val="18"/>
                 <w:color w:val="000000"/>
               </w:rPr>
-              <w:t xml:space="preserve">Peso (Kg), Mediana (Q1, Q3)</w:t>
-            </w:r>
-          </w:p>
-        </w:tc>
-        <w:tc>
-          <w:tcPr>
-            <w:tcBorders>
-              <w:bottom w:val="none" w:sz="0" w:space="0" w:color="000000"/>
-              <w:top w:val="none" w:sz="0" w:space="0" w:color="000000"/>
-              <w:left w:val="none" w:sz="0" w:space="0" w:color="000000"/>
-              <w:right w:val="none" w:sz="0" w:space="0" w:color="000000"/>
-            </w:tcBorders>
-            <w:shd w:val="clear" w:color="auto" w:fill="FFFFFF"/>
-            <w:tcMar>
-              <w:top w:w="0" w:type="dxa"/>
-              <w:bottom w:w="0" w:type="dxa"/>
-              <w:left w:w="0" w:type="dxa"/>
-              <w:right w:w="0" w:type="dxa"/>
-            </w:tcMar>
-            <w:vAlign w:val="top"/>
-          </w:tcPr>
-          <w:p>
-            <w:pPr>
-              <w:jc w:val="center"/>
-              <w:pBdr>
-                <w:bottom w:val="none" w:sz="0" w:space="0" w:color="000000"/>
-                <w:top w:val="none" w:sz="0" w:space="0" w:color="000000"/>
-                <w:left w:val="none" w:sz="0" w:space="0" w:color="000000"/>
-                <w:right w:val="none" w:sz="0" w:space="0" w:color="000000"/>
-              </w:pBdr>
-              <w:spacing w:after="10" w:before="10" w:line="240"/>
-              <w:ind w:left="100" w:right="100" w:firstLine="0" w:firstLineChars="0"/>
-              <w:rPr>
-                <w:rFonts w:ascii="Arial" w:hAnsi="Arial" w:eastAsia="Arial" w:cs="Arial"/>
-                <w:i w:val="false"/>
-                <w:b w:val="false"/>
-                <w:u w:val="none"/>
-                <w:sz w:val="18"/>
-                <w:szCs w:val="18"/>
-                <w:color w:val="000000"/>
-              </w:rPr>
-            </w:pPr>
-            <w:r>
-              <w:rPr>
-                <w:rFonts w:ascii="Arial" w:hAnsi="Arial" w:eastAsia="Arial" w:cs="Arial"/>
-                <w:i w:val="false"/>
-                <w:b w:val="false"/>
-                <w:u w:val="none"/>
-                <w:sz w:val="18"/>
-                <w:szCs w:val="18"/>
-                <w:color w:val="000000"/>
-              </w:rPr>
-              <w:t xml:space="preserve">51.80 (45.15, 58.00)</w:t>
-            </w:r>
-          </w:p>
-        </w:tc>
-        <w:tc>
-          <w:tcPr>
-            <w:tcBorders>
-              <w:bottom w:val="none" w:sz="0" w:space="0" w:color="000000"/>
-              <w:top w:val="none" w:sz="0" w:space="0" w:color="000000"/>
-              <w:left w:val="none" w:sz="0" w:space="0" w:color="000000"/>
-              <w:right w:val="none" w:sz="0" w:space="0" w:color="000000"/>
-            </w:tcBorders>
-            <w:shd w:val="clear" w:color="auto" w:fill="FFFFFF"/>
-            <w:tcMar>
-              <w:top w:w="0" w:type="dxa"/>
-              <w:bottom w:w="0" w:type="dxa"/>
-              <w:left w:w="0" w:type="dxa"/>
-              <w:right w:w="0" w:type="dxa"/>
-            </w:tcMar>
-            <w:vAlign w:val="top"/>
-          </w:tcPr>
-          <w:p>
-            <w:pPr>
-              <w:jc w:val="center"/>
-              <w:pBdr>
-                <w:bottom w:val="none" w:sz="0" w:space="0" w:color="000000"/>
-                <w:top w:val="none" w:sz="0" w:space="0" w:color="000000"/>
-                <w:left w:val="none" w:sz="0" w:space="0" w:color="000000"/>
-                <w:right w:val="none" w:sz="0" w:space="0" w:color="000000"/>
-              </w:pBdr>
-              <w:spacing w:after="10" w:before="10" w:line="240"/>
-              <w:ind w:left="100" w:right="100" w:firstLine="0" w:firstLineChars="0"/>
-              <w:rPr>
-                <w:rFonts w:ascii="Arial" w:hAnsi="Arial" w:eastAsia="Arial" w:cs="Arial"/>
-                <w:i w:val="false"/>
-                <w:b w:val="false"/>
-                <w:u w:val="none"/>
-                <w:sz w:val="18"/>
-                <w:szCs w:val="18"/>
-                <w:color w:val="000000"/>
-              </w:rPr>
-            </w:pPr>
-            <w:r>
-              <w:rPr>
-                <w:rFonts w:ascii="Arial" w:hAnsi="Arial" w:eastAsia="Arial" w:cs="Arial"/>
-                <w:i w:val="false"/>
-                <w:b w:val="false"/>
-                <w:u w:val="none"/>
-                <w:sz w:val="18"/>
-                <w:szCs w:val="18"/>
-                <w:color w:val="000000"/>
-              </w:rPr>
-              <w:t xml:space="preserve">49.45 (43.20, 61.75)</w:t>
-            </w:r>
-          </w:p>
-        </w:tc>
-        <w:tc>
-          <w:tcPr>
-            <w:tcBorders>
-              <w:bottom w:val="none" w:sz="0" w:space="0" w:color="000000"/>
-              <w:top w:val="none" w:sz="0" w:space="0" w:color="000000"/>
-              <w:left w:val="none" w:sz="0" w:space="0" w:color="000000"/>
-              <w:right w:val="none" w:sz="0" w:space="0" w:color="000000"/>
-            </w:tcBorders>
-            <w:shd w:val="clear" w:color="auto" w:fill="FFFFFF"/>
-            <w:tcMar>
-              <w:top w:w="0" w:type="dxa"/>
-              <w:bottom w:w="0" w:type="dxa"/>
-              <w:left w:w="0" w:type="dxa"/>
-              <w:right w:w="0" w:type="dxa"/>
-            </w:tcMar>
-            <w:vAlign w:val="top"/>
-          </w:tcPr>
-          <w:p>
-            <w:pPr>
-              <w:jc w:val="center"/>
-              <w:pBdr>
-                <w:bottom w:val="none" w:sz="0" w:space="0" w:color="000000"/>
-                <w:top w:val="none" w:sz="0" w:space="0" w:color="000000"/>
-                <w:left w:val="none" w:sz="0" w:space="0" w:color="000000"/>
-                <w:right w:val="none" w:sz="0" w:space="0" w:color="000000"/>
-              </w:pBdr>
-              <w:spacing w:after="10" w:before="10" w:line="240"/>
-              <w:ind w:left="100" w:right="100" w:firstLine="0" w:firstLineChars="0"/>
-              <w:rPr>
-                <w:rFonts w:ascii="Arial" w:hAnsi="Arial" w:eastAsia="Arial" w:cs="Arial"/>
-                <w:i w:val="false"/>
-                <w:b w:val="false"/>
-                <w:u w:val="none"/>
-                <w:sz w:val="18"/>
-                <w:szCs w:val="18"/>
-                <w:color w:val="000000"/>
-              </w:rPr>
-            </w:pPr>
-            <w:r>
-              <w:rPr>
-                <w:rFonts w:ascii="Arial" w:hAnsi="Arial" w:eastAsia="Arial" w:cs="Arial"/>
-                <w:i w:val="false"/>
-                <w:b w:val="false"/>
-                <w:u w:val="none"/>
-                <w:sz w:val="18"/>
-                <w:szCs w:val="18"/>
-                <w:color w:val="000000"/>
-              </w:rPr>
-              <w:t xml:space="preserve">51.15 (42.60, 60.30)</w:t>
-            </w:r>
-          </w:p>
-        </w:tc>
-        <w:tc>
-          <w:tcPr>
-            <w:tcBorders>
-              <w:bottom w:val="none" w:sz="0" w:space="0" w:color="000000"/>
-              <w:top w:val="none" w:sz="0" w:space="0" w:color="000000"/>
-              <w:left w:val="none" w:sz="0" w:space="0" w:color="000000"/>
-              <w:right w:val="none" w:sz="0" w:space="0" w:color="000000"/>
-            </w:tcBorders>
-            <w:shd w:val="clear" w:color="auto" w:fill="FFFFFF"/>
-            <w:tcMar>
-              <w:top w:w="0" w:type="dxa"/>
-              <w:bottom w:w="0" w:type="dxa"/>
-              <w:left w:w="0" w:type="dxa"/>
-              <w:right w:w="0" w:type="dxa"/>
-            </w:tcMar>
-            <w:vAlign w:val="top"/>
-          </w:tcPr>
-          <w:p>
-            <w:pPr>
-              <w:jc w:val="center"/>
-              <w:pBdr>
-                <w:bottom w:val="none" w:sz="0" w:space="0" w:color="000000"/>
-                <w:top w:val="none" w:sz="0" w:space="0" w:color="000000"/>
-                <w:left w:val="none" w:sz="0" w:space="0" w:color="000000"/>
-                <w:right w:val="none" w:sz="0" w:space="0" w:color="000000"/>
-              </w:pBdr>
-              <w:spacing w:after="10" w:before="10" w:line="240"/>
-              <w:ind w:left="100" w:right="100" w:firstLine="0" w:firstLineChars="0"/>
-              <w:rPr>
-                <w:rFonts w:ascii="Arial" w:hAnsi="Arial" w:eastAsia="Arial" w:cs="Arial"/>
-                <w:i w:val="false"/>
-                <w:b w:val="false"/>
-                <w:u w:val="none"/>
-                <w:sz w:val="18"/>
-                <w:szCs w:val="18"/>
-                <w:color w:val="000000"/>
-              </w:rPr>
-            </w:pPr>
-            <w:r>
-              <w:rPr>
-                <w:rFonts w:ascii="Arial" w:hAnsi="Arial" w:eastAsia="Arial" w:cs="Arial"/>
-                <w:i w:val="false"/>
-                <w:b w:val="false"/>
-                <w:u w:val="none"/>
-                <w:sz w:val="18"/>
-                <w:szCs w:val="18"/>
-                <w:color w:val="000000"/>
-              </w:rPr>
-              <w:t xml:space="preserve">0.945*</w:t>
-            </w:r>
-          </w:p>
-        </w:tc>
-        <w:tc>
-          <w:tcPr>
-            <w:tcBorders>
-              <w:bottom w:val="none" w:sz="0" w:space="0" w:color="000000"/>
-              <w:top w:val="none" w:sz="0" w:space="0" w:color="000000"/>
-              <w:left w:val="none" w:sz="0" w:space="0" w:color="000000"/>
-              <w:right w:val="none" w:sz="0" w:space="0" w:color="000000"/>
-            </w:tcBorders>
-            <w:shd w:val="clear" w:color="auto" w:fill="FFFFFF"/>
-            <w:tcMar>
-              <w:top w:w="0" w:type="dxa"/>
-              <w:bottom w:w="0" w:type="dxa"/>
-              <w:left w:w="0" w:type="dxa"/>
-              <w:right w:w="0" w:type="dxa"/>
-            </w:tcMar>
-            <w:vAlign w:val="top"/>
-          </w:tcPr>
-          <w:p>
-            <w:pPr>
-              <w:jc w:val="center"/>
-              <w:pBdr>
-                <w:bottom w:val="none" w:sz="0" w:space="0" w:color="000000"/>
-                <w:top w:val="none" w:sz="0" w:space="0" w:color="000000"/>
-                <w:left w:val="none" w:sz="0" w:space="0" w:color="000000"/>
-                <w:right w:val="none" w:sz="0" w:space="0" w:color="000000"/>
-              </w:pBdr>
-              <w:spacing w:after="10" w:before="10" w:line="240"/>
-              <w:ind w:left="100" w:right="100" w:firstLine="0" w:firstLineChars="0"/>
-              <w:rPr>
-                <w:rFonts w:ascii="Arial" w:hAnsi="Arial" w:eastAsia="Arial" w:cs="Arial"/>
-                <w:i w:val="false"/>
-                <w:b w:val="false"/>
-                <w:u w:val="none"/>
-                <w:sz w:val="18"/>
-                <w:szCs w:val="18"/>
-                <w:color w:val="000000"/>
-              </w:rPr>
-            </w:pPr>
-            <w:r>
-              <w:rPr>
-                <w:rFonts w:ascii="Arial" w:hAnsi="Arial" w:eastAsia="Arial" w:cs="Arial"/>
-                <w:i w:val="false"/>
-                <w:b w:val="false"/>
-                <w:u w:val="none"/>
-                <w:sz w:val="18"/>
-                <w:szCs w:val="18"/>
-                <w:color w:val="000000"/>
-              </w:rPr>
-              <w:t xml:space="preserve">-0.026 ‡</w:t>
+              <w:t xml:space="preserve">Nivel educativo de la madre, n (%)</w:t>
+            </w:r>
+          </w:p>
+        </w:tc>
+        <w:tc>
+          <w:tcPr>
+            <w:tcBorders>
+              <w:bottom w:val="none" w:sz="0" w:space="0" w:color="000000"/>
+              <w:top w:val="none" w:sz="0" w:space="0" w:color="000000"/>
+              <w:left w:val="none" w:sz="0" w:space="0" w:color="000000"/>
+              <w:right w:val="none" w:sz="0" w:space="0" w:color="000000"/>
+            </w:tcBorders>
+            <w:shd w:val="clear" w:color="auto" w:fill="FFFFFF"/>
+            <w:tcMar>
+              <w:top w:w="0" w:type="dxa"/>
+              <w:bottom w:w="0" w:type="dxa"/>
+              <w:left w:w="0" w:type="dxa"/>
+              <w:right w:w="0" w:type="dxa"/>
+            </w:tcMar>
+            <w:vAlign w:val="top"/>
+          </w:tcPr>
+          <w:p>
+            <w:pPr>
+              <w:jc w:val="center"/>
+              <w:pBdr>
+                <w:bottom w:val="none" w:sz="0" w:space="0" w:color="000000"/>
+                <w:top w:val="none" w:sz="0" w:space="0" w:color="000000"/>
+                <w:left w:val="none" w:sz="0" w:space="0" w:color="000000"/>
+                <w:right w:val="none" w:sz="0" w:space="0" w:color="000000"/>
+              </w:pBdr>
+              <w:spacing w:after="10" w:before="10" w:line="240"/>
+              <w:ind w:left="100" w:right="100" w:firstLine="0" w:firstLineChars="0"/>
+              <w:rPr>
+                <w:rFonts w:ascii="Arial" w:hAnsi="Arial" w:eastAsia="Arial" w:cs="Arial"/>
+                <w:i w:val="false"/>
+                <w:b w:val="false"/>
+                <w:u w:val="none"/>
+                <w:sz w:val="18"/>
+                <w:szCs w:val="18"/>
+                <w:color w:val="000000"/>
+              </w:rPr>
+            </w:pPr>
+            <w:r>
+              <w:rPr>
+                <w:rFonts w:ascii="Arial" w:hAnsi="Arial" w:eastAsia="Arial" w:cs="Arial"/>
+                <w:i w:val="false"/>
+                <w:b w:val="false"/>
+                <w:u w:val="none"/>
+                <w:sz w:val="18"/>
+                <w:szCs w:val="18"/>
+                <w:color w:val="000000"/>
+              </w:rPr>
+              <w:t xml:space="preserve"/>
+            </w:r>
+          </w:p>
+        </w:tc>
+        <w:tc>
+          <w:tcPr>
+            <w:tcBorders>
+              <w:bottom w:val="none" w:sz="0" w:space="0" w:color="000000"/>
+              <w:top w:val="none" w:sz="0" w:space="0" w:color="000000"/>
+              <w:left w:val="none" w:sz="0" w:space="0" w:color="000000"/>
+              <w:right w:val="none" w:sz="0" w:space="0" w:color="000000"/>
+            </w:tcBorders>
+            <w:shd w:val="clear" w:color="auto" w:fill="FFFFFF"/>
+            <w:tcMar>
+              <w:top w:w="0" w:type="dxa"/>
+              <w:bottom w:w="0" w:type="dxa"/>
+              <w:left w:w="0" w:type="dxa"/>
+              <w:right w:w="0" w:type="dxa"/>
+            </w:tcMar>
+            <w:vAlign w:val="top"/>
+          </w:tcPr>
+          <w:p>
+            <w:pPr>
+              <w:jc w:val="center"/>
+              <w:pBdr>
+                <w:bottom w:val="none" w:sz="0" w:space="0" w:color="000000"/>
+                <w:top w:val="none" w:sz="0" w:space="0" w:color="000000"/>
+                <w:left w:val="none" w:sz="0" w:space="0" w:color="000000"/>
+                <w:right w:val="none" w:sz="0" w:space="0" w:color="000000"/>
+              </w:pBdr>
+              <w:spacing w:after="10" w:before="10" w:line="240"/>
+              <w:ind w:left="100" w:right="100" w:firstLine="0" w:firstLineChars="0"/>
+              <w:rPr>
+                <w:rFonts w:ascii="Arial" w:hAnsi="Arial" w:eastAsia="Arial" w:cs="Arial"/>
+                <w:i w:val="false"/>
+                <w:b w:val="false"/>
+                <w:u w:val="none"/>
+                <w:sz w:val="18"/>
+                <w:szCs w:val="18"/>
+                <w:color w:val="000000"/>
+              </w:rPr>
+            </w:pPr>
+            <w:r>
+              <w:rPr>
+                <w:rFonts w:ascii="Arial" w:hAnsi="Arial" w:eastAsia="Arial" w:cs="Arial"/>
+                <w:i w:val="false"/>
+                <w:b w:val="false"/>
+                <w:u w:val="none"/>
+                <w:sz w:val="18"/>
+                <w:szCs w:val="18"/>
+                <w:color w:val="000000"/>
+              </w:rPr>
+              <w:t xml:space="preserve"/>
+            </w:r>
+          </w:p>
+        </w:tc>
+        <w:tc>
+          <w:tcPr>
+            <w:tcBorders>
+              <w:bottom w:val="none" w:sz="0" w:space="0" w:color="000000"/>
+              <w:top w:val="none" w:sz="0" w:space="0" w:color="000000"/>
+              <w:left w:val="none" w:sz="0" w:space="0" w:color="000000"/>
+              <w:right w:val="none" w:sz="0" w:space="0" w:color="000000"/>
+            </w:tcBorders>
+            <w:shd w:val="clear" w:color="auto" w:fill="FFFFFF"/>
+            <w:tcMar>
+              <w:top w:w="0" w:type="dxa"/>
+              <w:bottom w:w="0" w:type="dxa"/>
+              <w:left w:w="0" w:type="dxa"/>
+              <w:right w:w="0" w:type="dxa"/>
+            </w:tcMar>
+            <w:vAlign w:val="top"/>
+          </w:tcPr>
+          <w:p>
+            <w:pPr>
+              <w:jc w:val="center"/>
+              <w:pBdr>
+                <w:bottom w:val="none" w:sz="0" w:space="0" w:color="000000"/>
+                <w:top w:val="none" w:sz="0" w:space="0" w:color="000000"/>
+                <w:left w:val="none" w:sz="0" w:space="0" w:color="000000"/>
+                <w:right w:val="none" w:sz="0" w:space="0" w:color="000000"/>
+              </w:pBdr>
+              <w:spacing w:after="10" w:before="10" w:line="240"/>
+              <w:ind w:left="100" w:right="100" w:firstLine="0" w:firstLineChars="0"/>
+              <w:rPr>
+                <w:rFonts w:ascii="Arial" w:hAnsi="Arial" w:eastAsia="Arial" w:cs="Arial"/>
+                <w:i w:val="false"/>
+                <w:b w:val="false"/>
+                <w:u w:val="none"/>
+                <w:sz w:val="18"/>
+                <w:szCs w:val="18"/>
+                <w:color w:val="000000"/>
+              </w:rPr>
+            </w:pPr>
+            <w:r>
+              <w:rPr>
+                <w:rFonts w:ascii="Arial" w:hAnsi="Arial" w:eastAsia="Arial" w:cs="Arial"/>
+                <w:i w:val="false"/>
+                <w:b w:val="false"/>
+                <w:u w:val="none"/>
+                <w:sz w:val="18"/>
+                <w:szCs w:val="18"/>
+                <w:color w:val="000000"/>
+              </w:rPr>
+              <w:t xml:space="preserve"/>
+            </w:r>
+          </w:p>
+        </w:tc>
+        <w:tc>
+          <w:tcPr>
+            <w:tcBorders>
+              <w:bottom w:val="none" w:sz="0" w:space="0" w:color="000000"/>
+              <w:top w:val="none" w:sz="0" w:space="0" w:color="000000"/>
+              <w:left w:val="none" w:sz="0" w:space="0" w:color="000000"/>
+              <w:right w:val="none" w:sz="0" w:space="0" w:color="000000"/>
+            </w:tcBorders>
+            <w:shd w:val="clear" w:color="auto" w:fill="FFFFFF"/>
+            <w:tcMar>
+              <w:top w:w="0" w:type="dxa"/>
+              <w:bottom w:w="0" w:type="dxa"/>
+              <w:left w:w="0" w:type="dxa"/>
+              <w:right w:w="0" w:type="dxa"/>
+            </w:tcMar>
+            <w:vAlign w:val="top"/>
+          </w:tcPr>
+          <w:p>
+            <w:pPr>
+              <w:jc w:val="center"/>
+              <w:pBdr>
+                <w:bottom w:val="none" w:sz="0" w:space="0" w:color="000000"/>
+                <w:top w:val="none" w:sz="0" w:space="0" w:color="000000"/>
+                <w:left w:val="none" w:sz="0" w:space="0" w:color="000000"/>
+                <w:right w:val="none" w:sz="0" w:space="0" w:color="000000"/>
+              </w:pBdr>
+              <w:spacing w:after="10" w:before="10" w:line="240"/>
+              <w:ind w:left="100" w:right="100" w:firstLine="0" w:firstLineChars="0"/>
+              <w:rPr>
+                <w:rFonts w:ascii="Arial" w:hAnsi="Arial" w:eastAsia="Arial" w:cs="Arial"/>
+                <w:i w:val="false"/>
+                <w:b w:val="false"/>
+                <w:u w:val="none"/>
+                <w:sz w:val="18"/>
+                <w:szCs w:val="18"/>
+                <w:color w:val="000000"/>
+              </w:rPr>
+            </w:pPr>
+            <w:r>
+              <w:rPr>
+                <w:rFonts w:ascii="Arial" w:hAnsi="Arial" w:eastAsia="Arial" w:cs="Arial"/>
+                <w:i w:val="false"/>
+                <w:b w:val="false"/>
+                <w:u w:val="none"/>
+                <w:sz w:val="18"/>
+                <w:szCs w:val="18"/>
+                <w:color w:val="000000"/>
+              </w:rPr>
+              <w:t xml:space="preserve">0.164**</w:t>
+            </w:r>
+          </w:p>
+        </w:tc>
+        <w:tc>
+          <w:tcPr>
+            <w:tcBorders>
+              <w:bottom w:val="none" w:sz="0" w:space="0" w:color="000000"/>
+              <w:top w:val="none" w:sz="0" w:space="0" w:color="000000"/>
+              <w:left w:val="none" w:sz="0" w:space="0" w:color="000000"/>
+              <w:right w:val="none" w:sz="0" w:space="0" w:color="000000"/>
+            </w:tcBorders>
+            <w:shd w:val="clear" w:color="auto" w:fill="FFFFFF"/>
+            <w:tcMar>
+              <w:top w:w="0" w:type="dxa"/>
+              <w:bottom w:w="0" w:type="dxa"/>
+              <w:left w:w="0" w:type="dxa"/>
+              <w:right w:w="0" w:type="dxa"/>
+            </w:tcMar>
+            <w:vAlign w:val="top"/>
+          </w:tcPr>
+          <w:p>
+            <w:pPr>
+              <w:jc w:val="center"/>
+              <w:pBdr>
+                <w:bottom w:val="none" w:sz="0" w:space="0" w:color="000000"/>
+                <w:top w:val="none" w:sz="0" w:space="0" w:color="000000"/>
+                <w:left w:val="none" w:sz="0" w:space="0" w:color="000000"/>
+                <w:right w:val="none" w:sz="0" w:space="0" w:color="000000"/>
+              </w:pBdr>
+              <w:spacing w:after="10" w:before="10" w:line="240"/>
+              <w:ind w:left="100" w:right="100" w:firstLine="0" w:firstLineChars="0"/>
+              <w:rPr>
+                <w:rFonts w:ascii="Arial" w:hAnsi="Arial" w:eastAsia="Arial" w:cs="Arial"/>
+                <w:i w:val="false"/>
+                <w:b w:val="false"/>
+                <w:u w:val="none"/>
+                <w:sz w:val="18"/>
+                <w:szCs w:val="18"/>
+                <w:color w:val="000000"/>
+              </w:rPr>
+            </w:pPr>
+            <w:r>
+              <w:rPr>
+                <w:rFonts w:ascii="Arial" w:hAnsi="Arial" w:eastAsia="Arial" w:cs="Arial"/>
+                <w:i w:val="false"/>
+                <w:b w:val="false"/>
+                <w:u w:val="none"/>
+                <w:sz w:val="18"/>
+                <w:szCs w:val="18"/>
+                <w:color w:val="000000"/>
+              </w:rPr>
+              <w:t xml:space="preserve">0.338 †</w:t>
             </w:r>
           </w:p>
         </w:tc>
@@ -2038,288 +2038,288 @@
                 <w:right w:val="none" w:sz="0" w:space="0" w:color="000000"/>
               </w:pBdr>
               <w:spacing w:after="10" w:before="10" w:line="240"/>
-              <w:ind w:left="100" w:right="100" w:firstLine="0" w:firstLineChars="0"/>
-              <w:rPr>
-                <w:rFonts w:ascii="Arial" w:hAnsi="Arial" w:eastAsia="Arial" w:cs="Arial"/>
-                <w:i w:val="false"/>
-                <w:b w:val="false"/>
-                <w:u w:val="none"/>
-                <w:sz w:val="18"/>
-                <w:szCs w:val="18"/>
-                <w:color w:val="000000"/>
-              </w:rPr>
-            </w:pPr>
-            <w:r>
-              <w:rPr>
-                <w:rFonts w:ascii="Arial" w:hAnsi="Arial" w:eastAsia="Arial" w:cs="Arial"/>
-                <w:i w:val="false"/>
-                <w:b w:val="false"/>
-                <w:u w:val="none"/>
-                <w:sz w:val="18"/>
-                <w:szCs w:val="18"/>
-                <w:color w:val="000000"/>
-              </w:rPr>
-              <w:t xml:space="preserve">Talla (metros), Mediana (Q1, Q3)</w:t>
-            </w:r>
-          </w:p>
-        </w:tc>
-        <w:tc>
-          <w:tcPr>
-            <w:tcBorders>
-              <w:bottom w:val="none" w:sz="0" w:space="0" w:color="000000"/>
-              <w:top w:val="none" w:sz="0" w:space="0" w:color="000000"/>
-              <w:left w:val="none" w:sz="0" w:space="0" w:color="000000"/>
-              <w:right w:val="none" w:sz="0" w:space="0" w:color="000000"/>
-            </w:tcBorders>
-            <w:shd w:val="clear" w:color="auto" w:fill="FFFFFF"/>
-            <w:tcMar>
-              <w:top w:w="0" w:type="dxa"/>
-              <w:bottom w:w="0" w:type="dxa"/>
-              <w:left w:w="0" w:type="dxa"/>
-              <w:right w:w="0" w:type="dxa"/>
-            </w:tcMar>
-            <w:vAlign w:val="top"/>
-          </w:tcPr>
-          <w:p>
-            <w:pPr>
-              <w:jc w:val="center"/>
-              <w:pBdr>
-                <w:bottom w:val="none" w:sz="0" w:space="0" w:color="000000"/>
-                <w:top w:val="none" w:sz="0" w:space="0" w:color="000000"/>
-                <w:left w:val="none" w:sz="0" w:space="0" w:color="000000"/>
-                <w:right w:val="none" w:sz="0" w:space="0" w:color="000000"/>
-              </w:pBdr>
-              <w:spacing w:after="10" w:before="10" w:line="240"/>
-              <w:ind w:left="100" w:right="100" w:firstLine="0" w:firstLineChars="0"/>
-              <w:rPr>
-                <w:rFonts w:ascii="Arial" w:hAnsi="Arial" w:eastAsia="Arial" w:cs="Arial"/>
-                <w:i w:val="false"/>
-                <w:b w:val="false"/>
-                <w:u w:val="none"/>
-                <w:sz w:val="18"/>
-                <w:szCs w:val="18"/>
-                <w:color w:val="000000"/>
-              </w:rPr>
-            </w:pPr>
-            <w:r>
-              <w:rPr>
-                <w:rFonts w:ascii="Arial" w:hAnsi="Arial" w:eastAsia="Arial" w:cs="Arial"/>
-                <w:i w:val="false"/>
-                <w:b w:val="false"/>
-                <w:u w:val="none"/>
-                <w:sz w:val="18"/>
-                <w:szCs w:val="18"/>
-                <w:color w:val="000000"/>
-              </w:rPr>
-              <w:t xml:space="preserve">1.54 (1.51, 1.57)</w:t>
-            </w:r>
-          </w:p>
-        </w:tc>
-        <w:tc>
-          <w:tcPr>
-            <w:tcBorders>
-              <w:bottom w:val="none" w:sz="0" w:space="0" w:color="000000"/>
-              <w:top w:val="none" w:sz="0" w:space="0" w:color="000000"/>
-              <w:left w:val="none" w:sz="0" w:space="0" w:color="000000"/>
-              <w:right w:val="none" w:sz="0" w:space="0" w:color="000000"/>
-            </w:tcBorders>
-            <w:shd w:val="clear" w:color="auto" w:fill="FFFFFF"/>
-            <w:tcMar>
-              <w:top w:w="0" w:type="dxa"/>
-              <w:bottom w:w="0" w:type="dxa"/>
-              <w:left w:w="0" w:type="dxa"/>
-              <w:right w:w="0" w:type="dxa"/>
-            </w:tcMar>
-            <w:vAlign w:val="top"/>
-          </w:tcPr>
-          <w:p>
-            <w:pPr>
-              <w:jc w:val="center"/>
-              <w:pBdr>
-                <w:bottom w:val="none" w:sz="0" w:space="0" w:color="000000"/>
-                <w:top w:val="none" w:sz="0" w:space="0" w:color="000000"/>
-                <w:left w:val="none" w:sz="0" w:space="0" w:color="000000"/>
-                <w:right w:val="none" w:sz="0" w:space="0" w:color="000000"/>
-              </w:pBdr>
-              <w:spacing w:after="10" w:before="10" w:line="240"/>
-              <w:ind w:left="100" w:right="100" w:firstLine="0" w:firstLineChars="0"/>
-              <w:rPr>
-                <w:rFonts w:ascii="Arial" w:hAnsi="Arial" w:eastAsia="Arial" w:cs="Arial"/>
-                <w:i w:val="false"/>
-                <w:b w:val="false"/>
-                <w:u w:val="none"/>
-                <w:sz w:val="18"/>
-                <w:szCs w:val="18"/>
-                <w:color w:val="000000"/>
-              </w:rPr>
-            </w:pPr>
-            <w:r>
-              <w:rPr>
-                <w:rFonts w:ascii="Arial" w:hAnsi="Arial" w:eastAsia="Arial" w:cs="Arial"/>
-                <w:i w:val="false"/>
-                <w:b w:val="false"/>
-                <w:u w:val="none"/>
-                <w:sz w:val="18"/>
-                <w:szCs w:val="18"/>
-                <w:color w:val="000000"/>
-              </w:rPr>
-              <w:t xml:space="preserve">1.52 (1.45, 1.56)</w:t>
-            </w:r>
-          </w:p>
-        </w:tc>
-        <w:tc>
-          <w:tcPr>
-            <w:tcBorders>
-              <w:bottom w:val="none" w:sz="0" w:space="0" w:color="000000"/>
-              <w:top w:val="none" w:sz="0" w:space="0" w:color="000000"/>
-              <w:left w:val="none" w:sz="0" w:space="0" w:color="000000"/>
-              <w:right w:val="none" w:sz="0" w:space="0" w:color="000000"/>
-            </w:tcBorders>
-            <w:shd w:val="clear" w:color="auto" w:fill="FFFFFF"/>
-            <w:tcMar>
-              <w:top w:w="0" w:type="dxa"/>
-              <w:bottom w:w="0" w:type="dxa"/>
-              <w:left w:w="0" w:type="dxa"/>
-              <w:right w:w="0" w:type="dxa"/>
-            </w:tcMar>
-            <w:vAlign w:val="top"/>
-          </w:tcPr>
-          <w:p>
-            <w:pPr>
-              <w:jc w:val="center"/>
-              <w:pBdr>
-                <w:bottom w:val="none" w:sz="0" w:space="0" w:color="000000"/>
-                <w:top w:val="none" w:sz="0" w:space="0" w:color="000000"/>
-                <w:left w:val="none" w:sz="0" w:space="0" w:color="000000"/>
-                <w:right w:val="none" w:sz="0" w:space="0" w:color="000000"/>
-              </w:pBdr>
-              <w:spacing w:after="10" w:before="10" w:line="240"/>
-              <w:ind w:left="100" w:right="100" w:firstLine="0" w:firstLineChars="0"/>
-              <w:rPr>
-                <w:rFonts w:ascii="Arial" w:hAnsi="Arial" w:eastAsia="Arial" w:cs="Arial"/>
-                <w:i w:val="false"/>
-                <w:b w:val="false"/>
-                <w:u w:val="none"/>
-                <w:sz w:val="18"/>
-                <w:szCs w:val="18"/>
-                <w:color w:val="000000"/>
-              </w:rPr>
-            </w:pPr>
-            <w:r>
-              <w:rPr>
-                <w:rFonts w:ascii="Arial" w:hAnsi="Arial" w:eastAsia="Arial" w:cs="Arial"/>
-                <w:i w:val="false"/>
-                <w:b w:val="false"/>
-                <w:u w:val="none"/>
-                <w:sz w:val="18"/>
-                <w:szCs w:val="18"/>
-                <w:color w:val="000000"/>
-              </w:rPr>
-              <w:t xml:space="preserve">1.54 (1.51, 1.59)</w:t>
-            </w:r>
-          </w:p>
-        </w:tc>
-        <w:tc>
-          <w:tcPr>
-            <w:tcBorders>
-              <w:bottom w:val="none" w:sz="0" w:space="0" w:color="000000"/>
-              <w:top w:val="none" w:sz="0" w:space="0" w:color="000000"/>
-              <w:left w:val="none" w:sz="0" w:space="0" w:color="000000"/>
-              <w:right w:val="none" w:sz="0" w:space="0" w:color="000000"/>
-            </w:tcBorders>
-            <w:shd w:val="clear" w:color="auto" w:fill="FFFFFF"/>
-            <w:tcMar>
-              <w:top w:w="0" w:type="dxa"/>
-              <w:bottom w:w="0" w:type="dxa"/>
-              <w:left w:w="0" w:type="dxa"/>
-              <w:right w:w="0" w:type="dxa"/>
-            </w:tcMar>
-            <w:vAlign w:val="top"/>
-          </w:tcPr>
-          <w:p>
-            <w:pPr>
-              <w:jc w:val="center"/>
-              <w:pBdr>
-                <w:bottom w:val="none" w:sz="0" w:space="0" w:color="000000"/>
-                <w:top w:val="none" w:sz="0" w:space="0" w:color="000000"/>
-                <w:left w:val="none" w:sz="0" w:space="0" w:color="000000"/>
-                <w:right w:val="none" w:sz="0" w:space="0" w:color="000000"/>
-              </w:pBdr>
-              <w:spacing w:after="10" w:before="10" w:line="240"/>
-              <w:ind w:left="100" w:right="100" w:firstLine="0" w:firstLineChars="0"/>
-              <w:rPr>
-                <w:rFonts w:ascii="Arial" w:hAnsi="Arial" w:eastAsia="Arial" w:cs="Arial"/>
-                <w:i w:val="false"/>
-                <w:b w:val="false"/>
-                <w:u w:val="none"/>
-                <w:sz w:val="18"/>
-                <w:szCs w:val="18"/>
-                <w:color w:val="000000"/>
-              </w:rPr>
-            </w:pPr>
-            <w:r>
-              <w:rPr>
-                <w:rFonts w:ascii="Arial" w:hAnsi="Arial" w:eastAsia="Arial" w:cs="Arial"/>
-                <w:i w:val="false"/>
-                <w:b w:val="false"/>
-                <w:u w:val="none"/>
-                <w:sz w:val="18"/>
-                <w:szCs w:val="18"/>
-                <w:color w:val="000000"/>
-              </w:rPr>
-              <w:t xml:space="preserve">0.144*</w:t>
-            </w:r>
-          </w:p>
-        </w:tc>
-        <w:tc>
-          <w:tcPr>
-            <w:tcBorders>
-              <w:bottom w:val="none" w:sz="0" w:space="0" w:color="000000"/>
-              <w:top w:val="none" w:sz="0" w:space="0" w:color="000000"/>
-              <w:left w:val="none" w:sz="0" w:space="0" w:color="000000"/>
-              <w:right w:val="none" w:sz="0" w:space="0" w:color="000000"/>
-            </w:tcBorders>
-            <w:shd w:val="clear" w:color="auto" w:fill="FFFFFF"/>
-            <w:tcMar>
-              <w:top w:w="0" w:type="dxa"/>
-              <w:bottom w:w="0" w:type="dxa"/>
-              <w:left w:w="0" w:type="dxa"/>
-              <w:right w:w="0" w:type="dxa"/>
-            </w:tcMar>
-            <w:vAlign w:val="top"/>
-          </w:tcPr>
-          <w:p>
-            <w:pPr>
-              <w:jc w:val="center"/>
-              <w:pBdr>
-                <w:bottom w:val="none" w:sz="0" w:space="0" w:color="000000"/>
-                <w:top w:val="none" w:sz="0" w:space="0" w:color="000000"/>
-                <w:left w:val="none" w:sz="0" w:space="0" w:color="000000"/>
-                <w:right w:val="none" w:sz="0" w:space="0" w:color="000000"/>
-              </w:pBdr>
-              <w:spacing w:after="10" w:before="10" w:line="240"/>
-              <w:ind w:left="100" w:right="100" w:firstLine="0" w:firstLineChars="0"/>
-              <w:rPr>
-                <w:rFonts w:ascii="Arial" w:hAnsi="Arial" w:eastAsia="Arial" w:cs="Arial"/>
-                <w:i w:val="false"/>
-                <w:b w:val="false"/>
-                <w:u w:val="none"/>
-                <w:sz w:val="18"/>
-                <w:szCs w:val="18"/>
-                <w:color w:val="000000"/>
-              </w:rPr>
-            </w:pPr>
-            <w:r>
-              <w:rPr>
-                <w:rFonts w:ascii="Arial" w:hAnsi="Arial" w:eastAsia="Arial" w:cs="Arial"/>
-                <w:i w:val="false"/>
-                <w:b w:val="false"/>
-                <w:u w:val="none"/>
-                <w:sz w:val="18"/>
-                <w:szCs w:val="18"/>
-                <w:color w:val="000000"/>
-              </w:rPr>
-              <w:t xml:space="preserve">0.026 ‡</w:t>
+              <w:ind w:left="300" w:right="100" w:firstLine="0" w:firstLineChars="0"/>
+              <w:rPr>
+                <w:rFonts w:ascii="Arial" w:hAnsi="Arial" w:eastAsia="Arial" w:cs="Arial"/>
+                <w:i w:val="false"/>
+                <w:b w:val="false"/>
+                <w:u w:val="none"/>
+                <w:sz w:val="18"/>
+                <w:szCs w:val="18"/>
+                <w:color w:val="000000"/>
+              </w:rPr>
+            </w:pPr>
+            <w:r>
+              <w:rPr>
+                <w:rFonts w:ascii="Arial" w:hAnsi="Arial" w:eastAsia="Arial" w:cs="Arial"/>
+                <w:i w:val="false"/>
+                <w:b w:val="false"/>
+                <w:u w:val="none"/>
+                <w:sz w:val="18"/>
+                <w:szCs w:val="18"/>
+                <w:color w:val="000000"/>
+              </w:rPr>
+              <w:t xml:space="preserve">Primaria</w:t>
+            </w:r>
+          </w:p>
+        </w:tc>
+        <w:tc>
+          <w:tcPr>
+            <w:tcBorders>
+              <w:bottom w:val="none" w:sz="0" w:space="0" w:color="000000"/>
+              <w:top w:val="none" w:sz="0" w:space="0" w:color="000000"/>
+              <w:left w:val="none" w:sz="0" w:space="0" w:color="000000"/>
+              <w:right w:val="none" w:sz="0" w:space="0" w:color="000000"/>
+            </w:tcBorders>
+            <w:shd w:val="clear" w:color="auto" w:fill="FFFFFF"/>
+            <w:tcMar>
+              <w:top w:w="0" w:type="dxa"/>
+              <w:bottom w:w="0" w:type="dxa"/>
+              <w:left w:w="0" w:type="dxa"/>
+              <w:right w:w="0" w:type="dxa"/>
+            </w:tcMar>
+            <w:vAlign w:val="top"/>
+          </w:tcPr>
+          <w:p>
+            <w:pPr>
+              <w:jc w:val="center"/>
+              <w:pBdr>
+                <w:bottom w:val="none" w:sz="0" w:space="0" w:color="000000"/>
+                <w:top w:val="none" w:sz="0" w:space="0" w:color="000000"/>
+                <w:left w:val="none" w:sz="0" w:space="0" w:color="000000"/>
+                <w:right w:val="none" w:sz="0" w:space="0" w:color="000000"/>
+              </w:pBdr>
+              <w:spacing w:after="10" w:before="10" w:line="240"/>
+              <w:ind w:left="100" w:right="100" w:firstLine="0" w:firstLineChars="0"/>
+              <w:rPr>
+                <w:rFonts w:ascii="Arial" w:hAnsi="Arial" w:eastAsia="Arial" w:cs="Arial"/>
+                <w:i w:val="false"/>
+                <w:b w:val="false"/>
+                <w:u w:val="none"/>
+                <w:sz w:val="18"/>
+                <w:szCs w:val="18"/>
+                <w:color w:val="000000"/>
+              </w:rPr>
+            </w:pPr>
+            <w:r>
+              <w:rPr>
+                <w:rFonts w:ascii="Arial" w:hAnsi="Arial" w:eastAsia="Arial" w:cs="Arial"/>
+                <w:i w:val="false"/>
+                <w:b w:val="false"/>
+                <w:u w:val="none"/>
+                <w:sz w:val="18"/>
+                <w:szCs w:val="18"/>
+                <w:color w:val="000000"/>
+              </w:rPr>
+              <w:t xml:space="preserve">0.0 (0.0%)</w:t>
+            </w:r>
+          </w:p>
+        </w:tc>
+        <w:tc>
+          <w:tcPr>
+            <w:tcBorders>
+              <w:bottom w:val="none" w:sz="0" w:space="0" w:color="000000"/>
+              <w:top w:val="none" w:sz="0" w:space="0" w:color="000000"/>
+              <w:left w:val="none" w:sz="0" w:space="0" w:color="000000"/>
+              <w:right w:val="none" w:sz="0" w:space="0" w:color="000000"/>
+            </w:tcBorders>
+            <w:shd w:val="clear" w:color="auto" w:fill="FFFFFF"/>
+            <w:tcMar>
+              <w:top w:w="0" w:type="dxa"/>
+              <w:bottom w:w="0" w:type="dxa"/>
+              <w:left w:w="0" w:type="dxa"/>
+              <w:right w:w="0" w:type="dxa"/>
+            </w:tcMar>
+            <w:vAlign w:val="top"/>
+          </w:tcPr>
+          <w:p>
+            <w:pPr>
+              <w:jc w:val="center"/>
+              <w:pBdr>
+                <w:bottom w:val="none" w:sz="0" w:space="0" w:color="000000"/>
+                <w:top w:val="none" w:sz="0" w:space="0" w:color="000000"/>
+                <w:left w:val="none" w:sz="0" w:space="0" w:color="000000"/>
+                <w:right w:val="none" w:sz="0" w:space="0" w:color="000000"/>
+              </w:pBdr>
+              <w:spacing w:after="10" w:before="10" w:line="240"/>
+              <w:ind w:left="100" w:right="100" w:firstLine="0" w:firstLineChars="0"/>
+              <w:rPr>
+                <w:rFonts w:ascii="Arial" w:hAnsi="Arial" w:eastAsia="Arial" w:cs="Arial"/>
+                <w:i w:val="false"/>
+                <w:b w:val="false"/>
+                <w:u w:val="none"/>
+                <w:sz w:val="18"/>
+                <w:szCs w:val="18"/>
+                <w:color w:val="000000"/>
+              </w:rPr>
+            </w:pPr>
+            <w:r>
+              <w:rPr>
+                <w:rFonts w:ascii="Arial" w:hAnsi="Arial" w:eastAsia="Arial" w:cs="Arial"/>
+                <w:i w:val="false"/>
+                <w:b w:val="false"/>
+                <w:u w:val="none"/>
+                <w:sz w:val="18"/>
+                <w:szCs w:val="18"/>
+                <w:color w:val="000000"/>
+              </w:rPr>
+              <w:t xml:space="preserve">3.0 (60.0%)</w:t>
+            </w:r>
+          </w:p>
+        </w:tc>
+        <w:tc>
+          <w:tcPr>
+            <w:tcBorders>
+              <w:bottom w:val="none" w:sz="0" w:space="0" w:color="000000"/>
+              <w:top w:val="none" w:sz="0" w:space="0" w:color="000000"/>
+              <w:left w:val="none" w:sz="0" w:space="0" w:color="000000"/>
+              <w:right w:val="none" w:sz="0" w:space="0" w:color="000000"/>
+            </w:tcBorders>
+            <w:shd w:val="clear" w:color="auto" w:fill="FFFFFF"/>
+            <w:tcMar>
+              <w:top w:w="0" w:type="dxa"/>
+              <w:bottom w:w="0" w:type="dxa"/>
+              <w:left w:w="0" w:type="dxa"/>
+              <w:right w:w="0" w:type="dxa"/>
+            </w:tcMar>
+            <w:vAlign w:val="top"/>
+          </w:tcPr>
+          <w:p>
+            <w:pPr>
+              <w:jc w:val="center"/>
+              <w:pBdr>
+                <w:bottom w:val="none" w:sz="0" w:space="0" w:color="000000"/>
+                <w:top w:val="none" w:sz="0" w:space="0" w:color="000000"/>
+                <w:left w:val="none" w:sz="0" w:space="0" w:color="000000"/>
+                <w:right w:val="none" w:sz="0" w:space="0" w:color="000000"/>
+              </w:pBdr>
+              <w:spacing w:after="10" w:before="10" w:line="240"/>
+              <w:ind w:left="100" w:right="100" w:firstLine="0" w:firstLineChars="0"/>
+              <w:rPr>
+                <w:rFonts w:ascii="Arial" w:hAnsi="Arial" w:eastAsia="Arial" w:cs="Arial"/>
+                <w:i w:val="false"/>
+                <w:b w:val="false"/>
+                <w:u w:val="none"/>
+                <w:sz w:val="18"/>
+                <w:szCs w:val="18"/>
+                <w:color w:val="000000"/>
+              </w:rPr>
+            </w:pPr>
+            <w:r>
+              <w:rPr>
+                <w:rFonts w:ascii="Arial" w:hAnsi="Arial" w:eastAsia="Arial" w:cs="Arial"/>
+                <w:i w:val="false"/>
+                <w:b w:val="false"/>
+                <w:u w:val="none"/>
+                <w:sz w:val="18"/>
+                <w:szCs w:val="18"/>
+                <w:color w:val="000000"/>
+              </w:rPr>
+              <w:t xml:space="preserve">2.0 (40.0%)</w:t>
+            </w:r>
+          </w:p>
+        </w:tc>
+        <w:tc>
+          <w:tcPr>
+            <w:tcBorders>
+              <w:bottom w:val="none" w:sz="0" w:space="0" w:color="000000"/>
+              <w:top w:val="none" w:sz="0" w:space="0" w:color="000000"/>
+              <w:left w:val="none" w:sz="0" w:space="0" w:color="000000"/>
+              <w:right w:val="none" w:sz="0" w:space="0" w:color="000000"/>
+            </w:tcBorders>
+            <w:shd w:val="clear" w:color="auto" w:fill="FFFFFF"/>
+            <w:tcMar>
+              <w:top w:w="0" w:type="dxa"/>
+              <w:bottom w:w="0" w:type="dxa"/>
+              <w:left w:w="0" w:type="dxa"/>
+              <w:right w:w="0" w:type="dxa"/>
+            </w:tcMar>
+            <w:vAlign w:val="top"/>
+          </w:tcPr>
+          <w:p>
+            <w:pPr>
+              <w:jc w:val="center"/>
+              <w:pBdr>
+                <w:bottom w:val="none" w:sz="0" w:space="0" w:color="000000"/>
+                <w:top w:val="none" w:sz="0" w:space="0" w:color="000000"/>
+                <w:left w:val="none" w:sz="0" w:space="0" w:color="000000"/>
+                <w:right w:val="none" w:sz="0" w:space="0" w:color="000000"/>
+              </w:pBdr>
+              <w:spacing w:after="10" w:before="10" w:line="240"/>
+              <w:ind w:left="100" w:right="100" w:firstLine="0" w:firstLineChars="0"/>
+              <w:rPr>
+                <w:rFonts w:ascii="Arial" w:hAnsi="Arial" w:eastAsia="Arial" w:cs="Arial"/>
+                <w:i w:val="false"/>
+                <w:b w:val="false"/>
+                <w:u w:val="none"/>
+                <w:sz w:val="18"/>
+                <w:szCs w:val="18"/>
+                <w:color w:val="000000"/>
+              </w:rPr>
+            </w:pPr>
+            <w:r>
+              <w:rPr>
+                <w:rFonts w:ascii="Arial" w:hAnsi="Arial" w:eastAsia="Arial" w:cs="Arial"/>
+                <w:i w:val="false"/>
+                <w:b w:val="false"/>
+                <w:u w:val="none"/>
+                <w:sz w:val="18"/>
+                <w:szCs w:val="18"/>
+                <w:color w:val="000000"/>
+              </w:rPr>
+              <w:t xml:space="preserve"/>
+            </w:r>
+          </w:p>
+        </w:tc>
+        <w:tc>
+          <w:tcPr>
+            <w:tcBorders>
+              <w:bottom w:val="none" w:sz="0" w:space="0" w:color="000000"/>
+              <w:top w:val="none" w:sz="0" w:space="0" w:color="000000"/>
+              <w:left w:val="none" w:sz="0" w:space="0" w:color="000000"/>
+              <w:right w:val="none" w:sz="0" w:space="0" w:color="000000"/>
+            </w:tcBorders>
+            <w:shd w:val="clear" w:color="auto" w:fill="FFFFFF"/>
+            <w:tcMar>
+              <w:top w:w="0" w:type="dxa"/>
+              <w:bottom w:w="0" w:type="dxa"/>
+              <w:left w:w="0" w:type="dxa"/>
+              <w:right w:w="0" w:type="dxa"/>
+            </w:tcMar>
+            <w:vAlign w:val="top"/>
+          </w:tcPr>
+          <w:p>
+            <w:pPr>
+              <w:jc w:val="center"/>
+              <w:pBdr>
+                <w:bottom w:val="none" w:sz="0" w:space="0" w:color="000000"/>
+                <w:top w:val="none" w:sz="0" w:space="0" w:color="000000"/>
+                <w:left w:val="none" w:sz="0" w:space="0" w:color="000000"/>
+                <w:right w:val="none" w:sz="0" w:space="0" w:color="000000"/>
+              </w:pBdr>
+              <w:spacing w:after="10" w:before="10" w:line="240"/>
+              <w:ind w:left="100" w:right="100" w:firstLine="0" w:firstLineChars="0"/>
+              <w:rPr>
+                <w:rFonts w:ascii="Arial" w:hAnsi="Arial" w:eastAsia="Arial" w:cs="Arial"/>
+                <w:i w:val="false"/>
+                <w:b w:val="false"/>
+                <w:u w:val="none"/>
+                <w:sz w:val="18"/>
+                <w:szCs w:val="18"/>
+                <w:color w:val="000000"/>
+              </w:rPr>
+            </w:pPr>
+            <w:r>
+              <w:rPr>
+                <w:rFonts w:ascii="Arial" w:hAnsi="Arial" w:eastAsia="Arial" w:cs="Arial"/>
+                <w:i w:val="false"/>
+                <w:b w:val="false"/>
+                <w:u w:val="none"/>
+                <w:sz w:val="18"/>
+                <w:szCs w:val="18"/>
+                <w:color w:val="000000"/>
+              </w:rPr>
+              <w:t xml:space="preserve"/>
             </w:r>
           </w:p>
         </w:tc>
@@ -2356,28 +2356,184 @@
                 <w:right w:val="none" w:sz="0" w:space="0" w:color="000000"/>
               </w:pBdr>
               <w:spacing w:after="10" w:before="10" w:line="240"/>
-              <w:ind w:left="100" w:right="100" w:firstLine="0" w:firstLineChars="0"/>
-              <w:rPr>
-                <w:rFonts w:ascii="Arial" w:hAnsi="Arial" w:eastAsia="Arial" w:cs="Arial"/>
-                <w:i w:val="false"/>
-                <w:b w:val="false"/>
-                <w:u w:val="none"/>
-                <w:sz w:val="18"/>
-                <w:szCs w:val="18"/>
-                <w:color w:val="000000"/>
-              </w:rPr>
-            </w:pPr>
-            <w:r>
-              <w:rPr>
-                <w:rFonts w:ascii="Arial" w:hAnsi="Arial" w:eastAsia="Arial" w:cs="Arial"/>
-                <w:i w:val="false"/>
-                <w:b w:val="false"/>
-                <w:u w:val="none"/>
-                <w:sz w:val="18"/>
-                <w:szCs w:val="18"/>
-                <w:color w:val="000000"/>
-              </w:rPr>
-              <w:t xml:space="preserve">IMC para la edad (OMS), n (%)</w:t>
+              <w:ind w:left="300" w:right="100" w:firstLine="0" w:firstLineChars="0"/>
+              <w:rPr>
+                <w:rFonts w:ascii="Arial" w:hAnsi="Arial" w:eastAsia="Arial" w:cs="Arial"/>
+                <w:i w:val="false"/>
+                <w:b w:val="false"/>
+                <w:u w:val="none"/>
+                <w:sz w:val="18"/>
+                <w:szCs w:val="18"/>
+                <w:color w:val="000000"/>
+              </w:rPr>
+            </w:pPr>
+            <w:r>
+              <w:rPr>
+                <w:rFonts w:ascii="Arial" w:hAnsi="Arial" w:eastAsia="Arial" w:cs="Arial"/>
+                <w:i w:val="false"/>
+                <w:b w:val="false"/>
+                <w:u w:val="none"/>
+                <w:sz w:val="18"/>
+                <w:szCs w:val="18"/>
+                <w:color w:val="000000"/>
+              </w:rPr>
+              <w:t xml:space="preserve">Secundaria</w:t>
+            </w:r>
+          </w:p>
+        </w:tc>
+        <w:tc>
+          <w:tcPr>
+            <w:tcBorders>
+              <w:bottom w:val="none" w:sz="0" w:space="0" w:color="000000"/>
+              <w:top w:val="none" w:sz="0" w:space="0" w:color="000000"/>
+              <w:left w:val="none" w:sz="0" w:space="0" w:color="000000"/>
+              <w:right w:val="none" w:sz="0" w:space="0" w:color="000000"/>
+            </w:tcBorders>
+            <w:shd w:val="clear" w:color="auto" w:fill="FFFFFF"/>
+            <w:tcMar>
+              <w:top w:w="0" w:type="dxa"/>
+              <w:bottom w:w="0" w:type="dxa"/>
+              <w:left w:w="0" w:type="dxa"/>
+              <w:right w:w="0" w:type="dxa"/>
+            </w:tcMar>
+            <w:vAlign w:val="top"/>
+          </w:tcPr>
+          <w:p>
+            <w:pPr>
+              <w:jc w:val="center"/>
+              <w:pBdr>
+                <w:bottom w:val="none" w:sz="0" w:space="0" w:color="000000"/>
+                <w:top w:val="none" w:sz="0" w:space="0" w:color="000000"/>
+                <w:left w:val="none" w:sz="0" w:space="0" w:color="000000"/>
+                <w:right w:val="none" w:sz="0" w:space="0" w:color="000000"/>
+              </w:pBdr>
+              <w:spacing w:after="10" w:before="10" w:line="240"/>
+              <w:ind w:left="100" w:right="100" w:firstLine="0" w:firstLineChars="0"/>
+              <w:rPr>
+                <w:rFonts w:ascii="Arial" w:hAnsi="Arial" w:eastAsia="Arial" w:cs="Arial"/>
+                <w:i w:val="false"/>
+                <w:b w:val="false"/>
+                <w:u w:val="none"/>
+                <w:sz w:val="18"/>
+                <w:szCs w:val="18"/>
+                <w:color w:val="000000"/>
+              </w:rPr>
+            </w:pPr>
+            <w:r>
+              <w:rPr>
+                <w:rFonts w:ascii="Arial" w:hAnsi="Arial" w:eastAsia="Arial" w:cs="Arial"/>
+                <w:i w:val="false"/>
+                <w:b w:val="false"/>
+                <w:u w:val="none"/>
+                <w:sz w:val="18"/>
+                <w:szCs w:val="18"/>
+                <w:color w:val="000000"/>
+              </w:rPr>
+              <w:t xml:space="preserve">8.0 (57.1%)</w:t>
+            </w:r>
+          </w:p>
+        </w:tc>
+        <w:tc>
+          <w:tcPr>
+            <w:tcBorders>
+              <w:bottom w:val="none" w:sz="0" w:space="0" w:color="000000"/>
+              <w:top w:val="none" w:sz="0" w:space="0" w:color="000000"/>
+              <w:left w:val="none" w:sz="0" w:space="0" w:color="000000"/>
+              <w:right w:val="none" w:sz="0" w:space="0" w:color="000000"/>
+            </w:tcBorders>
+            <w:shd w:val="clear" w:color="auto" w:fill="FFFFFF"/>
+            <w:tcMar>
+              <w:top w:w="0" w:type="dxa"/>
+              <w:bottom w:w="0" w:type="dxa"/>
+              <w:left w:w="0" w:type="dxa"/>
+              <w:right w:w="0" w:type="dxa"/>
+            </w:tcMar>
+            <w:vAlign w:val="top"/>
+          </w:tcPr>
+          <w:p>
+            <w:pPr>
+              <w:jc w:val="center"/>
+              <w:pBdr>
+                <w:bottom w:val="none" w:sz="0" w:space="0" w:color="000000"/>
+                <w:top w:val="none" w:sz="0" w:space="0" w:color="000000"/>
+                <w:left w:val="none" w:sz="0" w:space="0" w:color="000000"/>
+                <w:right w:val="none" w:sz="0" w:space="0" w:color="000000"/>
+              </w:pBdr>
+              <w:spacing w:after="10" w:before="10" w:line="240"/>
+              <w:ind w:left="100" w:right="100" w:firstLine="0" w:firstLineChars="0"/>
+              <w:rPr>
+                <w:rFonts w:ascii="Arial" w:hAnsi="Arial" w:eastAsia="Arial" w:cs="Arial"/>
+                <w:i w:val="false"/>
+                <w:b w:val="false"/>
+                <w:u w:val="none"/>
+                <w:sz w:val="18"/>
+                <w:szCs w:val="18"/>
+                <w:color w:val="000000"/>
+              </w:rPr>
+            </w:pPr>
+            <w:r>
+              <w:rPr>
+                <w:rFonts w:ascii="Arial" w:hAnsi="Arial" w:eastAsia="Arial" w:cs="Arial"/>
+                <w:i w:val="false"/>
+                <w:b w:val="false"/>
+                <w:u w:val="none"/>
+                <w:sz w:val="18"/>
+                <w:szCs w:val="18"/>
+                <w:color w:val="000000"/>
+              </w:rPr>
+              <w:t xml:space="preserve">3.0 (21.4%)</w:t>
+            </w:r>
+          </w:p>
+        </w:tc>
+        <w:tc>
+          <w:tcPr>
+            <w:tcBorders>
+              <w:bottom w:val="none" w:sz="0" w:space="0" w:color="000000"/>
+              <w:top w:val="none" w:sz="0" w:space="0" w:color="000000"/>
+              <w:left w:val="none" w:sz="0" w:space="0" w:color="000000"/>
+              <w:right w:val="none" w:sz="0" w:space="0" w:color="000000"/>
+            </w:tcBorders>
+            <w:shd w:val="clear" w:color="auto" w:fill="FFFFFF"/>
+            <w:tcMar>
+              <w:top w:w="0" w:type="dxa"/>
+              <w:bottom w:w="0" w:type="dxa"/>
+              <w:left w:w="0" w:type="dxa"/>
+              <w:right w:w="0" w:type="dxa"/>
+            </w:tcMar>
+            <w:vAlign w:val="top"/>
+          </w:tcPr>
+          <w:p>
+            <w:pPr>
+              <w:jc w:val="center"/>
+              <w:pBdr>
+                <w:bottom w:val="none" w:sz="0" w:space="0" w:color="000000"/>
+                <w:top w:val="none" w:sz="0" w:space="0" w:color="000000"/>
+                <w:left w:val="none" w:sz="0" w:space="0" w:color="000000"/>
+                <w:right w:val="none" w:sz="0" w:space="0" w:color="000000"/>
+              </w:pBdr>
+              <w:spacing w:after="10" w:before="10" w:line="240"/>
+              <w:ind w:left="100" w:right="100" w:firstLine="0" w:firstLineChars="0"/>
+              <w:rPr>
+                <w:rFonts w:ascii="Arial" w:hAnsi="Arial" w:eastAsia="Arial" w:cs="Arial"/>
+                <w:i w:val="false"/>
+                <w:b w:val="false"/>
+                <w:u w:val="none"/>
+                <w:sz w:val="18"/>
+                <w:szCs w:val="18"/>
+                <w:color w:val="000000"/>
+              </w:rPr>
+            </w:pPr>
+            <w:r>
+              <w:rPr>
+                <w:rFonts w:ascii="Arial" w:hAnsi="Arial" w:eastAsia="Arial" w:cs="Arial"/>
+                <w:i w:val="false"/>
+                <w:b w:val="false"/>
+                <w:u w:val="none"/>
+                <w:sz w:val="18"/>
+                <w:szCs w:val="18"/>
+                <w:color w:val="000000"/>
+              </w:rPr>
+              <w:t xml:space="preserve">3.0 (21.4%)</w:t>
             </w:r>
           </w:p>
         </w:tc>
@@ -2482,162 +2638,6 @@
                 <w:color w:val="000000"/>
               </w:rPr>
               <w:t xml:space="preserve"/>
-            </w:r>
-          </w:p>
-        </w:tc>
-        <w:tc>
-          <w:tcPr>
-            <w:tcBorders>
-              <w:bottom w:val="none" w:sz="0" w:space="0" w:color="000000"/>
-              <w:top w:val="none" w:sz="0" w:space="0" w:color="000000"/>
-              <w:left w:val="none" w:sz="0" w:space="0" w:color="000000"/>
-              <w:right w:val="none" w:sz="0" w:space="0" w:color="000000"/>
-            </w:tcBorders>
-            <w:shd w:val="clear" w:color="auto" w:fill="FFFFFF"/>
-            <w:tcMar>
-              <w:top w:w="0" w:type="dxa"/>
-              <w:bottom w:w="0" w:type="dxa"/>
-              <w:left w:w="0" w:type="dxa"/>
-              <w:right w:w="0" w:type="dxa"/>
-            </w:tcMar>
-            <w:vAlign w:val="top"/>
-          </w:tcPr>
-          <w:p>
-            <w:pPr>
-              <w:jc w:val="center"/>
-              <w:pBdr>
-                <w:bottom w:val="none" w:sz="0" w:space="0" w:color="000000"/>
-                <w:top w:val="none" w:sz="0" w:space="0" w:color="000000"/>
-                <w:left w:val="none" w:sz="0" w:space="0" w:color="000000"/>
-                <w:right w:val="none" w:sz="0" w:space="0" w:color="000000"/>
-              </w:pBdr>
-              <w:spacing w:after="10" w:before="10" w:line="240"/>
-              <w:ind w:left="100" w:right="100" w:firstLine="0" w:firstLineChars="0"/>
-              <w:rPr>
-                <w:rFonts w:ascii="Arial" w:hAnsi="Arial" w:eastAsia="Arial" w:cs="Arial"/>
-                <w:i w:val="false"/>
-                <w:b w:val="false"/>
-                <w:u w:val="none"/>
-                <w:sz w:val="18"/>
-                <w:szCs w:val="18"/>
-                <w:color w:val="000000"/>
-              </w:rPr>
-            </w:pPr>
-            <w:r>
-              <w:rPr>
-                <w:rFonts w:ascii="Arial" w:hAnsi="Arial" w:eastAsia="Arial" w:cs="Arial"/>
-                <w:i w:val="false"/>
-                <w:b w:val="false"/>
-                <w:u w:val="none"/>
-                <w:sz w:val="18"/>
-                <w:szCs w:val="18"/>
-                <w:color w:val="000000"/>
-              </w:rPr>
-              <w:t xml:space="preserve"/>
-            </w:r>
-          </w:p>
-        </w:tc>
-        <w:tc>
-          <w:tcPr>
-            <w:tcBorders>
-              <w:bottom w:val="none" w:sz="0" w:space="0" w:color="000000"/>
-              <w:top w:val="none" w:sz="0" w:space="0" w:color="000000"/>
-              <w:left w:val="none" w:sz="0" w:space="0" w:color="000000"/>
-              <w:right w:val="none" w:sz="0" w:space="0" w:color="000000"/>
-            </w:tcBorders>
-            <w:shd w:val="clear" w:color="auto" w:fill="FFFFFF"/>
-            <w:tcMar>
-              <w:top w:w="0" w:type="dxa"/>
-              <w:bottom w:w="0" w:type="dxa"/>
-              <w:left w:w="0" w:type="dxa"/>
-              <w:right w:w="0" w:type="dxa"/>
-            </w:tcMar>
-            <w:vAlign w:val="top"/>
-          </w:tcPr>
-          <w:p>
-            <w:pPr>
-              <w:jc w:val="center"/>
-              <w:pBdr>
-                <w:bottom w:val="none" w:sz="0" w:space="0" w:color="000000"/>
-                <w:top w:val="none" w:sz="0" w:space="0" w:color="000000"/>
-                <w:left w:val="none" w:sz="0" w:space="0" w:color="000000"/>
-                <w:right w:val="none" w:sz="0" w:space="0" w:color="000000"/>
-              </w:pBdr>
-              <w:spacing w:after="10" w:before="10" w:line="240"/>
-              <w:ind w:left="100" w:right="100" w:firstLine="0" w:firstLineChars="0"/>
-              <w:rPr>
-                <w:rFonts w:ascii="Arial" w:hAnsi="Arial" w:eastAsia="Arial" w:cs="Arial"/>
-                <w:i w:val="false"/>
-                <w:b w:val="false"/>
-                <w:u w:val="none"/>
-                <w:sz w:val="18"/>
-                <w:szCs w:val="18"/>
-                <w:color w:val="000000"/>
-              </w:rPr>
-            </w:pPr>
-            <w:r>
-              <w:rPr>
-                <w:rFonts w:ascii="Arial" w:hAnsi="Arial" w:eastAsia="Arial" w:cs="Arial"/>
-                <w:i w:val="false"/>
-                <w:b w:val="false"/>
-                <w:u w:val="none"/>
-                <w:sz w:val="18"/>
-                <w:szCs w:val="18"/>
-                <w:color w:val="000000"/>
-              </w:rPr>
-              <w:t xml:space="preserve">0.988**</w:t>
-            </w:r>
-          </w:p>
-        </w:tc>
-        <w:tc>
-          <w:tcPr>
-            <w:tcBorders>
-              <w:bottom w:val="none" w:sz="0" w:space="0" w:color="000000"/>
-              <w:top w:val="none" w:sz="0" w:space="0" w:color="000000"/>
-              <w:left w:val="none" w:sz="0" w:space="0" w:color="000000"/>
-              <w:right w:val="none" w:sz="0" w:space="0" w:color="000000"/>
-            </w:tcBorders>
-            <w:shd w:val="clear" w:color="auto" w:fill="FFFFFF"/>
-            <w:tcMar>
-              <w:top w:w="0" w:type="dxa"/>
-              <w:bottom w:w="0" w:type="dxa"/>
-              <w:left w:w="0" w:type="dxa"/>
-              <w:right w:w="0" w:type="dxa"/>
-            </w:tcMar>
-            <w:vAlign w:val="top"/>
-          </w:tcPr>
-          <w:p>
-            <w:pPr>
-              <w:jc w:val="center"/>
-              <w:pBdr>
-                <w:bottom w:val="none" w:sz="0" w:space="0" w:color="000000"/>
-                <w:top w:val="none" w:sz="0" w:space="0" w:color="000000"/>
-                <w:left w:val="none" w:sz="0" w:space="0" w:color="000000"/>
-                <w:right w:val="none" w:sz="0" w:space="0" w:color="000000"/>
-              </w:pBdr>
-              <w:spacing w:after="10" w:before="10" w:line="240"/>
-              <w:ind w:left="100" w:right="100" w:firstLine="0" w:firstLineChars="0"/>
-              <w:rPr>
-                <w:rFonts w:ascii="Arial" w:hAnsi="Arial" w:eastAsia="Arial" w:cs="Arial"/>
-                <w:i w:val="false"/>
-                <w:b w:val="false"/>
-                <w:u w:val="none"/>
-                <w:sz w:val="18"/>
-                <w:szCs w:val="18"/>
-                <w:color w:val="000000"/>
-              </w:rPr>
-            </w:pPr>
-            <w:r>
-              <w:rPr>
-                <w:rFonts w:ascii="Arial" w:hAnsi="Arial" w:eastAsia="Arial" w:cs="Arial"/>
-                <w:i w:val="false"/>
-                <w:b w:val="false"/>
-                <w:u w:val="none"/>
-                <w:sz w:val="18"/>
-                <w:szCs w:val="18"/>
-                <w:color w:val="000000"/>
-              </w:rPr>
-              <w:t xml:space="preserve">0.058 †</w:t>
             </w:r>
           </w:p>
         </w:tc>
@@ -2695,163 +2695,163 @@
                 <w:szCs w:val="18"/>
                 <w:color w:val="000000"/>
               </w:rPr>
-              <w:t xml:space="preserve">Normal</w:t>
-            </w:r>
-          </w:p>
-        </w:tc>
-        <w:tc>
-          <w:tcPr>
-            <w:tcBorders>
-              <w:bottom w:val="none" w:sz="0" w:space="0" w:color="000000"/>
-              <w:top w:val="none" w:sz="0" w:space="0" w:color="000000"/>
-              <w:left w:val="none" w:sz="0" w:space="0" w:color="000000"/>
-              <w:right w:val="none" w:sz="0" w:space="0" w:color="000000"/>
-            </w:tcBorders>
-            <w:shd w:val="clear" w:color="auto" w:fill="FFFFFF"/>
-            <w:tcMar>
-              <w:top w:w="0" w:type="dxa"/>
-              <w:bottom w:w="0" w:type="dxa"/>
-              <w:left w:w="0" w:type="dxa"/>
-              <w:right w:w="0" w:type="dxa"/>
-            </w:tcMar>
-            <w:vAlign w:val="top"/>
-          </w:tcPr>
-          <w:p>
-            <w:pPr>
-              <w:jc w:val="center"/>
-              <w:pBdr>
-                <w:bottom w:val="none" w:sz="0" w:space="0" w:color="000000"/>
-                <w:top w:val="none" w:sz="0" w:space="0" w:color="000000"/>
-                <w:left w:val="none" w:sz="0" w:space="0" w:color="000000"/>
-                <w:right w:val="none" w:sz="0" w:space="0" w:color="000000"/>
-              </w:pBdr>
-              <w:spacing w:after="10" w:before="10" w:line="240"/>
-              <w:ind w:left="100" w:right="100" w:firstLine="0" w:firstLineChars="0"/>
-              <w:rPr>
-                <w:rFonts w:ascii="Arial" w:hAnsi="Arial" w:eastAsia="Arial" w:cs="Arial"/>
-                <w:i w:val="false"/>
-                <w:b w:val="false"/>
-                <w:u w:val="none"/>
-                <w:sz w:val="18"/>
-                <w:szCs w:val="18"/>
-                <w:color w:val="000000"/>
-              </w:rPr>
-            </w:pPr>
-            <w:r>
-              <w:rPr>
-                <w:rFonts w:ascii="Arial" w:hAnsi="Arial" w:eastAsia="Arial" w:cs="Arial"/>
-                <w:i w:val="false"/>
-                <w:b w:val="false"/>
-                <w:u w:val="none"/>
-                <w:sz w:val="18"/>
-                <w:szCs w:val="18"/>
-                <w:color w:val="000000"/>
-              </w:rPr>
-              <w:t xml:space="preserve">10.0 (30.3%)</w:t>
-            </w:r>
-          </w:p>
-        </w:tc>
-        <w:tc>
-          <w:tcPr>
-            <w:tcBorders>
-              <w:bottom w:val="none" w:sz="0" w:space="0" w:color="000000"/>
-              <w:top w:val="none" w:sz="0" w:space="0" w:color="000000"/>
-              <w:left w:val="none" w:sz="0" w:space="0" w:color="000000"/>
-              <w:right w:val="none" w:sz="0" w:space="0" w:color="000000"/>
-            </w:tcBorders>
-            <w:shd w:val="clear" w:color="auto" w:fill="FFFFFF"/>
-            <w:tcMar>
-              <w:top w:w="0" w:type="dxa"/>
-              <w:bottom w:w="0" w:type="dxa"/>
-              <w:left w:w="0" w:type="dxa"/>
-              <w:right w:w="0" w:type="dxa"/>
-            </w:tcMar>
-            <w:vAlign w:val="top"/>
-          </w:tcPr>
-          <w:p>
-            <w:pPr>
-              <w:jc w:val="center"/>
-              <w:pBdr>
-                <w:bottom w:val="none" w:sz="0" w:space="0" w:color="000000"/>
-                <w:top w:val="none" w:sz="0" w:space="0" w:color="000000"/>
-                <w:left w:val="none" w:sz="0" w:space="0" w:color="000000"/>
-                <w:right w:val="none" w:sz="0" w:space="0" w:color="000000"/>
-              </w:pBdr>
-              <w:spacing w:after="10" w:before="10" w:line="240"/>
-              <w:ind w:left="100" w:right="100" w:firstLine="0" w:firstLineChars="0"/>
-              <w:rPr>
-                <w:rFonts w:ascii="Arial" w:hAnsi="Arial" w:eastAsia="Arial" w:cs="Arial"/>
-                <w:i w:val="false"/>
-                <w:b w:val="false"/>
-                <w:u w:val="none"/>
-                <w:sz w:val="18"/>
-                <w:szCs w:val="18"/>
-                <w:color w:val="000000"/>
-              </w:rPr>
-            </w:pPr>
-            <w:r>
-              <w:rPr>
-                <w:rFonts w:ascii="Arial" w:hAnsi="Arial" w:eastAsia="Arial" w:cs="Arial"/>
-                <w:i w:val="false"/>
-                <w:b w:val="false"/>
-                <w:u w:val="none"/>
-                <w:sz w:val="18"/>
-                <w:szCs w:val="18"/>
-                <w:color w:val="000000"/>
-              </w:rPr>
-              <w:t xml:space="preserve">11.0 (33.3%)</w:t>
-            </w:r>
-          </w:p>
-        </w:tc>
-        <w:tc>
-          <w:tcPr>
-            <w:tcBorders>
-              <w:bottom w:val="none" w:sz="0" w:space="0" w:color="000000"/>
-              <w:top w:val="none" w:sz="0" w:space="0" w:color="000000"/>
-              <w:left w:val="none" w:sz="0" w:space="0" w:color="000000"/>
-              <w:right w:val="none" w:sz="0" w:space="0" w:color="000000"/>
-            </w:tcBorders>
-            <w:shd w:val="clear" w:color="auto" w:fill="FFFFFF"/>
-            <w:tcMar>
-              <w:top w:w="0" w:type="dxa"/>
-              <w:bottom w:w="0" w:type="dxa"/>
-              <w:left w:w="0" w:type="dxa"/>
-              <w:right w:w="0" w:type="dxa"/>
-            </w:tcMar>
-            <w:vAlign w:val="top"/>
-          </w:tcPr>
-          <w:p>
-            <w:pPr>
-              <w:jc w:val="center"/>
-              <w:pBdr>
-                <w:bottom w:val="none" w:sz="0" w:space="0" w:color="000000"/>
-                <w:top w:val="none" w:sz="0" w:space="0" w:color="000000"/>
-                <w:left w:val="none" w:sz="0" w:space="0" w:color="000000"/>
-                <w:right w:val="none" w:sz="0" w:space="0" w:color="000000"/>
-              </w:pBdr>
-              <w:spacing w:after="10" w:before="10" w:line="240"/>
-              <w:ind w:left="100" w:right="100" w:firstLine="0" w:firstLineChars="0"/>
-              <w:rPr>
-                <w:rFonts w:ascii="Arial" w:hAnsi="Arial" w:eastAsia="Arial" w:cs="Arial"/>
-                <w:i w:val="false"/>
-                <w:b w:val="false"/>
-                <w:u w:val="none"/>
-                <w:sz w:val="18"/>
-                <w:szCs w:val="18"/>
-                <w:color w:val="000000"/>
-              </w:rPr>
-            </w:pPr>
-            <w:r>
-              <w:rPr>
-                <w:rFonts w:ascii="Arial" w:hAnsi="Arial" w:eastAsia="Arial" w:cs="Arial"/>
-                <w:i w:val="false"/>
-                <w:b w:val="false"/>
-                <w:u w:val="none"/>
-                <w:sz w:val="18"/>
-                <w:szCs w:val="18"/>
-                <w:color w:val="000000"/>
-              </w:rPr>
-              <w:t xml:space="preserve">12.0 (36.4%)</w:t>
+              <w:t xml:space="preserve">Superior</w:t>
+            </w:r>
+          </w:p>
+        </w:tc>
+        <w:tc>
+          <w:tcPr>
+            <w:tcBorders>
+              <w:bottom w:val="none" w:sz="0" w:space="0" w:color="000000"/>
+              <w:top w:val="none" w:sz="0" w:space="0" w:color="000000"/>
+              <w:left w:val="none" w:sz="0" w:space="0" w:color="000000"/>
+              <w:right w:val="none" w:sz="0" w:space="0" w:color="000000"/>
+            </w:tcBorders>
+            <w:shd w:val="clear" w:color="auto" w:fill="FFFFFF"/>
+            <w:tcMar>
+              <w:top w:w="0" w:type="dxa"/>
+              <w:bottom w:w="0" w:type="dxa"/>
+              <w:left w:w="0" w:type="dxa"/>
+              <w:right w:w="0" w:type="dxa"/>
+            </w:tcMar>
+            <w:vAlign w:val="top"/>
+          </w:tcPr>
+          <w:p>
+            <w:pPr>
+              <w:jc w:val="center"/>
+              <w:pBdr>
+                <w:bottom w:val="none" w:sz="0" w:space="0" w:color="000000"/>
+                <w:top w:val="none" w:sz="0" w:space="0" w:color="000000"/>
+                <w:left w:val="none" w:sz="0" w:space="0" w:color="000000"/>
+                <w:right w:val="none" w:sz="0" w:space="0" w:color="000000"/>
+              </w:pBdr>
+              <w:spacing w:after="10" w:before="10" w:line="240"/>
+              <w:ind w:left="100" w:right="100" w:firstLine="0" w:firstLineChars="0"/>
+              <w:rPr>
+                <w:rFonts w:ascii="Arial" w:hAnsi="Arial" w:eastAsia="Arial" w:cs="Arial"/>
+                <w:i w:val="false"/>
+                <w:b w:val="false"/>
+                <w:u w:val="none"/>
+                <w:sz w:val="18"/>
+                <w:szCs w:val="18"/>
+                <w:color w:val="000000"/>
+              </w:rPr>
+            </w:pPr>
+            <w:r>
+              <w:rPr>
+                <w:rFonts w:ascii="Arial" w:hAnsi="Arial" w:eastAsia="Arial" w:cs="Arial"/>
+                <w:i w:val="false"/>
+                <w:b w:val="false"/>
+                <w:u w:val="none"/>
+                <w:sz w:val="18"/>
+                <w:szCs w:val="18"/>
+                <w:color w:val="000000"/>
+              </w:rPr>
+              <w:t xml:space="preserve">2.0 (25.0%)</w:t>
+            </w:r>
+          </w:p>
+        </w:tc>
+        <w:tc>
+          <w:tcPr>
+            <w:tcBorders>
+              <w:bottom w:val="none" w:sz="0" w:space="0" w:color="000000"/>
+              <w:top w:val="none" w:sz="0" w:space="0" w:color="000000"/>
+              <w:left w:val="none" w:sz="0" w:space="0" w:color="000000"/>
+              <w:right w:val="none" w:sz="0" w:space="0" w:color="000000"/>
+            </w:tcBorders>
+            <w:shd w:val="clear" w:color="auto" w:fill="FFFFFF"/>
+            <w:tcMar>
+              <w:top w:w="0" w:type="dxa"/>
+              <w:bottom w:w="0" w:type="dxa"/>
+              <w:left w:w="0" w:type="dxa"/>
+              <w:right w:w="0" w:type="dxa"/>
+            </w:tcMar>
+            <w:vAlign w:val="top"/>
+          </w:tcPr>
+          <w:p>
+            <w:pPr>
+              <w:jc w:val="center"/>
+              <w:pBdr>
+                <w:bottom w:val="none" w:sz="0" w:space="0" w:color="000000"/>
+                <w:top w:val="none" w:sz="0" w:space="0" w:color="000000"/>
+                <w:left w:val="none" w:sz="0" w:space="0" w:color="000000"/>
+                <w:right w:val="none" w:sz="0" w:space="0" w:color="000000"/>
+              </w:pBdr>
+              <w:spacing w:after="10" w:before="10" w:line="240"/>
+              <w:ind w:left="100" w:right="100" w:firstLine="0" w:firstLineChars="0"/>
+              <w:rPr>
+                <w:rFonts w:ascii="Arial" w:hAnsi="Arial" w:eastAsia="Arial" w:cs="Arial"/>
+                <w:i w:val="false"/>
+                <w:b w:val="false"/>
+                <w:u w:val="none"/>
+                <w:sz w:val="18"/>
+                <w:szCs w:val="18"/>
+                <w:color w:val="000000"/>
+              </w:rPr>
+            </w:pPr>
+            <w:r>
+              <w:rPr>
+                <w:rFonts w:ascii="Arial" w:hAnsi="Arial" w:eastAsia="Arial" w:cs="Arial"/>
+                <w:i w:val="false"/>
+                <w:b w:val="false"/>
+                <w:u w:val="none"/>
+                <w:sz w:val="18"/>
+                <w:szCs w:val="18"/>
+                <w:color w:val="000000"/>
+              </w:rPr>
+              <w:t xml:space="preserve">4.0 (50.0%)</w:t>
+            </w:r>
+          </w:p>
+        </w:tc>
+        <w:tc>
+          <w:tcPr>
+            <w:tcBorders>
+              <w:bottom w:val="none" w:sz="0" w:space="0" w:color="000000"/>
+              <w:top w:val="none" w:sz="0" w:space="0" w:color="000000"/>
+              <w:left w:val="none" w:sz="0" w:space="0" w:color="000000"/>
+              <w:right w:val="none" w:sz="0" w:space="0" w:color="000000"/>
+            </w:tcBorders>
+            <w:shd w:val="clear" w:color="auto" w:fill="FFFFFF"/>
+            <w:tcMar>
+              <w:top w:w="0" w:type="dxa"/>
+              <w:bottom w:w="0" w:type="dxa"/>
+              <w:left w:w="0" w:type="dxa"/>
+              <w:right w:w="0" w:type="dxa"/>
+            </w:tcMar>
+            <w:vAlign w:val="top"/>
+          </w:tcPr>
+          <w:p>
+            <w:pPr>
+              <w:jc w:val="center"/>
+              <w:pBdr>
+                <w:bottom w:val="none" w:sz="0" w:space="0" w:color="000000"/>
+                <w:top w:val="none" w:sz="0" w:space="0" w:color="000000"/>
+                <w:left w:val="none" w:sz="0" w:space="0" w:color="000000"/>
+                <w:right w:val="none" w:sz="0" w:space="0" w:color="000000"/>
+              </w:pBdr>
+              <w:spacing w:after="10" w:before="10" w:line="240"/>
+              <w:ind w:left="100" w:right="100" w:firstLine="0" w:firstLineChars="0"/>
+              <w:rPr>
+                <w:rFonts w:ascii="Arial" w:hAnsi="Arial" w:eastAsia="Arial" w:cs="Arial"/>
+                <w:i w:val="false"/>
+                <w:b w:val="false"/>
+                <w:u w:val="none"/>
+                <w:sz w:val="18"/>
+                <w:szCs w:val="18"/>
+                <w:color w:val="000000"/>
+              </w:rPr>
+            </w:pPr>
+            <w:r>
+              <w:rPr>
+                <w:rFonts w:ascii="Arial" w:hAnsi="Arial" w:eastAsia="Arial" w:cs="Arial"/>
+                <w:i w:val="false"/>
+                <w:b w:val="false"/>
+                <w:u w:val="none"/>
+                <w:sz w:val="18"/>
+                <w:szCs w:val="18"/>
+                <w:color w:val="000000"/>
+              </w:rPr>
+              <w:t xml:space="preserve">2.0 (25.0%)</w:t>
             </w:r>
           </w:p>
         </w:tc>
@@ -2992,184 +2992,28 @@
                 <w:right w:val="none" w:sz="0" w:space="0" w:color="000000"/>
               </w:pBdr>
               <w:spacing w:after="10" w:before="10" w:line="240"/>
-              <w:ind w:left="300" w:right="100" w:firstLine="0" w:firstLineChars="0"/>
-              <w:rPr>
-                <w:rFonts w:ascii="Arial" w:hAnsi="Arial" w:eastAsia="Arial" w:cs="Arial"/>
-                <w:i w:val="false"/>
-                <w:b w:val="false"/>
-                <w:u w:val="none"/>
-                <w:sz w:val="18"/>
-                <w:szCs w:val="18"/>
-                <w:color w:val="000000"/>
-              </w:rPr>
-            </w:pPr>
-            <w:r>
-              <w:rPr>
-                <w:rFonts w:ascii="Arial" w:hAnsi="Arial" w:eastAsia="Arial" w:cs="Arial"/>
-                <w:i w:val="false"/>
-                <w:b w:val="false"/>
-                <w:u w:val="none"/>
-                <w:sz w:val="18"/>
-                <w:szCs w:val="18"/>
-                <w:color w:val="000000"/>
-              </w:rPr>
-              <w:t xml:space="preserve">Obesidad</w:t>
-            </w:r>
-          </w:p>
-        </w:tc>
-        <w:tc>
-          <w:tcPr>
-            <w:tcBorders>
-              <w:bottom w:val="none" w:sz="0" w:space="0" w:color="000000"/>
-              <w:top w:val="none" w:sz="0" w:space="0" w:color="000000"/>
-              <w:left w:val="none" w:sz="0" w:space="0" w:color="000000"/>
-              <w:right w:val="none" w:sz="0" w:space="0" w:color="000000"/>
-            </w:tcBorders>
-            <w:shd w:val="clear" w:color="auto" w:fill="FFFFFF"/>
-            <w:tcMar>
-              <w:top w:w="0" w:type="dxa"/>
-              <w:bottom w:w="0" w:type="dxa"/>
-              <w:left w:w="0" w:type="dxa"/>
-              <w:right w:w="0" w:type="dxa"/>
-            </w:tcMar>
-            <w:vAlign w:val="top"/>
-          </w:tcPr>
-          <w:p>
-            <w:pPr>
-              <w:jc w:val="center"/>
-              <w:pBdr>
-                <w:bottom w:val="none" w:sz="0" w:space="0" w:color="000000"/>
-                <w:top w:val="none" w:sz="0" w:space="0" w:color="000000"/>
-                <w:left w:val="none" w:sz="0" w:space="0" w:color="000000"/>
-                <w:right w:val="none" w:sz="0" w:space="0" w:color="000000"/>
-              </w:pBdr>
-              <w:spacing w:after="10" w:before="10" w:line="240"/>
-              <w:ind w:left="100" w:right="100" w:firstLine="0" w:firstLineChars="0"/>
-              <w:rPr>
-                <w:rFonts w:ascii="Arial" w:hAnsi="Arial" w:eastAsia="Arial" w:cs="Arial"/>
-                <w:i w:val="false"/>
-                <w:b w:val="false"/>
-                <w:u w:val="none"/>
-                <w:sz w:val="18"/>
-                <w:szCs w:val="18"/>
-                <w:color w:val="000000"/>
-              </w:rPr>
-            </w:pPr>
-            <w:r>
-              <w:rPr>
-                <w:rFonts w:ascii="Arial" w:hAnsi="Arial" w:eastAsia="Arial" w:cs="Arial"/>
-                <w:i w:val="false"/>
-                <w:b w:val="false"/>
-                <w:u w:val="none"/>
-                <w:sz w:val="18"/>
-                <w:szCs w:val="18"/>
-                <w:color w:val="000000"/>
-              </w:rPr>
-              <w:t xml:space="preserve">4.0 (22.2%)</w:t>
-            </w:r>
-          </w:p>
-        </w:tc>
-        <w:tc>
-          <w:tcPr>
-            <w:tcBorders>
-              <w:bottom w:val="none" w:sz="0" w:space="0" w:color="000000"/>
-              <w:top w:val="none" w:sz="0" w:space="0" w:color="000000"/>
-              <w:left w:val="none" w:sz="0" w:space="0" w:color="000000"/>
-              <w:right w:val="none" w:sz="0" w:space="0" w:color="000000"/>
-            </w:tcBorders>
-            <w:shd w:val="clear" w:color="auto" w:fill="FFFFFF"/>
-            <w:tcMar>
-              <w:top w:w="0" w:type="dxa"/>
-              <w:bottom w:w="0" w:type="dxa"/>
-              <w:left w:w="0" w:type="dxa"/>
-              <w:right w:w="0" w:type="dxa"/>
-            </w:tcMar>
-            <w:vAlign w:val="top"/>
-          </w:tcPr>
-          <w:p>
-            <w:pPr>
-              <w:jc w:val="center"/>
-              <w:pBdr>
-                <w:bottom w:val="none" w:sz="0" w:space="0" w:color="000000"/>
-                <w:top w:val="none" w:sz="0" w:space="0" w:color="000000"/>
-                <w:left w:val="none" w:sz="0" w:space="0" w:color="000000"/>
-                <w:right w:val="none" w:sz="0" w:space="0" w:color="000000"/>
-              </w:pBdr>
-              <w:spacing w:after="10" w:before="10" w:line="240"/>
-              <w:ind w:left="100" w:right="100" w:firstLine="0" w:firstLineChars="0"/>
-              <w:rPr>
-                <w:rFonts w:ascii="Arial" w:hAnsi="Arial" w:eastAsia="Arial" w:cs="Arial"/>
-                <w:i w:val="false"/>
-                <w:b w:val="false"/>
-                <w:u w:val="none"/>
-                <w:sz w:val="18"/>
-                <w:szCs w:val="18"/>
-                <w:color w:val="000000"/>
-              </w:rPr>
-            </w:pPr>
-            <w:r>
-              <w:rPr>
-                <w:rFonts w:ascii="Arial" w:hAnsi="Arial" w:eastAsia="Arial" w:cs="Arial"/>
-                <w:i w:val="false"/>
-                <w:b w:val="false"/>
-                <w:u w:val="none"/>
-                <w:sz w:val="18"/>
-                <w:szCs w:val="18"/>
-                <w:color w:val="000000"/>
-              </w:rPr>
-              <w:t xml:space="preserve">6.0 (33.3%)</w:t>
-            </w:r>
-          </w:p>
-        </w:tc>
-        <w:tc>
-          <w:tcPr>
-            <w:tcBorders>
-              <w:bottom w:val="none" w:sz="0" w:space="0" w:color="000000"/>
-              <w:top w:val="none" w:sz="0" w:space="0" w:color="000000"/>
-              <w:left w:val="none" w:sz="0" w:space="0" w:color="000000"/>
-              <w:right w:val="none" w:sz="0" w:space="0" w:color="000000"/>
-            </w:tcBorders>
-            <w:shd w:val="clear" w:color="auto" w:fill="FFFFFF"/>
-            <w:tcMar>
-              <w:top w:w="0" w:type="dxa"/>
-              <w:bottom w:w="0" w:type="dxa"/>
-              <w:left w:w="0" w:type="dxa"/>
-              <w:right w:w="0" w:type="dxa"/>
-            </w:tcMar>
-            <w:vAlign w:val="top"/>
-          </w:tcPr>
-          <w:p>
-            <w:pPr>
-              <w:jc w:val="center"/>
-              <w:pBdr>
-                <w:bottom w:val="none" w:sz="0" w:space="0" w:color="000000"/>
-                <w:top w:val="none" w:sz="0" w:space="0" w:color="000000"/>
-                <w:left w:val="none" w:sz="0" w:space="0" w:color="000000"/>
-                <w:right w:val="none" w:sz="0" w:space="0" w:color="000000"/>
-              </w:pBdr>
-              <w:spacing w:after="10" w:before="10" w:line="240"/>
-              <w:ind w:left="100" w:right="100" w:firstLine="0" w:firstLineChars="0"/>
-              <w:rPr>
-                <w:rFonts w:ascii="Arial" w:hAnsi="Arial" w:eastAsia="Arial" w:cs="Arial"/>
-                <w:i w:val="false"/>
-                <w:b w:val="false"/>
-                <w:u w:val="none"/>
-                <w:sz w:val="18"/>
-                <w:szCs w:val="18"/>
-                <w:color w:val="000000"/>
-              </w:rPr>
-            </w:pPr>
-            <w:r>
-              <w:rPr>
-                <w:rFonts w:ascii="Arial" w:hAnsi="Arial" w:eastAsia="Arial" w:cs="Arial"/>
-                <w:i w:val="false"/>
-                <w:b w:val="false"/>
-                <w:u w:val="none"/>
-                <w:sz w:val="18"/>
-                <w:szCs w:val="18"/>
-                <w:color w:val="000000"/>
-              </w:rPr>
-              <w:t xml:space="preserve">8.0 (44.4%)</w:t>
+              <w:ind w:left="100" w:right="100" w:firstLine="0" w:firstLineChars="0"/>
+              <w:rPr>
+                <w:rFonts w:ascii="Arial" w:hAnsi="Arial" w:eastAsia="Arial" w:cs="Arial"/>
+                <w:i w:val="false"/>
+                <w:b w:val="false"/>
+                <w:u w:val="none"/>
+                <w:sz w:val="18"/>
+                <w:szCs w:val="18"/>
+                <w:color w:val="000000"/>
+              </w:rPr>
+            </w:pPr>
+            <w:r>
+              <w:rPr>
+                <w:rFonts w:ascii="Arial" w:hAnsi="Arial" w:eastAsia="Arial" w:cs="Arial"/>
+                <w:i w:val="false"/>
+                <w:b w:val="false"/>
+                <w:u w:val="none"/>
+                <w:sz w:val="18"/>
+                <w:szCs w:val="18"/>
+                <w:color w:val="000000"/>
+              </w:rPr>
+              <w:t xml:space="preserve">Seguro de salud del adolescente, n (%)</w:t>
             </w:r>
           </w:p>
         </w:tc>
@@ -3274,6 +3118,162 @@
                 <w:color w:val="000000"/>
               </w:rPr>
               <w:t xml:space="preserve"/>
+            </w:r>
+          </w:p>
+        </w:tc>
+        <w:tc>
+          <w:tcPr>
+            <w:tcBorders>
+              <w:bottom w:val="none" w:sz="0" w:space="0" w:color="000000"/>
+              <w:top w:val="none" w:sz="0" w:space="0" w:color="000000"/>
+              <w:left w:val="none" w:sz="0" w:space="0" w:color="000000"/>
+              <w:right w:val="none" w:sz="0" w:space="0" w:color="000000"/>
+            </w:tcBorders>
+            <w:shd w:val="clear" w:color="auto" w:fill="FFFFFF"/>
+            <w:tcMar>
+              <w:top w:w="0" w:type="dxa"/>
+              <w:bottom w:w="0" w:type="dxa"/>
+              <w:left w:w="0" w:type="dxa"/>
+              <w:right w:w="0" w:type="dxa"/>
+            </w:tcMar>
+            <w:vAlign w:val="top"/>
+          </w:tcPr>
+          <w:p>
+            <w:pPr>
+              <w:jc w:val="center"/>
+              <w:pBdr>
+                <w:bottom w:val="none" w:sz="0" w:space="0" w:color="000000"/>
+                <w:top w:val="none" w:sz="0" w:space="0" w:color="000000"/>
+                <w:left w:val="none" w:sz="0" w:space="0" w:color="000000"/>
+                <w:right w:val="none" w:sz="0" w:space="0" w:color="000000"/>
+              </w:pBdr>
+              <w:spacing w:after="10" w:before="10" w:line="240"/>
+              <w:ind w:left="100" w:right="100" w:firstLine="0" w:firstLineChars="0"/>
+              <w:rPr>
+                <w:rFonts w:ascii="Arial" w:hAnsi="Arial" w:eastAsia="Arial" w:cs="Arial"/>
+                <w:i w:val="false"/>
+                <w:b w:val="false"/>
+                <w:u w:val="none"/>
+                <w:sz w:val="18"/>
+                <w:szCs w:val="18"/>
+                <w:color w:val="000000"/>
+              </w:rPr>
+            </w:pPr>
+            <w:r>
+              <w:rPr>
+                <w:rFonts w:ascii="Arial" w:hAnsi="Arial" w:eastAsia="Arial" w:cs="Arial"/>
+                <w:i w:val="false"/>
+                <w:b w:val="false"/>
+                <w:u w:val="none"/>
+                <w:sz w:val="18"/>
+                <w:szCs w:val="18"/>
+                <w:color w:val="000000"/>
+              </w:rPr>
+              <w:t xml:space="preserve"/>
+            </w:r>
+          </w:p>
+        </w:tc>
+        <w:tc>
+          <w:tcPr>
+            <w:tcBorders>
+              <w:bottom w:val="none" w:sz="0" w:space="0" w:color="000000"/>
+              <w:top w:val="none" w:sz="0" w:space="0" w:color="000000"/>
+              <w:left w:val="none" w:sz="0" w:space="0" w:color="000000"/>
+              <w:right w:val="none" w:sz="0" w:space="0" w:color="000000"/>
+            </w:tcBorders>
+            <w:shd w:val="clear" w:color="auto" w:fill="FFFFFF"/>
+            <w:tcMar>
+              <w:top w:w="0" w:type="dxa"/>
+              <w:bottom w:w="0" w:type="dxa"/>
+              <w:left w:w="0" w:type="dxa"/>
+              <w:right w:w="0" w:type="dxa"/>
+            </w:tcMar>
+            <w:vAlign w:val="top"/>
+          </w:tcPr>
+          <w:p>
+            <w:pPr>
+              <w:jc w:val="center"/>
+              <w:pBdr>
+                <w:bottom w:val="none" w:sz="0" w:space="0" w:color="000000"/>
+                <w:top w:val="none" w:sz="0" w:space="0" w:color="000000"/>
+                <w:left w:val="none" w:sz="0" w:space="0" w:color="000000"/>
+                <w:right w:val="none" w:sz="0" w:space="0" w:color="000000"/>
+              </w:pBdr>
+              <w:spacing w:after="10" w:before="10" w:line="240"/>
+              <w:ind w:left="100" w:right="100" w:firstLine="0" w:firstLineChars="0"/>
+              <w:rPr>
+                <w:rFonts w:ascii="Arial" w:hAnsi="Arial" w:eastAsia="Arial" w:cs="Arial"/>
+                <w:i w:val="false"/>
+                <w:b w:val="false"/>
+                <w:u w:val="none"/>
+                <w:sz w:val="18"/>
+                <w:szCs w:val="18"/>
+                <w:color w:val="000000"/>
+              </w:rPr>
+            </w:pPr>
+            <w:r>
+              <w:rPr>
+                <w:rFonts w:ascii="Arial" w:hAnsi="Arial" w:eastAsia="Arial" w:cs="Arial"/>
+                <w:i w:val="false"/>
+                <w:b w:val="false"/>
+                <w:u w:val="none"/>
+                <w:sz w:val="18"/>
+                <w:szCs w:val="18"/>
+                <w:color w:val="000000"/>
+              </w:rPr>
+              <w:t xml:space="preserve">0.556**</w:t>
+            </w:r>
+          </w:p>
+        </w:tc>
+        <w:tc>
+          <w:tcPr>
+            <w:tcBorders>
+              <w:bottom w:val="none" w:sz="0" w:space="0" w:color="000000"/>
+              <w:top w:val="none" w:sz="0" w:space="0" w:color="000000"/>
+              <w:left w:val="none" w:sz="0" w:space="0" w:color="000000"/>
+              <w:right w:val="none" w:sz="0" w:space="0" w:color="000000"/>
+            </w:tcBorders>
+            <w:shd w:val="clear" w:color="auto" w:fill="FFFFFF"/>
+            <w:tcMar>
+              <w:top w:w="0" w:type="dxa"/>
+              <w:bottom w:w="0" w:type="dxa"/>
+              <w:left w:w="0" w:type="dxa"/>
+              <w:right w:w="0" w:type="dxa"/>
+            </w:tcMar>
+            <w:vAlign w:val="top"/>
+          </w:tcPr>
+          <w:p>
+            <w:pPr>
+              <w:jc w:val="center"/>
+              <w:pBdr>
+                <w:bottom w:val="none" w:sz="0" w:space="0" w:color="000000"/>
+                <w:top w:val="none" w:sz="0" w:space="0" w:color="000000"/>
+                <w:left w:val="none" w:sz="0" w:space="0" w:color="000000"/>
+                <w:right w:val="none" w:sz="0" w:space="0" w:color="000000"/>
+              </w:pBdr>
+              <w:spacing w:after="10" w:before="10" w:line="240"/>
+              <w:ind w:left="100" w:right="100" w:firstLine="0" w:firstLineChars="0"/>
+              <w:rPr>
+                <w:rFonts w:ascii="Arial" w:hAnsi="Arial" w:eastAsia="Arial" w:cs="Arial"/>
+                <w:i w:val="false"/>
+                <w:b w:val="false"/>
+                <w:u w:val="none"/>
+                <w:sz w:val="18"/>
+                <w:szCs w:val="18"/>
+                <w:color w:val="000000"/>
+              </w:rPr>
+            </w:pPr>
+            <w:r>
+              <w:rPr>
+                <w:rFonts w:ascii="Arial" w:hAnsi="Arial" w:eastAsia="Arial" w:cs="Arial"/>
+                <w:i w:val="false"/>
+                <w:b w:val="false"/>
+                <w:u w:val="none"/>
+                <w:sz w:val="18"/>
+                <w:szCs w:val="18"/>
+                <w:color w:val="000000"/>
+              </w:rPr>
+              <w:t xml:space="preserve">0.215 †</w:t>
             </w:r>
           </w:p>
         </w:tc>
@@ -3331,163 +3331,163 @@
                 <w:szCs w:val="18"/>
                 <w:color w:val="000000"/>
               </w:rPr>
-              <w:t xml:space="preserve">Sobrepeso</w:t>
-            </w:r>
-          </w:p>
-        </w:tc>
-        <w:tc>
-          <w:tcPr>
-            <w:tcBorders>
-              <w:bottom w:val="none" w:sz="0" w:space="0" w:color="000000"/>
-              <w:top w:val="none" w:sz="0" w:space="0" w:color="000000"/>
-              <w:left w:val="none" w:sz="0" w:space="0" w:color="000000"/>
-              <w:right w:val="none" w:sz="0" w:space="0" w:color="000000"/>
-            </w:tcBorders>
-            <w:shd w:val="clear" w:color="auto" w:fill="FFFFFF"/>
-            <w:tcMar>
-              <w:top w:w="0" w:type="dxa"/>
-              <w:bottom w:w="0" w:type="dxa"/>
-              <w:left w:w="0" w:type="dxa"/>
-              <w:right w:w="0" w:type="dxa"/>
-            </w:tcMar>
-            <w:vAlign w:val="top"/>
-          </w:tcPr>
-          <w:p>
-            <w:pPr>
-              <w:jc w:val="center"/>
-              <w:pBdr>
-                <w:bottom w:val="none" w:sz="0" w:space="0" w:color="000000"/>
-                <w:top w:val="none" w:sz="0" w:space="0" w:color="000000"/>
-                <w:left w:val="none" w:sz="0" w:space="0" w:color="000000"/>
-                <w:right w:val="none" w:sz="0" w:space="0" w:color="000000"/>
-              </w:pBdr>
-              <w:spacing w:after="10" w:before="10" w:line="240"/>
-              <w:ind w:left="100" w:right="100" w:firstLine="0" w:firstLineChars="0"/>
-              <w:rPr>
-                <w:rFonts w:ascii="Arial" w:hAnsi="Arial" w:eastAsia="Arial" w:cs="Arial"/>
-                <w:i w:val="false"/>
-                <w:b w:val="false"/>
-                <w:u w:val="none"/>
-                <w:sz w:val="18"/>
-                <w:szCs w:val="18"/>
-                <w:color w:val="000000"/>
-              </w:rPr>
-            </w:pPr>
-            <w:r>
-              <w:rPr>
-                <w:rFonts w:ascii="Arial" w:hAnsi="Arial" w:eastAsia="Arial" w:cs="Arial"/>
-                <w:i w:val="false"/>
-                <w:b w:val="false"/>
-                <w:u w:val="none"/>
-                <w:sz w:val="18"/>
-                <w:szCs w:val="18"/>
-                <w:color w:val="000000"/>
-              </w:rPr>
-              <w:t xml:space="preserve">7.0 (29.2%)</w:t>
-            </w:r>
-          </w:p>
-        </w:tc>
-        <w:tc>
-          <w:tcPr>
-            <w:tcBorders>
-              <w:bottom w:val="none" w:sz="0" w:space="0" w:color="000000"/>
-              <w:top w:val="none" w:sz="0" w:space="0" w:color="000000"/>
-              <w:left w:val="none" w:sz="0" w:space="0" w:color="000000"/>
-              <w:right w:val="none" w:sz="0" w:space="0" w:color="000000"/>
-            </w:tcBorders>
-            <w:shd w:val="clear" w:color="auto" w:fill="FFFFFF"/>
-            <w:tcMar>
-              <w:top w:w="0" w:type="dxa"/>
-              <w:bottom w:w="0" w:type="dxa"/>
-              <w:left w:w="0" w:type="dxa"/>
-              <w:right w:w="0" w:type="dxa"/>
-            </w:tcMar>
-            <w:vAlign w:val="top"/>
-          </w:tcPr>
-          <w:p>
-            <w:pPr>
-              <w:jc w:val="center"/>
-              <w:pBdr>
-                <w:bottom w:val="none" w:sz="0" w:space="0" w:color="000000"/>
-                <w:top w:val="none" w:sz="0" w:space="0" w:color="000000"/>
-                <w:left w:val="none" w:sz="0" w:space="0" w:color="000000"/>
-                <w:right w:val="none" w:sz="0" w:space="0" w:color="000000"/>
-              </w:pBdr>
-              <w:spacing w:after="10" w:before="10" w:line="240"/>
-              <w:ind w:left="100" w:right="100" w:firstLine="0" w:firstLineChars="0"/>
-              <w:rPr>
-                <w:rFonts w:ascii="Arial" w:hAnsi="Arial" w:eastAsia="Arial" w:cs="Arial"/>
-                <w:i w:val="false"/>
-                <w:b w:val="false"/>
-                <w:u w:val="none"/>
-                <w:sz w:val="18"/>
-                <w:szCs w:val="18"/>
-                <w:color w:val="000000"/>
-              </w:rPr>
-            </w:pPr>
-            <w:r>
-              <w:rPr>
-                <w:rFonts w:ascii="Arial" w:hAnsi="Arial" w:eastAsia="Arial" w:cs="Arial"/>
-                <w:i w:val="false"/>
-                <w:b w:val="false"/>
-                <w:u w:val="none"/>
-                <w:sz w:val="18"/>
-                <w:szCs w:val="18"/>
-                <w:color w:val="000000"/>
-              </w:rPr>
-              <w:t xml:space="preserve">8.0 (33.3%)</w:t>
-            </w:r>
-          </w:p>
-        </w:tc>
-        <w:tc>
-          <w:tcPr>
-            <w:tcBorders>
-              <w:bottom w:val="none" w:sz="0" w:space="0" w:color="000000"/>
-              <w:top w:val="none" w:sz="0" w:space="0" w:color="000000"/>
-              <w:left w:val="none" w:sz="0" w:space="0" w:color="000000"/>
-              <w:right w:val="none" w:sz="0" w:space="0" w:color="000000"/>
-            </w:tcBorders>
-            <w:shd w:val="clear" w:color="auto" w:fill="FFFFFF"/>
-            <w:tcMar>
-              <w:top w:w="0" w:type="dxa"/>
-              <w:bottom w:w="0" w:type="dxa"/>
-              <w:left w:w="0" w:type="dxa"/>
-              <w:right w:w="0" w:type="dxa"/>
-            </w:tcMar>
-            <w:vAlign w:val="top"/>
-          </w:tcPr>
-          <w:p>
-            <w:pPr>
-              <w:jc w:val="center"/>
-              <w:pBdr>
-                <w:bottom w:val="none" w:sz="0" w:space="0" w:color="000000"/>
-                <w:top w:val="none" w:sz="0" w:space="0" w:color="000000"/>
-                <w:left w:val="none" w:sz="0" w:space="0" w:color="000000"/>
-                <w:right w:val="none" w:sz="0" w:space="0" w:color="000000"/>
-              </w:pBdr>
-              <w:spacing w:after="10" w:before="10" w:line="240"/>
-              <w:ind w:left="100" w:right="100" w:firstLine="0" w:firstLineChars="0"/>
-              <w:rPr>
-                <w:rFonts w:ascii="Arial" w:hAnsi="Arial" w:eastAsia="Arial" w:cs="Arial"/>
-                <w:i w:val="false"/>
-                <w:b w:val="false"/>
-                <w:u w:val="none"/>
-                <w:sz w:val="18"/>
-                <w:szCs w:val="18"/>
-                <w:color w:val="000000"/>
-              </w:rPr>
-            </w:pPr>
-            <w:r>
-              <w:rPr>
-                <w:rFonts w:ascii="Arial" w:hAnsi="Arial" w:eastAsia="Arial" w:cs="Arial"/>
-                <w:i w:val="false"/>
-                <w:b w:val="false"/>
-                <w:u w:val="none"/>
-                <w:sz w:val="18"/>
-                <w:szCs w:val="18"/>
-                <w:color w:val="000000"/>
-              </w:rPr>
-              <w:t xml:space="preserve">9.0 (37.5%)</w:t>
+              <w:t xml:space="preserve">EsSalud</w:t>
+            </w:r>
+          </w:p>
+        </w:tc>
+        <w:tc>
+          <w:tcPr>
+            <w:tcBorders>
+              <w:bottom w:val="none" w:sz="0" w:space="0" w:color="000000"/>
+              <w:top w:val="none" w:sz="0" w:space="0" w:color="000000"/>
+              <w:left w:val="none" w:sz="0" w:space="0" w:color="000000"/>
+              <w:right w:val="none" w:sz="0" w:space="0" w:color="000000"/>
+            </w:tcBorders>
+            <w:shd w:val="clear" w:color="auto" w:fill="FFFFFF"/>
+            <w:tcMar>
+              <w:top w:w="0" w:type="dxa"/>
+              <w:bottom w:w="0" w:type="dxa"/>
+              <w:left w:w="0" w:type="dxa"/>
+              <w:right w:w="0" w:type="dxa"/>
+            </w:tcMar>
+            <w:vAlign w:val="top"/>
+          </w:tcPr>
+          <w:p>
+            <w:pPr>
+              <w:jc w:val="center"/>
+              <w:pBdr>
+                <w:bottom w:val="none" w:sz="0" w:space="0" w:color="000000"/>
+                <w:top w:val="none" w:sz="0" w:space="0" w:color="000000"/>
+                <w:left w:val="none" w:sz="0" w:space="0" w:color="000000"/>
+                <w:right w:val="none" w:sz="0" w:space="0" w:color="000000"/>
+              </w:pBdr>
+              <w:spacing w:after="10" w:before="10" w:line="240"/>
+              <w:ind w:left="100" w:right="100" w:firstLine="0" w:firstLineChars="0"/>
+              <w:rPr>
+                <w:rFonts w:ascii="Arial" w:hAnsi="Arial" w:eastAsia="Arial" w:cs="Arial"/>
+                <w:i w:val="false"/>
+                <w:b w:val="false"/>
+                <w:u w:val="none"/>
+                <w:sz w:val="18"/>
+                <w:szCs w:val="18"/>
+                <w:color w:val="000000"/>
+              </w:rPr>
+            </w:pPr>
+            <w:r>
+              <w:rPr>
+                <w:rFonts w:ascii="Arial" w:hAnsi="Arial" w:eastAsia="Arial" w:cs="Arial"/>
+                <w:i w:val="false"/>
+                <w:b w:val="false"/>
+                <w:u w:val="none"/>
+                <w:sz w:val="18"/>
+                <w:szCs w:val="18"/>
+                <w:color w:val="000000"/>
+              </w:rPr>
+              <w:t xml:space="preserve">3.0 (25.0%)</w:t>
+            </w:r>
+          </w:p>
+        </w:tc>
+        <w:tc>
+          <w:tcPr>
+            <w:tcBorders>
+              <w:bottom w:val="none" w:sz="0" w:space="0" w:color="000000"/>
+              <w:top w:val="none" w:sz="0" w:space="0" w:color="000000"/>
+              <w:left w:val="none" w:sz="0" w:space="0" w:color="000000"/>
+              <w:right w:val="none" w:sz="0" w:space="0" w:color="000000"/>
+            </w:tcBorders>
+            <w:shd w:val="clear" w:color="auto" w:fill="FFFFFF"/>
+            <w:tcMar>
+              <w:top w:w="0" w:type="dxa"/>
+              <w:bottom w:w="0" w:type="dxa"/>
+              <w:left w:w="0" w:type="dxa"/>
+              <w:right w:w="0" w:type="dxa"/>
+            </w:tcMar>
+            <w:vAlign w:val="top"/>
+          </w:tcPr>
+          <w:p>
+            <w:pPr>
+              <w:jc w:val="center"/>
+              <w:pBdr>
+                <w:bottom w:val="none" w:sz="0" w:space="0" w:color="000000"/>
+                <w:top w:val="none" w:sz="0" w:space="0" w:color="000000"/>
+                <w:left w:val="none" w:sz="0" w:space="0" w:color="000000"/>
+                <w:right w:val="none" w:sz="0" w:space="0" w:color="000000"/>
+              </w:pBdr>
+              <w:spacing w:after="10" w:before="10" w:line="240"/>
+              <w:ind w:left="100" w:right="100" w:firstLine="0" w:firstLineChars="0"/>
+              <w:rPr>
+                <w:rFonts w:ascii="Arial" w:hAnsi="Arial" w:eastAsia="Arial" w:cs="Arial"/>
+                <w:i w:val="false"/>
+                <w:b w:val="false"/>
+                <w:u w:val="none"/>
+                <w:sz w:val="18"/>
+                <w:szCs w:val="18"/>
+                <w:color w:val="000000"/>
+              </w:rPr>
+            </w:pPr>
+            <w:r>
+              <w:rPr>
+                <w:rFonts w:ascii="Arial" w:hAnsi="Arial" w:eastAsia="Arial" w:cs="Arial"/>
+                <w:i w:val="false"/>
+                <w:b w:val="false"/>
+                <w:u w:val="none"/>
+                <w:sz w:val="18"/>
+                <w:szCs w:val="18"/>
+                <w:color w:val="000000"/>
+              </w:rPr>
+              <w:t xml:space="preserve">5.0 (41.7%)</w:t>
+            </w:r>
+          </w:p>
+        </w:tc>
+        <w:tc>
+          <w:tcPr>
+            <w:tcBorders>
+              <w:bottom w:val="none" w:sz="0" w:space="0" w:color="000000"/>
+              <w:top w:val="none" w:sz="0" w:space="0" w:color="000000"/>
+              <w:left w:val="none" w:sz="0" w:space="0" w:color="000000"/>
+              <w:right w:val="none" w:sz="0" w:space="0" w:color="000000"/>
+            </w:tcBorders>
+            <w:shd w:val="clear" w:color="auto" w:fill="FFFFFF"/>
+            <w:tcMar>
+              <w:top w:w="0" w:type="dxa"/>
+              <w:bottom w:w="0" w:type="dxa"/>
+              <w:left w:w="0" w:type="dxa"/>
+              <w:right w:w="0" w:type="dxa"/>
+            </w:tcMar>
+            <w:vAlign w:val="top"/>
+          </w:tcPr>
+          <w:p>
+            <w:pPr>
+              <w:jc w:val="center"/>
+              <w:pBdr>
+                <w:bottom w:val="none" w:sz="0" w:space="0" w:color="000000"/>
+                <w:top w:val="none" w:sz="0" w:space="0" w:color="000000"/>
+                <w:left w:val="none" w:sz="0" w:space="0" w:color="000000"/>
+                <w:right w:val="none" w:sz="0" w:space="0" w:color="000000"/>
+              </w:pBdr>
+              <w:spacing w:after="10" w:before="10" w:line="240"/>
+              <w:ind w:left="100" w:right="100" w:firstLine="0" w:firstLineChars="0"/>
+              <w:rPr>
+                <w:rFonts w:ascii="Arial" w:hAnsi="Arial" w:eastAsia="Arial" w:cs="Arial"/>
+                <w:i w:val="false"/>
+                <w:b w:val="false"/>
+                <w:u w:val="none"/>
+                <w:sz w:val="18"/>
+                <w:szCs w:val="18"/>
+                <w:color w:val="000000"/>
+              </w:rPr>
+            </w:pPr>
+            <w:r>
+              <w:rPr>
+                <w:rFonts w:ascii="Arial" w:hAnsi="Arial" w:eastAsia="Arial" w:cs="Arial"/>
+                <w:i w:val="false"/>
+                <w:b w:val="false"/>
+                <w:u w:val="none"/>
+                <w:sz w:val="18"/>
+                <w:szCs w:val="18"/>
+                <w:color w:val="000000"/>
+              </w:rPr>
+              <w:t xml:space="preserve">4.0 (33.3%)</w:t>
             </w:r>
           </w:p>
         </w:tc>
@@ -3628,28 +3628,184 @@
                 <w:right w:val="none" w:sz="0" w:space="0" w:color="000000"/>
               </w:pBdr>
               <w:spacing w:after="10" w:before="10" w:line="240"/>
-              <w:ind w:left="100" w:right="100" w:firstLine="0" w:firstLineChars="0"/>
-              <w:rPr>
-                <w:rFonts w:ascii="Arial" w:hAnsi="Arial" w:eastAsia="Arial" w:cs="Arial"/>
-                <w:i w:val="false"/>
-                <w:b w:val="false"/>
-                <w:u w:val="none"/>
-                <w:sz w:val="18"/>
-                <w:szCs w:val="18"/>
-                <w:color w:val="000000"/>
-              </w:rPr>
-            </w:pPr>
-            <w:r>
-              <w:rPr>
-                <w:rFonts w:ascii="Arial" w:hAnsi="Arial" w:eastAsia="Arial" w:cs="Arial"/>
-                <w:i w:val="false"/>
-                <w:b w:val="false"/>
-                <w:u w:val="none"/>
-                <w:sz w:val="18"/>
-                <w:szCs w:val="18"/>
-                <w:color w:val="000000"/>
-              </w:rPr>
-              <w:t xml:space="preserve">Altura para la edad (OMS), n (%)</w:t>
+              <w:ind w:left="300" w:right="100" w:firstLine="0" w:firstLineChars="0"/>
+              <w:rPr>
+                <w:rFonts w:ascii="Arial" w:hAnsi="Arial" w:eastAsia="Arial" w:cs="Arial"/>
+                <w:i w:val="false"/>
+                <w:b w:val="false"/>
+                <w:u w:val="none"/>
+                <w:sz w:val="18"/>
+                <w:szCs w:val="18"/>
+                <w:color w:val="000000"/>
+              </w:rPr>
+            </w:pPr>
+            <w:r>
+              <w:rPr>
+                <w:rFonts w:ascii="Arial" w:hAnsi="Arial" w:eastAsia="Arial" w:cs="Arial"/>
+                <w:i w:val="false"/>
+                <w:b w:val="false"/>
+                <w:u w:val="none"/>
+                <w:sz w:val="18"/>
+                <w:szCs w:val="18"/>
+                <w:color w:val="000000"/>
+              </w:rPr>
+              <w:t xml:space="preserve">Seguro Integral de Salud (MINSA)</w:t>
+            </w:r>
+          </w:p>
+        </w:tc>
+        <w:tc>
+          <w:tcPr>
+            <w:tcBorders>
+              <w:bottom w:val="none" w:sz="0" w:space="0" w:color="000000"/>
+              <w:top w:val="none" w:sz="0" w:space="0" w:color="000000"/>
+              <w:left w:val="none" w:sz="0" w:space="0" w:color="000000"/>
+              <w:right w:val="none" w:sz="0" w:space="0" w:color="000000"/>
+            </w:tcBorders>
+            <w:shd w:val="clear" w:color="auto" w:fill="FFFFFF"/>
+            <w:tcMar>
+              <w:top w:w="0" w:type="dxa"/>
+              <w:bottom w:w="0" w:type="dxa"/>
+              <w:left w:w="0" w:type="dxa"/>
+              <w:right w:w="0" w:type="dxa"/>
+            </w:tcMar>
+            <w:vAlign w:val="top"/>
+          </w:tcPr>
+          <w:p>
+            <w:pPr>
+              <w:jc w:val="center"/>
+              <w:pBdr>
+                <w:bottom w:val="none" w:sz="0" w:space="0" w:color="000000"/>
+                <w:top w:val="none" w:sz="0" w:space="0" w:color="000000"/>
+                <w:left w:val="none" w:sz="0" w:space="0" w:color="000000"/>
+                <w:right w:val="none" w:sz="0" w:space="0" w:color="000000"/>
+              </w:pBdr>
+              <w:spacing w:after="10" w:before="10" w:line="240"/>
+              <w:ind w:left="100" w:right="100" w:firstLine="0" w:firstLineChars="0"/>
+              <w:rPr>
+                <w:rFonts w:ascii="Arial" w:hAnsi="Arial" w:eastAsia="Arial" w:cs="Arial"/>
+                <w:i w:val="false"/>
+                <w:b w:val="false"/>
+                <w:u w:val="none"/>
+                <w:sz w:val="18"/>
+                <w:szCs w:val="18"/>
+                <w:color w:val="000000"/>
+              </w:rPr>
+            </w:pPr>
+            <w:r>
+              <w:rPr>
+                <w:rFonts w:ascii="Arial" w:hAnsi="Arial" w:eastAsia="Arial" w:cs="Arial"/>
+                <w:i w:val="false"/>
+                <w:b w:val="false"/>
+                <w:u w:val="none"/>
+                <w:sz w:val="18"/>
+                <w:szCs w:val="18"/>
+                <w:color w:val="000000"/>
+              </w:rPr>
+              <w:t xml:space="preserve">11.0 (45.8%)</w:t>
+            </w:r>
+          </w:p>
+        </w:tc>
+        <w:tc>
+          <w:tcPr>
+            <w:tcBorders>
+              <w:bottom w:val="none" w:sz="0" w:space="0" w:color="000000"/>
+              <w:top w:val="none" w:sz="0" w:space="0" w:color="000000"/>
+              <w:left w:val="none" w:sz="0" w:space="0" w:color="000000"/>
+              <w:right w:val="none" w:sz="0" w:space="0" w:color="000000"/>
+            </w:tcBorders>
+            <w:shd w:val="clear" w:color="auto" w:fill="FFFFFF"/>
+            <w:tcMar>
+              <w:top w:w="0" w:type="dxa"/>
+              <w:bottom w:w="0" w:type="dxa"/>
+              <w:left w:w="0" w:type="dxa"/>
+              <w:right w:w="0" w:type="dxa"/>
+            </w:tcMar>
+            <w:vAlign w:val="top"/>
+          </w:tcPr>
+          <w:p>
+            <w:pPr>
+              <w:jc w:val="center"/>
+              <w:pBdr>
+                <w:bottom w:val="none" w:sz="0" w:space="0" w:color="000000"/>
+                <w:top w:val="none" w:sz="0" w:space="0" w:color="000000"/>
+                <w:left w:val="none" w:sz="0" w:space="0" w:color="000000"/>
+                <w:right w:val="none" w:sz="0" w:space="0" w:color="000000"/>
+              </w:pBdr>
+              <w:spacing w:after="10" w:before="10" w:line="240"/>
+              <w:ind w:left="100" w:right="100" w:firstLine="0" w:firstLineChars="0"/>
+              <w:rPr>
+                <w:rFonts w:ascii="Arial" w:hAnsi="Arial" w:eastAsia="Arial" w:cs="Arial"/>
+                <w:i w:val="false"/>
+                <w:b w:val="false"/>
+                <w:u w:val="none"/>
+                <w:sz w:val="18"/>
+                <w:szCs w:val="18"/>
+                <w:color w:val="000000"/>
+              </w:rPr>
+            </w:pPr>
+            <w:r>
+              <w:rPr>
+                <w:rFonts w:ascii="Arial" w:hAnsi="Arial" w:eastAsia="Arial" w:cs="Arial"/>
+                <w:i w:val="false"/>
+                <w:b w:val="false"/>
+                <w:u w:val="none"/>
+                <w:sz w:val="18"/>
+                <w:szCs w:val="18"/>
+                <w:color w:val="000000"/>
+              </w:rPr>
+              <w:t xml:space="preserve">6.0 (25.0%)</w:t>
+            </w:r>
+          </w:p>
+        </w:tc>
+        <w:tc>
+          <w:tcPr>
+            <w:tcBorders>
+              <w:bottom w:val="none" w:sz="0" w:space="0" w:color="000000"/>
+              <w:top w:val="none" w:sz="0" w:space="0" w:color="000000"/>
+              <w:left w:val="none" w:sz="0" w:space="0" w:color="000000"/>
+              <w:right w:val="none" w:sz="0" w:space="0" w:color="000000"/>
+            </w:tcBorders>
+            <w:shd w:val="clear" w:color="auto" w:fill="FFFFFF"/>
+            <w:tcMar>
+              <w:top w:w="0" w:type="dxa"/>
+              <w:bottom w:w="0" w:type="dxa"/>
+              <w:left w:w="0" w:type="dxa"/>
+              <w:right w:w="0" w:type="dxa"/>
+            </w:tcMar>
+            <w:vAlign w:val="top"/>
+          </w:tcPr>
+          <w:p>
+            <w:pPr>
+              <w:jc w:val="center"/>
+              <w:pBdr>
+                <w:bottom w:val="none" w:sz="0" w:space="0" w:color="000000"/>
+                <w:top w:val="none" w:sz="0" w:space="0" w:color="000000"/>
+                <w:left w:val="none" w:sz="0" w:space="0" w:color="000000"/>
+                <w:right w:val="none" w:sz="0" w:space="0" w:color="000000"/>
+              </w:pBdr>
+              <w:spacing w:after="10" w:before="10" w:line="240"/>
+              <w:ind w:left="100" w:right="100" w:firstLine="0" w:firstLineChars="0"/>
+              <w:rPr>
+                <w:rFonts w:ascii="Arial" w:hAnsi="Arial" w:eastAsia="Arial" w:cs="Arial"/>
+                <w:i w:val="false"/>
+                <w:b w:val="false"/>
+                <w:u w:val="none"/>
+                <w:sz w:val="18"/>
+                <w:szCs w:val="18"/>
+                <w:color w:val="000000"/>
+              </w:rPr>
+            </w:pPr>
+            <w:r>
+              <w:rPr>
+                <w:rFonts w:ascii="Arial" w:hAnsi="Arial" w:eastAsia="Arial" w:cs="Arial"/>
+                <w:i w:val="false"/>
+                <w:b w:val="false"/>
+                <w:u w:val="none"/>
+                <w:sz w:val="18"/>
+                <w:szCs w:val="18"/>
+                <w:color w:val="000000"/>
+              </w:rPr>
+              <w:t xml:space="preserve">7.0 (29.2%)</w:t>
             </w:r>
           </w:p>
         </w:tc>
@@ -3754,162 +3910,6 @@
                 <w:color w:val="000000"/>
               </w:rPr>
               <w:t xml:space="preserve"/>
-            </w:r>
-          </w:p>
-        </w:tc>
-        <w:tc>
-          <w:tcPr>
-            <w:tcBorders>
-              <w:bottom w:val="none" w:sz="0" w:space="0" w:color="000000"/>
-              <w:top w:val="none" w:sz="0" w:space="0" w:color="000000"/>
-              <w:left w:val="none" w:sz="0" w:space="0" w:color="000000"/>
-              <w:right w:val="none" w:sz="0" w:space="0" w:color="000000"/>
-            </w:tcBorders>
-            <w:shd w:val="clear" w:color="auto" w:fill="FFFFFF"/>
-            <w:tcMar>
-              <w:top w:w="0" w:type="dxa"/>
-              <w:bottom w:w="0" w:type="dxa"/>
-              <w:left w:w="0" w:type="dxa"/>
-              <w:right w:w="0" w:type="dxa"/>
-            </w:tcMar>
-            <w:vAlign w:val="top"/>
-          </w:tcPr>
-          <w:p>
-            <w:pPr>
-              <w:jc w:val="center"/>
-              <w:pBdr>
-                <w:bottom w:val="none" w:sz="0" w:space="0" w:color="000000"/>
-                <w:top w:val="none" w:sz="0" w:space="0" w:color="000000"/>
-                <w:left w:val="none" w:sz="0" w:space="0" w:color="000000"/>
-                <w:right w:val="none" w:sz="0" w:space="0" w:color="000000"/>
-              </w:pBdr>
-              <w:spacing w:after="10" w:before="10" w:line="240"/>
-              <w:ind w:left="100" w:right="100" w:firstLine="0" w:firstLineChars="0"/>
-              <w:rPr>
-                <w:rFonts w:ascii="Arial" w:hAnsi="Arial" w:eastAsia="Arial" w:cs="Arial"/>
-                <w:i w:val="false"/>
-                <w:b w:val="false"/>
-                <w:u w:val="none"/>
-                <w:sz w:val="18"/>
-                <w:szCs w:val="18"/>
-                <w:color w:val="000000"/>
-              </w:rPr>
-            </w:pPr>
-            <w:r>
-              <w:rPr>
-                <w:rFonts w:ascii="Arial" w:hAnsi="Arial" w:eastAsia="Arial" w:cs="Arial"/>
-                <w:i w:val="false"/>
-                <w:b w:val="false"/>
-                <w:u w:val="none"/>
-                <w:sz w:val="18"/>
-                <w:szCs w:val="18"/>
-                <w:color w:val="000000"/>
-              </w:rPr>
-              <w:t xml:space="preserve"/>
-            </w:r>
-          </w:p>
-        </w:tc>
-        <w:tc>
-          <w:tcPr>
-            <w:tcBorders>
-              <w:bottom w:val="none" w:sz="0" w:space="0" w:color="000000"/>
-              <w:top w:val="none" w:sz="0" w:space="0" w:color="000000"/>
-              <w:left w:val="none" w:sz="0" w:space="0" w:color="000000"/>
-              <w:right w:val="none" w:sz="0" w:space="0" w:color="000000"/>
-            </w:tcBorders>
-            <w:shd w:val="clear" w:color="auto" w:fill="FFFFFF"/>
-            <w:tcMar>
-              <w:top w:w="0" w:type="dxa"/>
-              <w:bottom w:w="0" w:type="dxa"/>
-              <w:left w:w="0" w:type="dxa"/>
-              <w:right w:w="0" w:type="dxa"/>
-            </w:tcMar>
-            <w:vAlign w:val="top"/>
-          </w:tcPr>
-          <w:p>
-            <w:pPr>
-              <w:jc w:val="center"/>
-              <w:pBdr>
-                <w:bottom w:val="none" w:sz="0" w:space="0" w:color="000000"/>
-                <w:top w:val="none" w:sz="0" w:space="0" w:color="000000"/>
-                <w:left w:val="none" w:sz="0" w:space="0" w:color="000000"/>
-                <w:right w:val="none" w:sz="0" w:space="0" w:color="000000"/>
-              </w:pBdr>
-              <w:spacing w:after="10" w:before="10" w:line="240"/>
-              <w:ind w:left="100" w:right="100" w:firstLine="0" w:firstLineChars="0"/>
-              <w:rPr>
-                <w:rFonts w:ascii="Arial" w:hAnsi="Arial" w:eastAsia="Arial" w:cs="Arial"/>
-                <w:i w:val="false"/>
-                <w:b w:val="false"/>
-                <w:u w:val="none"/>
-                <w:sz w:val="18"/>
-                <w:szCs w:val="18"/>
-                <w:color w:val="000000"/>
-              </w:rPr>
-            </w:pPr>
-            <w:r>
-              <w:rPr>
-                <w:rFonts w:ascii="Arial" w:hAnsi="Arial" w:eastAsia="Arial" w:cs="Arial"/>
-                <w:i w:val="false"/>
-                <w:b w:val="false"/>
-                <w:u w:val="none"/>
-                <w:sz w:val="18"/>
-                <w:szCs w:val="18"/>
-                <w:color w:val="000000"/>
-              </w:rPr>
-              <w:t xml:space="preserve">0.434**</w:t>
-            </w:r>
-          </w:p>
-        </w:tc>
-        <w:tc>
-          <w:tcPr>
-            <w:tcBorders>
-              <w:bottom w:val="none" w:sz="0" w:space="0" w:color="000000"/>
-              <w:top w:val="none" w:sz="0" w:space="0" w:color="000000"/>
-              <w:left w:val="none" w:sz="0" w:space="0" w:color="000000"/>
-              <w:right w:val="none" w:sz="0" w:space="0" w:color="000000"/>
-            </w:tcBorders>
-            <w:shd w:val="clear" w:color="auto" w:fill="FFFFFF"/>
-            <w:tcMar>
-              <w:top w:w="0" w:type="dxa"/>
-              <w:bottom w:w="0" w:type="dxa"/>
-              <w:left w:w="0" w:type="dxa"/>
-              <w:right w:w="0" w:type="dxa"/>
-            </w:tcMar>
-            <w:vAlign w:val="top"/>
-          </w:tcPr>
-          <w:p>
-            <w:pPr>
-              <w:jc w:val="center"/>
-              <w:pBdr>
-                <w:bottom w:val="none" w:sz="0" w:space="0" w:color="000000"/>
-                <w:top w:val="none" w:sz="0" w:space="0" w:color="000000"/>
-                <w:left w:val="none" w:sz="0" w:space="0" w:color="000000"/>
-                <w:right w:val="none" w:sz="0" w:space="0" w:color="000000"/>
-              </w:pBdr>
-              <w:spacing w:after="10" w:before="10" w:line="240"/>
-              <w:ind w:left="100" w:right="100" w:firstLine="0" w:firstLineChars="0"/>
-              <w:rPr>
-                <w:rFonts w:ascii="Arial" w:hAnsi="Arial" w:eastAsia="Arial" w:cs="Arial"/>
-                <w:i w:val="false"/>
-                <w:b w:val="false"/>
-                <w:u w:val="none"/>
-                <w:sz w:val="18"/>
-                <w:szCs w:val="18"/>
-                <w:color w:val="000000"/>
-              </w:rPr>
-            </w:pPr>
-            <w:r>
-              <w:rPr>
-                <w:rFonts w:ascii="Arial" w:hAnsi="Arial" w:eastAsia="Arial" w:cs="Arial"/>
-                <w:i w:val="false"/>
-                <w:b w:val="false"/>
-                <w:u w:val="none"/>
-                <w:sz w:val="18"/>
-                <w:szCs w:val="18"/>
-                <w:color w:val="000000"/>
-              </w:rPr>
-              <w:t xml:space="preserve">0.159 †</w:t>
             </w:r>
           </w:p>
         </w:tc>
@@ -3946,184 +3946,28 @@
                 <w:right w:val="none" w:sz="0" w:space="0" w:color="000000"/>
               </w:pBdr>
               <w:spacing w:after="10" w:before="10" w:line="240"/>
-              <w:ind w:left="300" w:right="100" w:firstLine="0" w:firstLineChars="0"/>
-              <w:rPr>
-                <w:rFonts w:ascii="Arial" w:hAnsi="Arial" w:eastAsia="Arial" w:cs="Arial"/>
-                <w:i w:val="false"/>
-                <w:b w:val="false"/>
-                <w:u w:val="none"/>
-                <w:sz w:val="18"/>
-                <w:szCs w:val="18"/>
-                <w:color w:val="000000"/>
-              </w:rPr>
-            </w:pPr>
-            <w:r>
-              <w:rPr>
-                <w:rFonts w:ascii="Arial" w:hAnsi="Arial" w:eastAsia="Arial" w:cs="Arial"/>
-                <w:i w:val="false"/>
-                <w:b w:val="false"/>
-                <w:u w:val="none"/>
-                <w:sz w:val="18"/>
-                <w:szCs w:val="18"/>
-                <w:color w:val="000000"/>
-              </w:rPr>
-              <w:t xml:space="preserve">Dato faltante</w:t>
-            </w:r>
-          </w:p>
-        </w:tc>
-        <w:tc>
-          <w:tcPr>
-            <w:tcBorders>
-              <w:bottom w:val="none" w:sz="0" w:space="0" w:color="000000"/>
-              <w:top w:val="none" w:sz="0" w:space="0" w:color="000000"/>
-              <w:left w:val="none" w:sz="0" w:space="0" w:color="000000"/>
-              <w:right w:val="none" w:sz="0" w:space="0" w:color="000000"/>
-            </w:tcBorders>
-            <w:shd w:val="clear" w:color="auto" w:fill="FFFFFF"/>
-            <w:tcMar>
-              <w:top w:w="0" w:type="dxa"/>
-              <w:bottom w:w="0" w:type="dxa"/>
-              <w:left w:w="0" w:type="dxa"/>
-              <w:right w:w="0" w:type="dxa"/>
-            </w:tcMar>
-            <w:vAlign w:val="top"/>
-          </w:tcPr>
-          <w:p>
-            <w:pPr>
-              <w:jc w:val="center"/>
-              <w:pBdr>
-                <w:bottom w:val="none" w:sz="0" w:space="0" w:color="000000"/>
-                <w:top w:val="none" w:sz="0" w:space="0" w:color="000000"/>
-                <w:left w:val="none" w:sz="0" w:space="0" w:color="000000"/>
-                <w:right w:val="none" w:sz="0" w:space="0" w:color="000000"/>
-              </w:pBdr>
-              <w:spacing w:after="10" w:before="10" w:line="240"/>
-              <w:ind w:left="100" w:right="100" w:firstLine="0" w:firstLineChars="0"/>
-              <w:rPr>
-                <w:rFonts w:ascii="Arial" w:hAnsi="Arial" w:eastAsia="Arial" w:cs="Arial"/>
-                <w:i w:val="false"/>
-                <w:b w:val="false"/>
-                <w:u w:val="none"/>
-                <w:sz w:val="18"/>
-                <w:szCs w:val="18"/>
-                <w:color w:val="000000"/>
-              </w:rPr>
-            </w:pPr>
-            <w:r>
-              <w:rPr>
-                <w:rFonts w:ascii="Arial" w:hAnsi="Arial" w:eastAsia="Arial" w:cs="Arial"/>
-                <w:i w:val="false"/>
-                <w:b w:val="false"/>
-                <w:u w:val="none"/>
-                <w:sz w:val="18"/>
-                <w:szCs w:val="18"/>
-                <w:color w:val="000000"/>
-              </w:rPr>
-              <w:t xml:space="preserve">1.0 (33.3%)</w:t>
-            </w:r>
-          </w:p>
-        </w:tc>
-        <w:tc>
-          <w:tcPr>
-            <w:tcBorders>
-              <w:bottom w:val="none" w:sz="0" w:space="0" w:color="000000"/>
-              <w:top w:val="none" w:sz="0" w:space="0" w:color="000000"/>
-              <w:left w:val="none" w:sz="0" w:space="0" w:color="000000"/>
-              <w:right w:val="none" w:sz="0" w:space="0" w:color="000000"/>
-            </w:tcBorders>
-            <w:shd w:val="clear" w:color="auto" w:fill="FFFFFF"/>
-            <w:tcMar>
-              <w:top w:w="0" w:type="dxa"/>
-              <w:bottom w:w="0" w:type="dxa"/>
-              <w:left w:w="0" w:type="dxa"/>
-              <w:right w:w="0" w:type="dxa"/>
-            </w:tcMar>
-            <w:vAlign w:val="top"/>
-          </w:tcPr>
-          <w:p>
-            <w:pPr>
-              <w:jc w:val="center"/>
-              <w:pBdr>
-                <w:bottom w:val="none" w:sz="0" w:space="0" w:color="000000"/>
-                <w:top w:val="none" w:sz="0" w:space="0" w:color="000000"/>
-                <w:left w:val="none" w:sz="0" w:space="0" w:color="000000"/>
-                <w:right w:val="none" w:sz="0" w:space="0" w:color="000000"/>
-              </w:pBdr>
-              <w:spacing w:after="10" w:before="10" w:line="240"/>
-              <w:ind w:left="100" w:right="100" w:firstLine="0" w:firstLineChars="0"/>
-              <w:rPr>
-                <w:rFonts w:ascii="Arial" w:hAnsi="Arial" w:eastAsia="Arial" w:cs="Arial"/>
-                <w:i w:val="false"/>
-                <w:b w:val="false"/>
-                <w:u w:val="none"/>
-                <w:sz w:val="18"/>
-                <w:szCs w:val="18"/>
-                <w:color w:val="000000"/>
-              </w:rPr>
-            </w:pPr>
-            <w:r>
-              <w:rPr>
-                <w:rFonts w:ascii="Arial" w:hAnsi="Arial" w:eastAsia="Arial" w:cs="Arial"/>
-                <w:i w:val="false"/>
-                <w:b w:val="false"/>
-                <w:u w:val="none"/>
-                <w:sz w:val="18"/>
-                <w:szCs w:val="18"/>
-                <w:color w:val="000000"/>
-              </w:rPr>
-              <w:t xml:space="preserve">2.0 (66.7%)</w:t>
-            </w:r>
-          </w:p>
-        </w:tc>
-        <w:tc>
-          <w:tcPr>
-            <w:tcBorders>
-              <w:bottom w:val="none" w:sz="0" w:space="0" w:color="000000"/>
-              <w:top w:val="none" w:sz="0" w:space="0" w:color="000000"/>
-              <w:left w:val="none" w:sz="0" w:space="0" w:color="000000"/>
-              <w:right w:val="none" w:sz="0" w:space="0" w:color="000000"/>
-            </w:tcBorders>
-            <w:shd w:val="clear" w:color="auto" w:fill="FFFFFF"/>
-            <w:tcMar>
-              <w:top w:w="0" w:type="dxa"/>
-              <w:bottom w:w="0" w:type="dxa"/>
-              <w:left w:w="0" w:type="dxa"/>
-              <w:right w:w="0" w:type="dxa"/>
-            </w:tcMar>
-            <w:vAlign w:val="top"/>
-          </w:tcPr>
-          <w:p>
-            <w:pPr>
-              <w:jc w:val="center"/>
-              <w:pBdr>
-                <w:bottom w:val="none" w:sz="0" w:space="0" w:color="000000"/>
-                <w:top w:val="none" w:sz="0" w:space="0" w:color="000000"/>
-                <w:left w:val="none" w:sz="0" w:space="0" w:color="000000"/>
-                <w:right w:val="none" w:sz="0" w:space="0" w:color="000000"/>
-              </w:pBdr>
-              <w:spacing w:after="10" w:before="10" w:line="240"/>
-              <w:ind w:left="100" w:right="100" w:firstLine="0" w:firstLineChars="0"/>
-              <w:rPr>
-                <w:rFonts w:ascii="Arial" w:hAnsi="Arial" w:eastAsia="Arial" w:cs="Arial"/>
-                <w:i w:val="false"/>
-                <w:b w:val="false"/>
-                <w:u w:val="none"/>
-                <w:sz w:val="18"/>
-                <w:szCs w:val="18"/>
-                <w:color w:val="000000"/>
-              </w:rPr>
-            </w:pPr>
-            <w:r>
-              <w:rPr>
-                <w:rFonts w:ascii="Arial" w:hAnsi="Arial" w:eastAsia="Arial" w:cs="Arial"/>
-                <w:i w:val="false"/>
-                <w:b w:val="false"/>
-                <w:u w:val="none"/>
-                <w:sz w:val="18"/>
-                <w:szCs w:val="18"/>
-                <w:color w:val="000000"/>
-              </w:rPr>
-              <w:t xml:space="preserve">0.0 (0.0%)</w:t>
+              <w:ind w:left="100" w:right="100" w:firstLine="0" w:firstLineChars="0"/>
+              <w:rPr>
+                <w:rFonts w:ascii="Arial" w:hAnsi="Arial" w:eastAsia="Arial" w:cs="Arial"/>
+                <w:i w:val="false"/>
+                <w:b w:val="false"/>
+                <w:u w:val="none"/>
+                <w:sz w:val="18"/>
+                <w:szCs w:val="18"/>
+                <w:color w:val="000000"/>
+              </w:rPr>
+            </w:pPr>
+            <w:r>
+              <w:rPr>
+                <w:rFonts w:ascii="Arial" w:hAnsi="Arial" w:eastAsia="Arial" w:cs="Arial"/>
+                <w:i w:val="false"/>
+                <w:b w:val="false"/>
+                <w:u w:val="none"/>
+                <w:sz w:val="18"/>
+                <w:szCs w:val="18"/>
+                <w:color w:val="000000"/>
+              </w:rPr>
+              <w:t xml:space="preserve">Sexo, n (%)</w:t>
             </w:r>
           </w:p>
         </w:tc>
@@ -4228,6 +4072,162 @@
                 <w:color w:val="000000"/>
               </w:rPr>
               <w:t xml:space="preserve"/>
+            </w:r>
+          </w:p>
+        </w:tc>
+        <w:tc>
+          <w:tcPr>
+            <w:tcBorders>
+              <w:bottom w:val="none" w:sz="0" w:space="0" w:color="000000"/>
+              <w:top w:val="none" w:sz="0" w:space="0" w:color="000000"/>
+              <w:left w:val="none" w:sz="0" w:space="0" w:color="000000"/>
+              <w:right w:val="none" w:sz="0" w:space="0" w:color="000000"/>
+            </w:tcBorders>
+            <w:shd w:val="clear" w:color="auto" w:fill="FFFFFF"/>
+            <w:tcMar>
+              <w:top w:w="0" w:type="dxa"/>
+              <w:bottom w:w="0" w:type="dxa"/>
+              <w:left w:w="0" w:type="dxa"/>
+              <w:right w:w="0" w:type="dxa"/>
+            </w:tcMar>
+            <w:vAlign w:val="top"/>
+          </w:tcPr>
+          <w:p>
+            <w:pPr>
+              <w:jc w:val="center"/>
+              <w:pBdr>
+                <w:bottom w:val="none" w:sz="0" w:space="0" w:color="000000"/>
+                <w:top w:val="none" w:sz="0" w:space="0" w:color="000000"/>
+                <w:left w:val="none" w:sz="0" w:space="0" w:color="000000"/>
+                <w:right w:val="none" w:sz="0" w:space="0" w:color="000000"/>
+              </w:pBdr>
+              <w:spacing w:after="10" w:before="10" w:line="240"/>
+              <w:ind w:left="100" w:right="100" w:firstLine="0" w:firstLineChars="0"/>
+              <w:rPr>
+                <w:rFonts w:ascii="Arial" w:hAnsi="Arial" w:eastAsia="Arial" w:cs="Arial"/>
+                <w:i w:val="false"/>
+                <w:b w:val="false"/>
+                <w:u w:val="none"/>
+                <w:sz w:val="18"/>
+                <w:szCs w:val="18"/>
+                <w:color w:val="000000"/>
+              </w:rPr>
+            </w:pPr>
+            <w:r>
+              <w:rPr>
+                <w:rFonts w:ascii="Arial" w:hAnsi="Arial" w:eastAsia="Arial" w:cs="Arial"/>
+                <w:i w:val="false"/>
+                <w:b w:val="false"/>
+                <w:u w:val="none"/>
+                <w:sz w:val="18"/>
+                <w:szCs w:val="18"/>
+                <w:color w:val="000000"/>
+              </w:rPr>
+              <w:t xml:space="preserve"/>
+            </w:r>
+          </w:p>
+        </w:tc>
+        <w:tc>
+          <w:tcPr>
+            <w:tcBorders>
+              <w:bottom w:val="none" w:sz="0" w:space="0" w:color="000000"/>
+              <w:top w:val="none" w:sz="0" w:space="0" w:color="000000"/>
+              <w:left w:val="none" w:sz="0" w:space="0" w:color="000000"/>
+              <w:right w:val="none" w:sz="0" w:space="0" w:color="000000"/>
+            </w:tcBorders>
+            <w:shd w:val="clear" w:color="auto" w:fill="FFFFFF"/>
+            <w:tcMar>
+              <w:top w:w="0" w:type="dxa"/>
+              <w:bottom w:w="0" w:type="dxa"/>
+              <w:left w:w="0" w:type="dxa"/>
+              <w:right w:w="0" w:type="dxa"/>
+            </w:tcMar>
+            <w:vAlign w:val="top"/>
+          </w:tcPr>
+          <w:p>
+            <w:pPr>
+              <w:jc w:val="center"/>
+              <w:pBdr>
+                <w:bottom w:val="none" w:sz="0" w:space="0" w:color="000000"/>
+                <w:top w:val="none" w:sz="0" w:space="0" w:color="000000"/>
+                <w:left w:val="none" w:sz="0" w:space="0" w:color="000000"/>
+                <w:right w:val="none" w:sz="0" w:space="0" w:color="000000"/>
+              </w:pBdr>
+              <w:spacing w:after="10" w:before="10" w:line="240"/>
+              <w:ind w:left="100" w:right="100" w:firstLine="0" w:firstLineChars="0"/>
+              <w:rPr>
+                <w:rFonts w:ascii="Arial" w:hAnsi="Arial" w:eastAsia="Arial" w:cs="Arial"/>
+                <w:i w:val="false"/>
+                <w:b w:val="false"/>
+                <w:u w:val="none"/>
+                <w:sz w:val="18"/>
+                <w:szCs w:val="18"/>
+                <w:color w:val="000000"/>
+              </w:rPr>
+            </w:pPr>
+            <w:r>
+              <w:rPr>
+                <w:rFonts w:ascii="Arial" w:hAnsi="Arial" w:eastAsia="Arial" w:cs="Arial"/>
+                <w:i w:val="false"/>
+                <w:b w:val="false"/>
+                <w:u w:val="none"/>
+                <w:sz w:val="18"/>
+                <w:szCs w:val="18"/>
+                <w:color w:val="000000"/>
+              </w:rPr>
+              <w:t xml:space="preserve">0.478**</w:t>
+            </w:r>
+          </w:p>
+        </w:tc>
+        <w:tc>
+          <w:tcPr>
+            <w:tcBorders>
+              <w:bottom w:val="none" w:sz="0" w:space="0" w:color="000000"/>
+              <w:top w:val="none" w:sz="0" w:space="0" w:color="000000"/>
+              <w:left w:val="none" w:sz="0" w:space="0" w:color="000000"/>
+              <w:right w:val="none" w:sz="0" w:space="0" w:color="000000"/>
+            </w:tcBorders>
+            <w:shd w:val="clear" w:color="auto" w:fill="FFFFFF"/>
+            <w:tcMar>
+              <w:top w:w="0" w:type="dxa"/>
+              <w:bottom w:w="0" w:type="dxa"/>
+              <w:left w:w="0" w:type="dxa"/>
+              <w:right w:w="0" w:type="dxa"/>
+            </w:tcMar>
+            <w:vAlign w:val="top"/>
+          </w:tcPr>
+          <w:p>
+            <w:pPr>
+              <w:jc w:val="center"/>
+              <w:pBdr>
+                <w:bottom w:val="none" w:sz="0" w:space="0" w:color="000000"/>
+                <w:top w:val="none" w:sz="0" w:space="0" w:color="000000"/>
+                <w:left w:val="none" w:sz="0" w:space="0" w:color="000000"/>
+                <w:right w:val="none" w:sz="0" w:space="0" w:color="000000"/>
+              </w:pBdr>
+              <w:spacing w:after="10" w:before="10" w:line="240"/>
+              <w:ind w:left="100" w:right="100" w:firstLine="0" w:firstLineChars="0"/>
+              <w:rPr>
+                <w:rFonts w:ascii="Arial" w:hAnsi="Arial" w:eastAsia="Arial" w:cs="Arial"/>
+                <w:i w:val="false"/>
+                <w:b w:val="false"/>
+                <w:u w:val="none"/>
+                <w:sz w:val="18"/>
+                <w:szCs w:val="18"/>
+                <w:color w:val="000000"/>
+              </w:rPr>
+            </w:pPr>
+            <w:r>
+              <w:rPr>
+                <w:rFonts w:ascii="Arial" w:hAnsi="Arial" w:eastAsia="Arial" w:cs="Arial"/>
+                <w:i w:val="false"/>
+                <w:b w:val="false"/>
+                <w:u w:val="none"/>
+                <w:sz w:val="18"/>
+                <w:szCs w:val="18"/>
+                <w:color w:val="000000"/>
+              </w:rPr>
+              <w:t xml:space="preserve">0.139 †</w:t>
             </w:r>
           </w:p>
         </w:tc>
@@ -4285,163 +4285,163 @@
                 <w:szCs w:val="18"/>
                 <w:color w:val="000000"/>
               </w:rPr>
-              <w:t xml:space="preserve">Talla baja (Stunting)</w:t>
-            </w:r>
-          </w:p>
-        </w:tc>
-        <w:tc>
-          <w:tcPr>
-            <w:tcBorders>
-              <w:bottom w:val="none" w:sz="0" w:space="0" w:color="000000"/>
-              <w:top w:val="none" w:sz="0" w:space="0" w:color="000000"/>
-              <w:left w:val="none" w:sz="0" w:space="0" w:color="000000"/>
-              <w:right w:val="none" w:sz="0" w:space="0" w:color="000000"/>
-            </w:tcBorders>
-            <w:shd w:val="clear" w:color="auto" w:fill="FFFFFF"/>
-            <w:tcMar>
-              <w:top w:w="0" w:type="dxa"/>
-              <w:bottom w:w="0" w:type="dxa"/>
-              <w:left w:w="0" w:type="dxa"/>
-              <w:right w:w="0" w:type="dxa"/>
-            </w:tcMar>
-            <w:vAlign w:val="top"/>
-          </w:tcPr>
-          <w:p>
-            <w:pPr>
-              <w:jc w:val="center"/>
-              <w:pBdr>
-                <w:bottom w:val="none" w:sz="0" w:space="0" w:color="000000"/>
-                <w:top w:val="none" w:sz="0" w:space="0" w:color="000000"/>
-                <w:left w:val="none" w:sz="0" w:space="0" w:color="000000"/>
-                <w:right w:val="none" w:sz="0" w:space="0" w:color="000000"/>
-              </w:pBdr>
-              <w:spacing w:after="10" w:before="10" w:line="240"/>
-              <w:ind w:left="100" w:right="100" w:firstLine="0" w:firstLineChars="0"/>
-              <w:rPr>
-                <w:rFonts w:ascii="Arial" w:hAnsi="Arial" w:eastAsia="Arial" w:cs="Arial"/>
-                <w:i w:val="false"/>
-                <w:b w:val="false"/>
-                <w:u w:val="none"/>
-                <w:sz w:val="18"/>
-                <w:szCs w:val="18"/>
-                <w:color w:val="000000"/>
-              </w:rPr>
-            </w:pPr>
-            <w:r>
-              <w:rPr>
-                <w:rFonts w:ascii="Arial" w:hAnsi="Arial" w:eastAsia="Arial" w:cs="Arial"/>
-                <w:i w:val="false"/>
-                <w:b w:val="false"/>
-                <w:u w:val="none"/>
-                <w:sz w:val="18"/>
-                <w:szCs w:val="18"/>
-                <w:color w:val="000000"/>
-              </w:rPr>
-              <w:t xml:space="preserve">0.0 (0.0%)</w:t>
-            </w:r>
-          </w:p>
-        </w:tc>
-        <w:tc>
-          <w:tcPr>
-            <w:tcBorders>
-              <w:bottom w:val="none" w:sz="0" w:space="0" w:color="000000"/>
-              <w:top w:val="none" w:sz="0" w:space="0" w:color="000000"/>
-              <w:left w:val="none" w:sz="0" w:space="0" w:color="000000"/>
-              <w:right w:val="none" w:sz="0" w:space="0" w:color="000000"/>
-            </w:tcBorders>
-            <w:shd w:val="clear" w:color="auto" w:fill="FFFFFF"/>
-            <w:tcMar>
-              <w:top w:w="0" w:type="dxa"/>
-              <w:bottom w:w="0" w:type="dxa"/>
-              <w:left w:w="0" w:type="dxa"/>
-              <w:right w:w="0" w:type="dxa"/>
-            </w:tcMar>
-            <w:vAlign w:val="top"/>
-          </w:tcPr>
-          <w:p>
-            <w:pPr>
-              <w:jc w:val="center"/>
-              <w:pBdr>
-                <w:bottom w:val="none" w:sz="0" w:space="0" w:color="000000"/>
-                <w:top w:val="none" w:sz="0" w:space="0" w:color="000000"/>
-                <w:left w:val="none" w:sz="0" w:space="0" w:color="000000"/>
-                <w:right w:val="none" w:sz="0" w:space="0" w:color="000000"/>
-              </w:pBdr>
-              <w:spacing w:after="10" w:before="10" w:line="240"/>
-              <w:ind w:left="100" w:right="100" w:firstLine="0" w:firstLineChars="0"/>
-              <w:rPr>
-                <w:rFonts w:ascii="Arial" w:hAnsi="Arial" w:eastAsia="Arial" w:cs="Arial"/>
-                <w:i w:val="false"/>
-                <w:b w:val="false"/>
-                <w:u w:val="none"/>
-                <w:sz w:val="18"/>
-                <w:szCs w:val="18"/>
-                <w:color w:val="000000"/>
-              </w:rPr>
-            </w:pPr>
-            <w:r>
-              <w:rPr>
-                <w:rFonts w:ascii="Arial" w:hAnsi="Arial" w:eastAsia="Arial" w:cs="Arial"/>
-                <w:i w:val="false"/>
-                <w:b w:val="false"/>
-                <w:u w:val="none"/>
-                <w:sz w:val="18"/>
-                <w:szCs w:val="18"/>
-                <w:color w:val="000000"/>
-              </w:rPr>
-              <w:t xml:space="preserve">0.0 (0.0%)</w:t>
-            </w:r>
-          </w:p>
-        </w:tc>
-        <w:tc>
-          <w:tcPr>
-            <w:tcBorders>
-              <w:bottom w:val="none" w:sz="0" w:space="0" w:color="000000"/>
-              <w:top w:val="none" w:sz="0" w:space="0" w:color="000000"/>
-              <w:left w:val="none" w:sz="0" w:space="0" w:color="000000"/>
-              <w:right w:val="none" w:sz="0" w:space="0" w:color="000000"/>
-            </w:tcBorders>
-            <w:shd w:val="clear" w:color="auto" w:fill="FFFFFF"/>
-            <w:tcMar>
-              <w:top w:w="0" w:type="dxa"/>
-              <w:bottom w:w="0" w:type="dxa"/>
-              <w:left w:w="0" w:type="dxa"/>
-              <w:right w:w="0" w:type="dxa"/>
-            </w:tcMar>
-            <w:vAlign w:val="top"/>
-          </w:tcPr>
-          <w:p>
-            <w:pPr>
-              <w:jc w:val="center"/>
-              <w:pBdr>
-                <w:bottom w:val="none" w:sz="0" w:space="0" w:color="000000"/>
-                <w:top w:val="none" w:sz="0" w:space="0" w:color="000000"/>
-                <w:left w:val="none" w:sz="0" w:space="0" w:color="000000"/>
-                <w:right w:val="none" w:sz="0" w:space="0" w:color="000000"/>
-              </w:pBdr>
-              <w:spacing w:after="10" w:before="10" w:line="240"/>
-              <w:ind w:left="100" w:right="100" w:firstLine="0" w:firstLineChars="0"/>
-              <w:rPr>
-                <w:rFonts w:ascii="Arial" w:hAnsi="Arial" w:eastAsia="Arial" w:cs="Arial"/>
-                <w:i w:val="false"/>
-                <w:b w:val="false"/>
-                <w:u w:val="none"/>
-                <w:sz w:val="18"/>
-                <w:szCs w:val="18"/>
-                <w:color w:val="000000"/>
-              </w:rPr>
-            </w:pPr>
-            <w:r>
-              <w:rPr>
-                <w:rFonts w:ascii="Arial" w:hAnsi="Arial" w:eastAsia="Arial" w:cs="Arial"/>
-                <w:i w:val="false"/>
-                <w:b w:val="false"/>
-                <w:u w:val="none"/>
-                <w:sz w:val="18"/>
-                <w:szCs w:val="18"/>
-                <w:color w:val="000000"/>
-              </w:rPr>
-              <w:t xml:space="preserve">1.0 (100.0%)</w:t>
+              <w:t xml:space="preserve">Masculino</w:t>
+            </w:r>
+          </w:p>
+        </w:tc>
+        <w:tc>
+          <w:tcPr>
+            <w:tcBorders>
+              <w:bottom w:val="none" w:sz="0" w:space="0" w:color="000000"/>
+              <w:top w:val="none" w:sz="0" w:space="0" w:color="000000"/>
+              <w:left w:val="none" w:sz="0" w:space="0" w:color="000000"/>
+              <w:right w:val="none" w:sz="0" w:space="0" w:color="000000"/>
+            </w:tcBorders>
+            <w:shd w:val="clear" w:color="auto" w:fill="FFFFFF"/>
+            <w:tcMar>
+              <w:top w:w="0" w:type="dxa"/>
+              <w:bottom w:w="0" w:type="dxa"/>
+              <w:left w:w="0" w:type="dxa"/>
+              <w:right w:w="0" w:type="dxa"/>
+            </w:tcMar>
+            <w:vAlign w:val="top"/>
+          </w:tcPr>
+          <w:p>
+            <w:pPr>
+              <w:jc w:val="center"/>
+              <w:pBdr>
+                <w:bottom w:val="none" w:sz="0" w:space="0" w:color="000000"/>
+                <w:top w:val="none" w:sz="0" w:space="0" w:color="000000"/>
+                <w:left w:val="none" w:sz="0" w:space="0" w:color="000000"/>
+                <w:right w:val="none" w:sz="0" w:space="0" w:color="000000"/>
+              </w:pBdr>
+              <w:spacing w:after="10" w:before="10" w:line="240"/>
+              <w:ind w:left="100" w:right="100" w:firstLine="0" w:firstLineChars="0"/>
+              <w:rPr>
+                <w:rFonts w:ascii="Arial" w:hAnsi="Arial" w:eastAsia="Arial" w:cs="Arial"/>
+                <w:i w:val="false"/>
+                <w:b w:val="false"/>
+                <w:u w:val="none"/>
+                <w:sz w:val="18"/>
+                <w:szCs w:val="18"/>
+                <w:color w:val="000000"/>
+              </w:rPr>
+            </w:pPr>
+            <w:r>
+              <w:rPr>
+                <w:rFonts w:ascii="Arial" w:hAnsi="Arial" w:eastAsia="Arial" w:cs="Arial"/>
+                <w:i w:val="false"/>
+                <w:b w:val="false"/>
+                <w:u w:val="none"/>
+                <w:sz w:val="18"/>
+                <w:szCs w:val="18"/>
+                <w:color w:val="000000"/>
+              </w:rPr>
+              <w:t xml:space="preserve">10.0 (34.5%)</w:t>
+            </w:r>
+          </w:p>
+        </w:tc>
+        <w:tc>
+          <w:tcPr>
+            <w:tcBorders>
+              <w:bottom w:val="none" w:sz="0" w:space="0" w:color="000000"/>
+              <w:top w:val="none" w:sz="0" w:space="0" w:color="000000"/>
+              <w:left w:val="none" w:sz="0" w:space="0" w:color="000000"/>
+              <w:right w:val="none" w:sz="0" w:space="0" w:color="000000"/>
+            </w:tcBorders>
+            <w:shd w:val="clear" w:color="auto" w:fill="FFFFFF"/>
+            <w:tcMar>
+              <w:top w:w="0" w:type="dxa"/>
+              <w:bottom w:w="0" w:type="dxa"/>
+              <w:left w:w="0" w:type="dxa"/>
+              <w:right w:w="0" w:type="dxa"/>
+            </w:tcMar>
+            <w:vAlign w:val="top"/>
+          </w:tcPr>
+          <w:p>
+            <w:pPr>
+              <w:jc w:val="center"/>
+              <w:pBdr>
+                <w:bottom w:val="none" w:sz="0" w:space="0" w:color="000000"/>
+                <w:top w:val="none" w:sz="0" w:space="0" w:color="000000"/>
+                <w:left w:val="none" w:sz="0" w:space="0" w:color="000000"/>
+                <w:right w:val="none" w:sz="0" w:space="0" w:color="000000"/>
+              </w:pBdr>
+              <w:spacing w:after="10" w:before="10" w:line="240"/>
+              <w:ind w:left="100" w:right="100" w:firstLine="0" w:firstLineChars="0"/>
+              <w:rPr>
+                <w:rFonts w:ascii="Arial" w:hAnsi="Arial" w:eastAsia="Arial" w:cs="Arial"/>
+                <w:i w:val="false"/>
+                <w:b w:val="false"/>
+                <w:u w:val="none"/>
+                <w:sz w:val="18"/>
+                <w:szCs w:val="18"/>
+                <w:color w:val="000000"/>
+              </w:rPr>
+            </w:pPr>
+            <w:r>
+              <w:rPr>
+                <w:rFonts w:ascii="Arial" w:hAnsi="Arial" w:eastAsia="Arial" w:cs="Arial"/>
+                <w:i w:val="false"/>
+                <w:b w:val="false"/>
+                <w:u w:val="none"/>
+                <w:sz w:val="18"/>
+                <w:szCs w:val="18"/>
+                <w:color w:val="000000"/>
+              </w:rPr>
+              <w:t xml:space="preserve">10.0 (34.5%)</w:t>
+            </w:r>
+          </w:p>
+        </w:tc>
+        <w:tc>
+          <w:tcPr>
+            <w:tcBorders>
+              <w:bottom w:val="none" w:sz="0" w:space="0" w:color="000000"/>
+              <w:top w:val="none" w:sz="0" w:space="0" w:color="000000"/>
+              <w:left w:val="none" w:sz="0" w:space="0" w:color="000000"/>
+              <w:right w:val="none" w:sz="0" w:space="0" w:color="000000"/>
+            </w:tcBorders>
+            <w:shd w:val="clear" w:color="auto" w:fill="FFFFFF"/>
+            <w:tcMar>
+              <w:top w:w="0" w:type="dxa"/>
+              <w:bottom w:w="0" w:type="dxa"/>
+              <w:left w:w="0" w:type="dxa"/>
+              <w:right w:w="0" w:type="dxa"/>
+            </w:tcMar>
+            <w:vAlign w:val="top"/>
+          </w:tcPr>
+          <w:p>
+            <w:pPr>
+              <w:jc w:val="center"/>
+              <w:pBdr>
+                <w:bottom w:val="none" w:sz="0" w:space="0" w:color="000000"/>
+                <w:top w:val="none" w:sz="0" w:space="0" w:color="000000"/>
+                <w:left w:val="none" w:sz="0" w:space="0" w:color="000000"/>
+                <w:right w:val="none" w:sz="0" w:space="0" w:color="000000"/>
+              </w:pBdr>
+              <w:spacing w:after="10" w:before="10" w:line="240"/>
+              <w:ind w:left="100" w:right="100" w:firstLine="0" w:firstLineChars="0"/>
+              <w:rPr>
+                <w:rFonts w:ascii="Arial" w:hAnsi="Arial" w:eastAsia="Arial" w:cs="Arial"/>
+                <w:i w:val="false"/>
+                <w:b w:val="false"/>
+                <w:u w:val="none"/>
+                <w:sz w:val="18"/>
+                <w:szCs w:val="18"/>
+                <w:color w:val="000000"/>
+              </w:rPr>
+            </w:pPr>
+            <w:r>
+              <w:rPr>
+                <w:rFonts w:ascii="Arial" w:hAnsi="Arial" w:eastAsia="Arial" w:cs="Arial"/>
+                <w:i w:val="false"/>
+                <w:b w:val="false"/>
+                <w:u w:val="none"/>
+                <w:sz w:val="18"/>
+                <w:szCs w:val="18"/>
+                <w:color w:val="000000"/>
+              </w:rPr>
+              <w:t xml:space="preserve">9.0 (31.0%)</w:t>
             </w:r>
           </w:p>
         </w:tc>
@@ -4603,163 +4603,163 @@
                 <w:szCs w:val="18"/>
                 <w:color w:val="000000"/>
               </w:rPr>
-              <w:t xml:space="preserve">Talla Normal</w:t>
-            </w:r>
-          </w:p>
-        </w:tc>
-        <w:tc>
-          <w:tcPr>
-            <w:tcBorders>
-              <w:bottom w:val="none" w:sz="0" w:space="0" w:color="000000"/>
-              <w:top w:val="none" w:sz="0" w:space="0" w:color="000000"/>
-              <w:left w:val="none" w:sz="0" w:space="0" w:color="000000"/>
-              <w:right w:val="none" w:sz="0" w:space="0" w:color="000000"/>
-            </w:tcBorders>
-            <w:shd w:val="clear" w:color="auto" w:fill="FFFFFF"/>
-            <w:tcMar>
-              <w:top w:w="0" w:type="dxa"/>
-              <w:bottom w:w="0" w:type="dxa"/>
-              <w:left w:w="0" w:type="dxa"/>
-              <w:right w:w="0" w:type="dxa"/>
-            </w:tcMar>
-            <w:vAlign w:val="top"/>
-          </w:tcPr>
-          <w:p>
-            <w:pPr>
-              <w:jc w:val="center"/>
-              <w:pBdr>
-                <w:bottom w:val="none" w:sz="0" w:space="0" w:color="000000"/>
-                <w:top w:val="none" w:sz="0" w:space="0" w:color="000000"/>
-                <w:left w:val="none" w:sz="0" w:space="0" w:color="000000"/>
-                <w:right w:val="none" w:sz="0" w:space="0" w:color="000000"/>
-              </w:pBdr>
-              <w:spacing w:after="10" w:before="10" w:line="240"/>
-              <w:ind w:left="100" w:right="100" w:firstLine="0" w:firstLineChars="0"/>
-              <w:rPr>
-                <w:rFonts w:ascii="Arial" w:hAnsi="Arial" w:eastAsia="Arial" w:cs="Arial"/>
-                <w:i w:val="false"/>
-                <w:b w:val="false"/>
-                <w:u w:val="none"/>
-                <w:sz w:val="18"/>
-                <w:szCs w:val="18"/>
-                <w:color w:val="000000"/>
-              </w:rPr>
-            </w:pPr>
-            <w:r>
-              <w:rPr>
-                <w:rFonts w:ascii="Arial" w:hAnsi="Arial" w:eastAsia="Arial" w:cs="Arial"/>
-                <w:i w:val="false"/>
-                <w:b w:val="false"/>
-                <w:u w:val="none"/>
-                <w:sz w:val="18"/>
-                <w:szCs w:val="18"/>
-                <w:color w:val="000000"/>
-              </w:rPr>
-              <w:t xml:space="preserve">20.0 (28.2%)</w:t>
-            </w:r>
-          </w:p>
-        </w:tc>
-        <w:tc>
-          <w:tcPr>
-            <w:tcBorders>
-              <w:bottom w:val="none" w:sz="0" w:space="0" w:color="000000"/>
-              <w:top w:val="none" w:sz="0" w:space="0" w:color="000000"/>
-              <w:left w:val="none" w:sz="0" w:space="0" w:color="000000"/>
-              <w:right w:val="none" w:sz="0" w:space="0" w:color="000000"/>
-            </w:tcBorders>
-            <w:shd w:val="clear" w:color="auto" w:fill="FFFFFF"/>
-            <w:tcMar>
-              <w:top w:w="0" w:type="dxa"/>
-              <w:bottom w:w="0" w:type="dxa"/>
-              <w:left w:w="0" w:type="dxa"/>
-              <w:right w:w="0" w:type="dxa"/>
-            </w:tcMar>
-            <w:vAlign w:val="top"/>
-          </w:tcPr>
-          <w:p>
-            <w:pPr>
-              <w:jc w:val="center"/>
-              <w:pBdr>
-                <w:bottom w:val="none" w:sz="0" w:space="0" w:color="000000"/>
-                <w:top w:val="none" w:sz="0" w:space="0" w:color="000000"/>
-                <w:left w:val="none" w:sz="0" w:space="0" w:color="000000"/>
-                <w:right w:val="none" w:sz="0" w:space="0" w:color="000000"/>
-              </w:pBdr>
-              <w:spacing w:after="10" w:before="10" w:line="240"/>
-              <w:ind w:left="100" w:right="100" w:firstLine="0" w:firstLineChars="0"/>
-              <w:rPr>
-                <w:rFonts w:ascii="Arial" w:hAnsi="Arial" w:eastAsia="Arial" w:cs="Arial"/>
-                <w:i w:val="false"/>
-                <w:b w:val="false"/>
-                <w:u w:val="none"/>
-                <w:sz w:val="18"/>
-                <w:szCs w:val="18"/>
-                <w:color w:val="000000"/>
-              </w:rPr>
-            </w:pPr>
-            <w:r>
-              <w:rPr>
-                <w:rFonts w:ascii="Arial" w:hAnsi="Arial" w:eastAsia="Arial" w:cs="Arial"/>
-                <w:i w:val="false"/>
-                <w:b w:val="false"/>
-                <w:u w:val="none"/>
-                <w:sz w:val="18"/>
-                <w:szCs w:val="18"/>
-                <w:color w:val="000000"/>
-              </w:rPr>
-              <w:t xml:space="preserve">23.0 (32.4%)</w:t>
-            </w:r>
-          </w:p>
-        </w:tc>
-        <w:tc>
-          <w:tcPr>
-            <w:tcBorders>
-              <w:bottom w:val="none" w:sz="0" w:space="0" w:color="000000"/>
-              <w:top w:val="none" w:sz="0" w:space="0" w:color="000000"/>
-              <w:left w:val="none" w:sz="0" w:space="0" w:color="000000"/>
-              <w:right w:val="none" w:sz="0" w:space="0" w:color="000000"/>
-            </w:tcBorders>
-            <w:shd w:val="clear" w:color="auto" w:fill="FFFFFF"/>
-            <w:tcMar>
-              <w:top w:w="0" w:type="dxa"/>
-              <w:bottom w:w="0" w:type="dxa"/>
-              <w:left w:w="0" w:type="dxa"/>
-              <w:right w:w="0" w:type="dxa"/>
-            </w:tcMar>
-            <w:vAlign w:val="top"/>
-          </w:tcPr>
-          <w:p>
-            <w:pPr>
-              <w:jc w:val="center"/>
-              <w:pBdr>
-                <w:bottom w:val="none" w:sz="0" w:space="0" w:color="000000"/>
-                <w:top w:val="none" w:sz="0" w:space="0" w:color="000000"/>
-                <w:left w:val="none" w:sz="0" w:space="0" w:color="000000"/>
-                <w:right w:val="none" w:sz="0" w:space="0" w:color="000000"/>
-              </w:pBdr>
-              <w:spacing w:after="10" w:before="10" w:line="240"/>
-              <w:ind w:left="100" w:right="100" w:firstLine="0" w:firstLineChars="0"/>
-              <w:rPr>
-                <w:rFonts w:ascii="Arial" w:hAnsi="Arial" w:eastAsia="Arial" w:cs="Arial"/>
-                <w:i w:val="false"/>
-                <w:b w:val="false"/>
-                <w:u w:val="none"/>
-                <w:sz w:val="18"/>
-                <w:szCs w:val="18"/>
-                <w:color w:val="000000"/>
-              </w:rPr>
-            </w:pPr>
-            <w:r>
-              <w:rPr>
-                <w:rFonts w:ascii="Arial" w:hAnsi="Arial" w:eastAsia="Arial" w:cs="Arial"/>
-                <w:i w:val="false"/>
-                <w:b w:val="false"/>
-                <w:u w:val="none"/>
-                <w:sz w:val="18"/>
-                <w:szCs w:val="18"/>
-                <w:color w:val="000000"/>
-              </w:rPr>
-              <w:t xml:space="preserve">28.0 (39.4%)</w:t>
+              <w:t xml:space="preserve">Femenino</w:t>
+            </w:r>
+          </w:p>
+        </w:tc>
+        <w:tc>
+          <w:tcPr>
+            <w:tcBorders>
+              <w:bottom w:val="none" w:sz="0" w:space="0" w:color="000000"/>
+              <w:top w:val="none" w:sz="0" w:space="0" w:color="000000"/>
+              <w:left w:val="none" w:sz="0" w:space="0" w:color="000000"/>
+              <w:right w:val="none" w:sz="0" w:space="0" w:color="000000"/>
+            </w:tcBorders>
+            <w:shd w:val="clear" w:color="auto" w:fill="FFFFFF"/>
+            <w:tcMar>
+              <w:top w:w="0" w:type="dxa"/>
+              <w:bottom w:w="0" w:type="dxa"/>
+              <w:left w:w="0" w:type="dxa"/>
+              <w:right w:w="0" w:type="dxa"/>
+            </w:tcMar>
+            <w:vAlign w:val="top"/>
+          </w:tcPr>
+          <w:p>
+            <w:pPr>
+              <w:jc w:val="center"/>
+              <w:pBdr>
+                <w:bottom w:val="none" w:sz="0" w:space="0" w:color="000000"/>
+                <w:top w:val="none" w:sz="0" w:space="0" w:color="000000"/>
+                <w:left w:val="none" w:sz="0" w:space="0" w:color="000000"/>
+                <w:right w:val="none" w:sz="0" w:space="0" w:color="000000"/>
+              </w:pBdr>
+              <w:spacing w:after="10" w:before="10" w:line="240"/>
+              <w:ind w:left="100" w:right="100" w:firstLine="0" w:firstLineChars="0"/>
+              <w:rPr>
+                <w:rFonts w:ascii="Arial" w:hAnsi="Arial" w:eastAsia="Arial" w:cs="Arial"/>
+                <w:i w:val="false"/>
+                <w:b w:val="false"/>
+                <w:u w:val="none"/>
+                <w:sz w:val="18"/>
+                <w:szCs w:val="18"/>
+                <w:color w:val="000000"/>
+              </w:rPr>
+            </w:pPr>
+            <w:r>
+              <w:rPr>
+                <w:rFonts w:ascii="Arial" w:hAnsi="Arial" w:eastAsia="Arial" w:cs="Arial"/>
+                <w:i w:val="false"/>
+                <w:b w:val="false"/>
+                <w:u w:val="none"/>
+                <w:sz w:val="18"/>
+                <w:szCs w:val="18"/>
+                <w:color w:val="000000"/>
+              </w:rPr>
+              <w:t xml:space="preserve">11.0 (23.9%)</w:t>
+            </w:r>
+          </w:p>
+        </w:tc>
+        <w:tc>
+          <w:tcPr>
+            <w:tcBorders>
+              <w:bottom w:val="none" w:sz="0" w:space="0" w:color="000000"/>
+              <w:top w:val="none" w:sz="0" w:space="0" w:color="000000"/>
+              <w:left w:val="none" w:sz="0" w:space="0" w:color="000000"/>
+              <w:right w:val="none" w:sz="0" w:space="0" w:color="000000"/>
+            </w:tcBorders>
+            <w:shd w:val="clear" w:color="auto" w:fill="FFFFFF"/>
+            <w:tcMar>
+              <w:top w:w="0" w:type="dxa"/>
+              <w:bottom w:w="0" w:type="dxa"/>
+              <w:left w:w="0" w:type="dxa"/>
+              <w:right w:w="0" w:type="dxa"/>
+            </w:tcMar>
+            <w:vAlign w:val="top"/>
+          </w:tcPr>
+          <w:p>
+            <w:pPr>
+              <w:jc w:val="center"/>
+              <w:pBdr>
+                <w:bottom w:val="none" w:sz="0" w:space="0" w:color="000000"/>
+                <w:top w:val="none" w:sz="0" w:space="0" w:color="000000"/>
+                <w:left w:val="none" w:sz="0" w:space="0" w:color="000000"/>
+                <w:right w:val="none" w:sz="0" w:space="0" w:color="000000"/>
+              </w:pBdr>
+              <w:spacing w:after="10" w:before="10" w:line="240"/>
+              <w:ind w:left="100" w:right="100" w:firstLine="0" w:firstLineChars="0"/>
+              <w:rPr>
+                <w:rFonts w:ascii="Arial" w:hAnsi="Arial" w:eastAsia="Arial" w:cs="Arial"/>
+                <w:i w:val="false"/>
+                <w:b w:val="false"/>
+                <w:u w:val="none"/>
+                <w:sz w:val="18"/>
+                <w:szCs w:val="18"/>
+                <w:color w:val="000000"/>
+              </w:rPr>
+            </w:pPr>
+            <w:r>
+              <w:rPr>
+                <w:rFonts w:ascii="Arial" w:hAnsi="Arial" w:eastAsia="Arial" w:cs="Arial"/>
+                <w:i w:val="false"/>
+                <w:b w:val="false"/>
+                <w:u w:val="none"/>
+                <w:sz w:val="18"/>
+                <w:szCs w:val="18"/>
+                <w:color w:val="000000"/>
+              </w:rPr>
+              <w:t xml:space="preserve">15.0 (32.6%)</w:t>
+            </w:r>
+          </w:p>
+        </w:tc>
+        <w:tc>
+          <w:tcPr>
+            <w:tcBorders>
+              <w:bottom w:val="none" w:sz="0" w:space="0" w:color="000000"/>
+              <w:top w:val="none" w:sz="0" w:space="0" w:color="000000"/>
+              <w:left w:val="none" w:sz="0" w:space="0" w:color="000000"/>
+              <w:right w:val="none" w:sz="0" w:space="0" w:color="000000"/>
+            </w:tcBorders>
+            <w:shd w:val="clear" w:color="auto" w:fill="FFFFFF"/>
+            <w:tcMar>
+              <w:top w:w="0" w:type="dxa"/>
+              <w:bottom w:w="0" w:type="dxa"/>
+              <w:left w:w="0" w:type="dxa"/>
+              <w:right w:w="0" w:type="dxa"/>
+            </w:tcMar>
+            <w:vAlign w:val="top"/>
+          </w:tcPr>
+          <w:p>
+            <w:pPr>
+              <w:jc w:val="center"/>
+              <w:pBdr>
+                <w:bottom w:val="none" w:sz="0" w:space="0" w:color="000000"/>
+                <w:top w:val="none" w:sz="0" w:space="0" w:color="000000"/>
+                <w:left w:val="none" w:sz="0" w:space="0" w:color="000000"/>
+                <w:right w:val="none" w:sz="0" w:space="0" w:color="000000"/>
+              </w:pBdr>
+              <w:spacing w:after="10" w:before="10" w:line="240"/>
+              <w:ind w:left="100" w:right="100" w:firstLine="0" w:firstLineChars="0"/>
+              <w:rPr>
+                <w:rFonts w:ascii="Arial" w:hAnsi="Arial" w:eastAsia="Arial" w:cs="Arial"/>
+                <w:i w:val="false"/>
+                <w:b w:val="false"/>
+                <w:u w:val="none"/>
+                <w:sz w:val="18"/>
+                <w:szCs w:val="18"/>
+                <w:color w:val="000000"/>
+              </w:rPr>
+            </w:pPr>
+            <w:r>
+              <w:rPr>
+                <w:rFonts w:ascii="Arial" w:hAnsi="Arial" w:eastAsia="Arial" w:cs="Arial"/>
+                <w:i w:val="false"/>
+                <w:b w:val="false"/>
+                <w:u w:val="none"/>
+                <w:sz w:val="18"/>
+                <w:szCs w:val="18"/>
+                <w:color w:val="000000"/>
+              </w:rPr>
+              <w:t xml:space="preserve">20.0 (43.5%)</w:t>
             </w:r>
           </w:p>
         </w:tc>
@@ -4876,6 +4876,2232 @@
         <w:tc>
           <w:tcPr>
             <w:tcBorders>
+              <w:bottom w:val="none" w:sz="0" w:space="0" w:color="000000"/>
+              <w:top w:val="none" w:sz="0" w:space="0" w:color="000000"/>
+              <w:left w:val="none" w:sz="0" w:space="0" w:color="000000"/>
+              <w:right w:val="none" w:sz="0" w:space="0" w:color="000000"/>
+            </w:tcBorders>
+            <w:shd w:val="clear" w:color="auto" w:fill="FFFFFF"/>
+            <w:tcMar>
+              <w:top w:w="0" w:type="dxa"/>
+              <w:bottom w:w="0" w:type="dxa"/>
+              <w:left w:w="0" w:type="dxa"/>
+              <w:right w:w="0" w:type="dxa"/>
+            </w:tcMar>
+            <w:vAlign w:val="top"/>
+          </w:tcPr>
+          <w:p>
+            <w:pPr>
+              <w:jc w:val="left"/>
+              <w:pBdr>
+                <w:bottom w:val="none" w:sz="0" w:space="0" w:color="000000"/>
+                <w:top w:val="none" w:sz="0" w:space="0" w:color="000000"/>
+                <w:left w:val="none" w:sz="0" w:space="0" w:color="000000"/>
+                <w:right w:val="none" w:sz="0" w:space="0" w:color="000000"/>
+              </w:pBdr>
+              <w:spacing w:after="10" w:before="10" w:line="240"/>
+              <w:ind w:left="100" w:right="100" w:firstLine="0" w:firstLineChars="0"/>
+              <w:rPr>
+                <w:rFonts w:ascii="Arial" w:hAnsi="Arial" w:eastAsia="Arial" w:cs="Arial"/>
+                <w:i w:val="false"/>
+                <w:b w:val="false"/>
+                <w:u w:val="none"/>
+                <w:sz w:val="18"/>
+                <w:szCs w:val="18"/>
+                <w:color w:val="000000"/>
+              </w:rPr>
+            </w:pPr>
+            <w:r>
+              <w:rPr>
+                <w:rFonts w:ascii="Arial" w:hAnsi="Arial" w:eastAsia="Arial" w:cs="Arial"/>
+                <w:i w:val="false"/>
+                <w:b w:val="false"/>
+                <w:u w:val="none"/>
+                <w:sz w:val="18"/>
+                <w:szCs w:val="18"/>
+                <w:color w:val="000000"/>
+              </w:rPr>
+              <w:t xml:space="preserve">Edad (años), Mediana (Q1, Q3)</w:t>
+            </w:r>
+          </w:p>
+        </w:tc>
+        <w:tc>
+          <w:tcPr>
+            <w:tcBorders>
+              <w:bottom w:val="none" w:sz="0" w:space="0" w:color="000000"/>
+              <w:top w:val="none" w:sz="0" w:space="0" w:color="000000"/>
+              <w:left w:val="none" w:sz="0" w:space="0" w:color="000000"/>
+              <w:right w:val="none" w:sz="0" w:space="0" w:color="000000"/>
+            </w:tcBorders>
+            <w:shd w:val="clear" w:color="auto" w:fill="FFFFFF"/>
+            <w:tcMar>
+              <w:top w:w="0" w:type="dxa"/>
+              <w:bottom w:w="0" w:type="dxa"/>
+              <w:left w:w="0" w:type="dxa"/>
+              <w:right w:w="0" w:type="dxa"/>
+            </w:tcMar>
+            <w:vAlign w:val="top"/>
+          </w:tcPr>
+          <w:p>
+            <w:pPr>
+              <w:jc w:val="center"/>
+              <w:pBdr>
+                <w:bottom w:val="none" w:sz="0" w:space="0" w:color="000000"/>
+                <w:top w:val="none" w:sz="0" w:space="0" w:color="000000"/>
+                <w:left w:val="none" w:sz="0" w:space="0" w:color="000000"/>
+                <w:right w:val="none" w:sz="0" w:space="0" w:color="000000"/>
+              </w:pBdr>
+              <w:spacing w:after="10" w:before="10" w:line="240"/>
+              <w:ind w:left="100" w:right="100" w:firstLine="0" w:firstLineChars="0"/>
+              <w:rPr>
+                <w:rFonts w:ascii="Arial" w:hAnsi="Arial" w:eastAsia="Arial" w:cs="Arial"/>
+                <w:i w:val="false"/>
+                <w:b w:val="false"/>
+                <w:u w:val="none"/>
+                <w:sz w:val="18"/>
+                <w:szCs w:val="18"/>
+                <w:color w:val="000000"/>
+              </w:rPr>
+            </w:pPr>
+            <w:r>
+              <w:rPr>
+                <w:rFonts w:ascii="Arial" w:hAnsi="Arial" w:eastAsia="Arial" w:cs="Arial"/>
+                <w:i w:val="false"/>
+                <w:b w:val="false"/>
+                <w:u w:val="none"/>
+                <w:sz w:val="18"/>
+                <w:szCs w:val="18"/>
+                <w:color w:val="000000"/>
+              </w:rPr>
+              <w:t xml:space="preserve">12.00 (12.00, 12.00)</w:t>
+            </w:r>
+          </w:p>
+        </w:tc>
+        <w:tc>
+          <w:tcPr>
+            <w:tcBorders>
+              <w:bottom w:val="none" w:sz="0" w:space="0" w:color="000000"/>
+              <w:top w:val="none" w:sz="0" w:space="0" w:color="000000"/>
+              <w:left w:val="none" w:sz="0" w:space="0" w:color="000000"/>
+              <w:right w:val="none" w:sz="0" w:space="0" w:color="000000"/>
+            </w:tcBorders>
+            <w:shd w:val="clear" w:color="auto" w:fill="FFFFFF"/>
+            <w:tcMar>
+              <w:top w:w="0" w:type="dxa"/>
+              <w:bottom w:w="0" w:type="dxa"/>
+              <w:left w:w="0" w:type="dxa"/>
+              <w:right w:w="0" w:type="dxa"/>
+            </w:tcMar>
+            <w:vAlign w:val="top"/>
+          </w:tcPr>
+          <w:p>
+            <w:pPr>
+              <w:jc w:val="center"/>
+              <w:pBdr>
+                <w:bottom w:val="none" w:sz="0" w:space="0" w:color="000000"/>
+                <w:top w:val="none" w:sz="0" w:space="0" w:color="000000"/>
+                <w:left w:val="none" w:sz="0" w:space="0" w:color="000000"/>
+                <w:right w:val="none" w:sz="0" w:space="0" w:color="000000"/>
+              </w:pBdr>
+              <w:spacing w:after="10" w:before="10" w:line="240"/>
+              <w:ind w:left="100" w:right="100" w:firstLine="0" w:firstLineChars="0"/>
+              <w:rPr>
+                <w:rFonts w:ascii="Arial" w:hAnsi="Arial" w:eastAsia="Arial" w:cs="Arial"/>
+                <w:i w:val="false"/>
+                <w:b w:val="false"/>
+                <w:u w:val="none"/>
+                <w:sz w:val="18"/>
+                <w:szCs w:val="18"/>
+                <w:color w:val="000000"/>
+              </w:rPr>
+            </w:pPr>
+            <w:r>
+              <w:rPr>
+                <w:rFonts w:ascii="Arial" w:hAnsi="Arial" w:eastAsia="Arial" w:cs="Arial"/>
+                <w:i w:val="false"/>
+                <w:b w:val="false"/>
+                <w:u w:val="none"/>
+                <w:sz w:val="18"/>
+                <w:szCs w:val="18"/>
+                <w:color w:val="000000"/>
+              </w:rPr>
+              <w:t xml:space="preserve">12.00 (12.00, 12.00)</w:t>
+            </w:r>
+          </w:p>
+        </w:tc>
+        <w:tc>
+          <w:tcPr>
+            <w:tcBorders>
+              <w:bottom w:val="none" w:sz="0" w:space="0" w:color="000000"/>
+              <w:top w:val="none" w:sz="0" w:space="0" w:color="000000"/>
+              <w:left w:val="none" w:sz="0" w:space="0" w:color="000000"/>
+              <w:right w:val="none" w:sz="0" w:space="0" w:color="000000"/>
+            </w:tcBorders>
+            <w:shd w:val="clear" w:color="auto" w:fill="FFFFFF"/>
+            <w:tcMar>
+              <w:top w:w="0" w:type="dxa"/>
+              <w:bottom w:w="0" w:type="dxa"/>
+              <w:left w:w="0" w:type="dxa"/>
+              <w:right w:w="0" w:type="dxa"/>
+            </w:tcMar>
+            <w:vAlign w:val="top"/>
+          </w:tcPr>
+          <w:p>
+            <w:pPr>
+              <w:jc w:val="center"/>
+              <w:pBdr>
+                <w:bottom w:val="none" w:sz="0" w:space="0" w:color="000000"/>
+                <w:top w:val="none" w:sz="0" w:space="0" w:color="000000"/>
+                <w:left w:val="none" w:sz="0" w:space="0" w:color="000000"/>
+                <w:right w:val="none" w:sz="0" w:space="0" w:color="000000"/>
+              </w:pBdr>
+              <w:spacing w:after="10" w:before="10" w:line="240"/>
+              <w:ind w:left="100" w:right="100" w:firstLine="0" w:firstLineChars="0"/>
+              <w:rPr>
+                <w:rFonts w:ascii="Arial" w:hAnsi="Arial" w:eastAsia="Arial" w:cs="Arial"/>
+                <w:i w:val="false"/>
+                <w:b w:val="false"/>
+                <w:u w:val="none"/>
+                <w:sz w:val="18"/>
+                <w:szCs w:val="18"/>
+                <w:color w:val="000000"/>
+              </w:rPr>
+            </w:pPr>
+            <w:r>
+              <w:rPr>
+                <w:rFonts w:ascii="Arial" w:hAnsi="Arial" w:eastAsia="Arial" w:cs="Arial"/>
+                <w:i w:val="false"/>
+                <w:b w:val="false"/>
+                <w:u w:val="none"/>
+                <w:sz w:val="18"/>
+                <w:szCs w:val="18"/>
+                <w:color w:val="000000"/>
+              </w:rPr>
+              <w:t xml:space="preserve">12.00 (12.00, 12.00)</w:t>
+            </w:r>
+          </w:p>
+        </w:tc>
+        <w:tc>
+          <w:tcPr>
+            <w:tcBorders>
+              <w:bottom w:val="none" w:sz="0" w:space="0" w:color="000000"/>
+              <w:top w:val="none" w:sz="0" w:space="0" w:color="000000"/>
+              <w:left w:val="none" w:sz="0" w:space="0" w:color="000000"/>
+              <w:right w:val="none" w:sz="0" w:space="0" w:color="000000"/>
+            </w:tcBorders>
+            <w:shd w:val="clear" w:color="auto" w:fill="FFFFFF"/>
+            <w:tcMar>
+              <w:top w:w="0" w:type="dxa"/>
+              <w:bottom w:w="0" w:type="dxa"/>
+              <w:left w:w="0" w:type="dxa"/>
+              <w:right w:w="0" w:type="dxa"/>
+            </w:tcMar>
+            <w:vAlign w:val="top"/>
+          </w:tcPr>
+          <w:p>
+            <w:pPr>
+              <w:jc w:val="center"/>
+              <w:pBdr>
+                <w:bottom w:val="none" w:sz="0" w:space="0" w:color="000000"/>
+                <w:top w:val="none" w:sz="0" w:space="0" w:color="000000"/>
+                <w:left w:val="none" w:sz="0" w:space="0" w:color="000000"/>
+                <w:right w:val="none" w:sz="0" w:space="0" w:color="000000"/>
+              </w:pBdr>
+              <w:spacing w:after="10" w:before="10" w:line="240"/>
+              <w:ind w:left="100" w:right="100" w:firstLine="0" w:firstLineChars="0"/>
+              <w:rPr>
+                <w:rFonts w:ascii="Arial" w:hAnsi="Arial" w:eastAsia="Arial" w:cs="Arial"/>
+                <w:i w:val="false"/>
+                <w:b w:val="false"/>
+                <w:u w:val="none"/>
+                <w:sz w:val="18"/>
+                <w:szCs w:val="18"/>
+                <w:color w:val="000000"/>
+              </w:rPr>
+            </w:pPr>
+            <w:r>
+              <w:rPr>
+                <w:rFonts w:ascii="Arial" w:hAnsi="Arial" w:eastAsia="Arial" w:cs="Arial"/>
+                <w:i w:val="false"/>
+                <w:b w:val="false"/>
+                <w:u w:val="none"/>
+                <w:sz w:val="18"/>
+                <w:szCs w:val="18"/>
+                <w:color w:val="000000"/>
+              </w:rPr>
+              <w:t xml:space="preserve">0.087*</w:t>
+            </w:r>
+          </w:p>
+        </w:tc>
+        <w:tc>
+          <w:tcPr>
+            <w:tcBorders>
+              <w:bottom w:val="none" w:sz="0" w:space="0" w:color="000000"/>
+              <w:top w:val="none" w:sz="0" w:space="0" w:color="000000"/>
+              <w:left w:val="none" w:sz="0" w:space="0" w:color="000000"/>
+              <w:right w:val="none" w:sz="0" w:space="0" w:color="000000"/>
+            </w:tcBorders>
+            <w:shd w:val="clear" w:color="auto" w:fill="FFFFFF"/>
+            <w:tcMar>
+              <w:top w:w="0" w:type="dxa"/>
+              <w:bottom w:w="0" w:type="dxa"/>
+              <w:left w:w="0" w:type="dxa"/>
+              <w:right w:w="0" w:type="dxa"/>
+            </w:tcMar>
+            <w:vAlign w:val="top"/>
+          </w:tcPr>
+          <w:p>
+            <w:pPr>
+              <w:jc w:val="center"/>
+              <w:pBdr>
+                <w:bottom w:val="none" w:sz="0" w:space="0" w:color="000000"/>
+                <w:top w:val="none" w:sz="0" w:space="0" w:color="000000"/>
+                <w:left w:val="none" w:sz="0" w:space="0" w:color="000000"/>
+                <w:right w:val="none" w:sz="0" w:space="0" w:color="000000"/>
+              </w:pBdr>
+              <w:spacing w:after="10" w:before="10" w:line="240"/>
+              <w:ind w:left="100" w:right="100" w:firstLine="0" w:firstLineChars="0"/>
+              <w:rPr>
+                <w:rFonts w:ascii="Arial" w:hAnsi="Arial" w:eastAsia="Arial" w:cs="Arial"/>
+                <w:i w:val="false"/>
+                <w:b w:val="false"/>
+                <w:u w:val="none"/>
+                <w:sz w:val="18"/>
+                <w:szCs w:val="18"/>
+                <w:color w:val="000000"/>
+              </w:rPr>
+            </w:pPr>
+            <w:r>
+              <w:rPr>
+                <w:rFonts w:ascii="Arial" w:hAnsi="Arial" w:eastAsia="Arial" w:cs="Arial"/>
+                <w:i w:val="false"/>
+                <w:b w:val="false"/>
+                <w:u w:val="none"/>
+                <w:sz w:val="18"/>
+                <w:szCs w:val="18"/>
+                <w:color w:val="000000"/>
+              </w:rPr>
+              <w:t xml:space="preserve">0.040 ‡</w:t>
+            </w:r>
+          </w:p>
+        </w:tc>
+      </w:tr>
+      <w:tr>
+        <w:trPr>
+          <w:trHeight w:val="617" w:hRule="auto"/>
+        </w:trPr>
+        body16
+        <w:tc>
+          <w:tcPr>
+            <w:tcBorders>
+              <w:bottom w:val="none" w:sz="0" w:space="0" w:color="000000"/>
+              <w:top w:val="none" w:sz="0" w:space="0" w:color="000000"/>
+              <w:left w:val="none" w:sz="0" w:space="0" w:color="000000"/>
+              <w:right w:val="none" w:sz="0" w:space="0" w:color="000000"/>
+            </w:tcBorders>
+            <w:shd w:val="clear" w:color="auto" w:fill="FFFFFF"/>
+            <w:tcMar>
+              <w:top w:w="0" w:type="dxa"/>
+              <w:bottom w:w="0" w:type="dxa"/>
+              <w:left w:w="0" w:type="dxa"/>
+              <w:right w:w="0" w:type="dxa"/>
+            </w:tcMar>
+            <w:vAlign w:val="top"/>
+          </w:tcPr>
+          <w:p>
+            <w:pPr>
+              <w:jc w:val="left"/>
+              <w:pBdr>
+                <w:bottom w:val="none" w:sz="0" w:space="0" w:color="000000"/>
+                <w:top w:val="none" w:sz="0" w:space="0" w:color="000000"/>
+                <w:left w:val="none" w:sz="0" w:space="0" w:color="000000"/>
+                <w:right w:val="none" w:sz="0" w:space="0" w:color="000000"/>
+              </w:pBdr>
+              <w:spacing w:after="10" w:before="10" w:line="240"/>
+              <w:ind w:left="100" w:right="100" w:firstLine="0" w:firstLineChars="0"/>
+              <w:rPr>
+                <w:rFonts w:ascii="Arial" w:hAnsi="Arial" w:eastAsia="Arial" w:cs="Arial"/>
+                <w:i w:val="false"/>
+                <w:b w:val="false"/>
+                <w:u w:val="none"/>
+                <w:sz w:val="18"/>
+                <w:szCs w:val="18"/>
+                <w:color w:val="000000"/>
+              </w:rPr>
+            </w:pPr>
+            <w:r>
+              <w:rPr>
+                <w:rFonts w:ascii="Arial" w:hAnsi="Arial" w:eastAsia="Arial" w:cs="Arial"/>
+                <w:i w:val="false"/>
+                <w:b w:val="false"/>
+                <w:u w:val="none"/>
+                <w:sz w:val="18"/>
+                <w:szCs w:val="18"/>
+                <w:color w:val="000000"/>
+              </w:rPr>
+              <w:t xml:space="preserve">Peso (Kg), Mediana (Q1, Q3)</w:t>
+            </w:r>
+          </w:p>
+        </w:tc>
+        <w:tc>
+          <w:tcPr>
+            <w:tcBorders>
+              <w:bottom w:val="none" w:sz="0" w:space="0" w:color="000000"/>
+              <w:top w:val="none" w:sz="0" w:space="0" w:color="000000"/>
+              <w:left w:val="none" w:sz="0" w:space="0" w:color="000000"/>
+              <w:right w:val="none" w:sz="0" w:space="0" w:color="000000"/>
+            </w:tcBorders>
+            <w:shd w:val="clear" w:color="auto" w:fill="FFFFFF"/>
+            <w:tcMar>
+              <w:top w:w="0" w:type="dxa"/>
+              <w:bottom w:w="0" w:type="dxa"/>
+              <w:left w:w="0" w:type="dxa"/>
+              <w:right w:w="0" w:type="dxa"/>
+            </w:tcMar>
+            <w:vAlign w:val="top"/>
+          </w:tcPr>
+          <w:p>
+            <w:pPr>
+              <w:jc w:val="center"/>
+              <w:pBdr>
+                <w:bottom w:val="none" w:sz="0" w:space="0" w:color="000000"/>
+                <w:top w:val="none" w:sz="0" w:space="0" w:color="000000"/>
+                <w:left w:val="none" w:sz="0" w:space="0" w:color="000000"/>
+                <w:right w:val="none" w:sz="0" w:space="0" w:color="000000"/>
+              </w:pBdr>
+              <w:spacing w:after="10" w:before="10" w:line="240"/>
+              <w:ind w:left="100" w:right="100" w:firstLine="0" w:firstLineChars="0"/>
+              <w:rPr>
+                <w:rFonts w:ascii="Arial" w:hAnsi="Arial" w:eastAsia="Arial" w:cs="Arial"/>
+                <w:i w:val="false"/>
+                <w:b w:val="false"/>
+                <w:u w:val="none"/>
+                <w:sz w:val="18"/>
+                <w:szCs w:val="18"/>
+                <w:color w:val="000000"/>
+              </w:rPr>
+            </w:pPr>
+            <w:r>
+              <w:rPr>
+                <w:rFonts w:ascii="Arial" w:hAnsi="Arial" w:eastAsia="Arial" w:cs="Arial"/>
+                <w:i w:val="false"/>
+                <w:b w:val="false"/>
+                <w:u w:val="none"/>
+                <w:sz w:val="18"/>
+                <w:szCs w:val="18"/>
+                <w:color w:val="000000"/>
+              </w:rPr>
+              <w:t xml:space="preserve">51.80 (45.15, 58.00)</w:t>
+            </w:r>
+          </w:p>
+        </w:tc>
+        <w:tc>
+          <w:tcPr>
+            <w:tcBorders>
+              <w:bottom w:val="none" w:sz="0" w:space="0" w:color="000000"/>
+              <w:top w:val="none" w:sz="0" w:space="0" w:color="000000"/>
+              <w:left w:val="none" w:sz="0" w:space="0" w:color="000000"/>
+              <w:right w:val="none" w:sz="0" w:space="0" w:color="000000"/>
+            </w:tcBorders>
+            <w:shd w:val="clear" w:color="auto" w:fill="FFFFFF"/>
+            <w:tcMar>
+              <w:top w:w="0" w:type="dxa"/>
+              <w:bottom w:w="0" w:type="dxa"/>
+              <w:left w:w="0" w:type="dxa"/>
+              <w:right w:w="0" w:type="dxa"/>
+            </w:tcMar>
+            <w:vAlign w:val="top"/>
+          </w:tcPr>
+          <w:p>
+            <w:pPr>
+              <w:jc w:val="center"/>
+              <w:pBdr>
+                <w:bottom w:val="none" w:sz="0" w:space="0" w:color="000000"/>
+                <w:top w:val="none" w:sz="0" w:space="0" w:color="000000"/>
+                <w:left w:val="none" w:sz="0" w:space="0" w:color="000000"/>
+                <w:right w:val="none" w:sz="0" w:space="0" w:color="000000"/>
+              </w:pBdr>
+              <w:spacing w:after="10" w:before="10" w:line="240"/>
+              <w:ind w:left="100" w:right="100" w:firstLine="0" w:firstLineChars="0"/>
+              <w:rPr>
+                <w:rFonts w:ascii="Arial" w:hAnsi="Arial" w:eastAsia="Arial" w:cs="Arial"/>
+                <w:i w:val="false"/>
+                <w:b w:val="false"/>
+                <w:u w:val="none"/>
+                <w:sz w:val="18"/>
+                <w:szCs w:val="18"/>
+                <w:color w:val="000000"/>
+              </w:rPr>
+            </w:pPr>
+            <w:r>
+              <w:rPr>
+                <w:rFonts w:ascii="Arial" w:hAnsi="Arial" w:eastAsia="Arial" w:cs="Arial"/>
+                <w:i w:val="false"/>
+                <w:b w:val="false"/>
+                <w:u w:val="none"/>
+                <w:sz w:val="18"/>
+                <w:szCs w:val="18"/>
+                <w:color w:val="000000"/>
+              </w:rPr>
+              <w:t xml:space="preserve">49.45 (43.20, 61.75)</w:t>
+            </w:r>
+          </w:p>
+        </w:tc>
+        <w:tc>
+          <w:tcPr>
+            <w:tcBorders>
+              <w:bottom w:val="none" w:sz="0" w:space="0" w:color="000000"/>
+              <w:top w:val="none" w:sz="0" w:space="0" w:color="000000"/>
+              <w:left w:val="none" w:sz="0" w:space="0" w:color="000000"/>
+              <w:right w:val="none" w:sz="0" w:space="0" w:color="000000"/>
+            </w:tcBorders>
+            <w:shd w:val="clear" w:color="auto" w:fill="FFFFFF"/>
+            <w:tcMar>
+              <w:top w:w="0" w:type="dxa"/>
+              <w:bottom w:w="0" w:type="dxa"/>
+              <w:left w:w="0" w:type="dxa"/>
+              <w:right w:w="0" w:type="dxa"/>
+            </w:tcMar>
+            <w:vAlign w:val="top"/>
+          </w:tcPr>
+          <w:p>
+            <w:pPr>
+              <w:jc w:val="center"/>
+              <w:pBdr>
+                <w:bottom w:val="none" w:sz="0" w:space="0" w:color="000000"/>
+                <w:top w:val="none" w:sz="0" w:space="0" w:color="000000"/>
+                <w:left w:val="none" w:sz="0" w:space="0" w:color="000000"/>
+                <w:right w:val="none" w:sz="0" w:space="0" w:color="000000"/>
+              </w:pBdr>
+              <w:spacing w:after="10" w:before="10" w:line="240"/>
+              <w:ind w:left="100" w:right="100" w:firstLine="0" w:firstLineChars="0"/>
+              <w:rPr>
+                <w:rFonts w:ascii="Arial" w:hAnsi="Arial" w:eastAsia="Arial" w:cs="Arial"/>
+                <w:i w:val="false"/>
+                <w:b w:val="false"/>
+                <w:u w:val="none"/>
+                <w:sz w:val="18"/>
+                <w:szCs w:val="18"/>
+                <w:color w:val="000000"/>
+              </w:rPr>
+            </w:pPr>
+            <w:r>
+              <w:rPr>
+                <w:rFonts w:ascii="Arial" w:hAnsi="Arial" w:eastAsia="Arial" w:cs="Arial"/>
+                <w:i w:val="false"/>
+                <w:b w:val="false"/>
+                <w:u w:val="none"/>
+                <w:sz w:val="18"/>
+                <w:szCs w:val="18"/>
+                <w:color w:val="000000"/>
+              </w:rPr>
+              <w:t xml:space="preserve">51.15 (42.60, 60.30)</w:t>
+            </w:r>
+          </w:p>
+        </w:tc>
+        <w:tc>
+          <w:tcPr>
+            <w:tcBorders>
+              <w:bottom w:val="none" w:sz="0" w:space="0" w:color="000000"/>
+              <w:top w:val="none" w:sz="0" w:space="0" w:color="000000"/>
+              <w:left w:val="none" w:sz="0" w:space="0" w:color="000000"/>
+              <w:right w:val="none" w:sz="0" w:space="0" w:color="000000"/>
+            </w:tcBorders>
+            <w:shd w:val="clear" w:color="auto" w:fill="FFFFFF"/>
+            <w:tcMar>
+              <w:top w:w="0" w:type="dxa"/>
+              <w:bottom w:w="0" w:type="dxa"/>
+              <w:left w:w="0" w:type="dxa"/>
+              <w:right w:w="0" w:type="dxa"/>
+            </w:tcMar>
+            <w:vAlign w:val="top"/>
+          </w:tcPr>
+          <w:p>
+            <w:pPr>
+              <w:jc w:val="center"/>
+              <w:pBdr>
+                <w:bottom w:val="none" w:sz="0" w:space="0" w:color="000000"/>
+                <w:top w:val="none" w:sz="0" w:space="0" w:color="000000"/>
+                <w:left w:val="none" w:sz="0" w:space="0" w:color="000000"/>
+                <w:right w:val="none" w:sz="0" w:space="0" w:color="000000"/>
+              </w:pBdr>
+              <w:spacing w:after="10" w:before="10" w:line="240"/>
+              <w:ind w:left="100" w:right="100" w:firstLine="0" w:firstLineChars="0"/>
+              <w:rPr>
+                <w:rFonts w:ascii="Arial" w:hAnsi="Arial" w:eastAsia="Arial" w:cs="Arial"/>
+                <w:i w:val="false"/>
+                <w:b w:val="false"/>
+                <w:u w:val="none"/>
+                <w:sz w:val="18"/>
+                <w:szCs w:val="18"/>
+                <w:color w:val="000000"/>
+              </w:rPr>
+            </w:pPr>
+            <w:r>
+              <w:rPr>
+                <w:rFonts w:ascii="Arial" w:hAnsi="Arial" w:eastAsia="Arial" w:cs="Arial"/>
+                <w:i w:val="false"/>
+                <w:b w:val="false"/>
+                <w:u w:val="none"/>
+                <w:sz w:val="18"/>
+                <w:szCs w:val="18"/>
+                <w:color w:val="000000"/>
+              </w:rPr>
+              <w:t xml:space="preserve">0.945*</w:t>
+            </w:r>
+          </w:p>
+        </w:tc>
+        <w:tc>
+          <w:tcPr>
+            <w:tcBorders>
+              <w:bottom w:val="none" w:sz="0" w:space="0" w:color="000000"/>
+              <w:top w:val="none" w:sz="0" w:space="0" w:color="000000"/>
+              <w:left w:val="none" w:sz="0" w:space="0" w:color="000000"/>
+              <w:right w:val="none" w:sz="0" w:space="0" w:color="000000"/>
+            </w:tcBorders>
+            <w:shd w:val="clear" w:color="auto" w:fill="FFFFFF"/>
+            <w:tcMar>
+              <w:top w:w="0" w:type="dxa"/>
+              <w:bottom w:w="0" w:type="dxa"/>
+              <w:left w:w="0" w:type="dxa"/>
+              <w:right w:w="0" w:type="dxa"/>
+            </w:tcMar>
+            <w:vAlign w:val="top"/>
+          </w:tcPr>
+          <w:p>
+            <w:pPr>
+              <w:jc w:val="center"/>
+              <w:pBdr>
+                <w:bottom w:val="none" w:sz="0" w:space="0" w:color="000000"/>
+                <w:top w:val="none" w:sz="0" w:space="0" w:color="000000"/>
+                <w:left w:val="none" w:sz="0" w:space="0" w:color="000000"/>
+                <w:right w:val="none" w:sz="0" w:space="0" w:color="000000"/>
+              </w:pBdr>
+              <w:spacing w:after="10" w:before="10" w:line="240"/>
+              <w:ind w:left="100" w:right="100" w:firstLine="0" w:firstLineChars="0"/>
+              <w:rPr>
+                <w:rFonts w:ascii="Arial" w:hAnsi="Arial" w:eastAsia="Arial" w:cs="Arial"/>
+                <w:i w:val="false"/>
+                <w:b w:val="false"/>
+                <w:u w:val="none"/>
+                <w:sz w:val="18"/>
+                <w:szCs w:val="18"/>
+                <w:color w:val="000000"/>
+              </w:rPr>
+            </w:pPr>
+            <w:r>
+              <w:rPr>
+                <w:rFonts w:ascii="Arial" w:hAnsi="Arial" w:eastAsia="Arial" w:cs="Arial"/>
+                <w:i w:val="false"/>
+                <w:b w:val="false"/>
+                <w:u w:val="none"/>
+                <w:sz w:val="18"/>
+                <w:szCs w:val="18"/>
+                <w:color w:val="000000"/>
+              </w:rPr>
+              <w:t xml:space="preserve">-0.026 ‡</w:t>
+            </w:r>
+          </w:p>
+        </w:tc>
+      </w:tr>
+      <w:tr>
+        <w:trPr>
+          <w:trHeight w:val="617" w:hRule="auto"/>
+        </w:trPr>
+        body17
+        <w:tc>
+          <w:tcPr>
+            <w:tcBorders>
+              <w:bottom w:val="none" w:sz="0" w:space="0" w:color="000000"/>
+              <w:top w:val="none" w:sz="0" w:space="0" w:color="000000"/>
+              <w:left w:val="none" w:sz="0" w:space="0" w:color="000000"/>
+              <w:right w:val="none" w:sz="0" w:space="0" w:color="000000"/>
+            </w:tcBorders>
+            <w:shd w:val="clear" w:color="auto" w:fill="FFFFFF"/>
+            <w:tcMar>
+              <w:top w:w="0" w:type="dxa"/>
+              <w:bottom w:w="0" w:type="dxa"/>
+              <w:left w:w="0" w:type="dxa"/>
+              <w:right w:w="0" w:type="dxa"/>
+            </w:tcMar>
+            <w:vAlign w:val="top"/>
+          </w:tcPr>
+          <w:p>
+            <w:pPr>
+              <w:jc w:val="left"/>
+              <w:pBdr>
+                <w:bottom w:val="none" w:sz="0" w:space="0" w:color="000000"/>
+                <w:top w:val="none" w:sz="0" w:space="0" w:color="000000"/>
+                <w:left w:val="none" w:sz="0" w:space="0" w:color="000000"/>
+                <w:right w:val="none" w:sz="0" w:space="0" w:color="000000"/>
+              </w:pBdr>
+              <w:spacing w:after="10" w:before="10" w:line="240"/>
+              <w:ind w:left="100" w:right="100" w:firstLine="0" w:firstLineChars="0"/>
+              <w:rPr>
+                <w:rFonts w:ascii="Arial" w:hAnsi="Arial" w:eastAsia="Arial" w:cs="Arial"/>
+                <w:i w:val="false"/>
+                <w:b w:val="false"/>
+                <w:u w:val="none"/>
+                <w:sz w:val="18"/>
+                <w:szCs w:val="18"/>
+                <w:color w:val="000000"/>
+              </w:rPr>
+            </w:pPr>
+            <w:r>
+              <w:rPr>
+                <w:rFonts w:ascii="Arial" w:hAnsi="Arial" w:eastAsia="Arial" w:cs="Arial"/>
+                <w:i w:val="false"/>
+                <w:b w:val="false"/>
+                <w:u w:val="none"/>
+                <w:sz w:val="18"/>
+                <w:szCs w:val="18"/>
+                <w:color w:val="000000"/>
+              </w:rPr>
+              <w:t xml:space="preserve">Talla (metros), Mediana (Q1, Q3)</w:t>
+            </w:r>
+          </w:p>
+        </w:tc>
+        <w:tc>
+          <w:tcPr>
+            <w:tcBorders>
+              <w:bottom w:val="none" w:sz="0" w:space="0" w:color="000000"/>
+              <w:top w:val="none" w:sz="0" w:space="0" w:color="000000"/>
+              <w:left w:val="none" w:sz="0" w:space="0" w:color="000000"/>
+              <w:right w:val="none" w:sz="0" w:space="0" w:color="000000"/>
+            </w:tcBorders>
+            <w:shd w:val="clear" w:color="auto" w:fill="FFFFFF"/>
+            <w:tcMar>
+              <w:top w:w="0" w:type="dxa"/>
+              <w:bottom w:w="0" w:type="dxa"/>
+              <w:left w:w="0" w:type="dxa"/>
+              <w:right w:w="0" w:type="dxa"/>
+            </w:tcMar>
+            <w:vAlign w:val="top"/>
+          </w:tcPr>
+          <w:p>
+            <w:pPr>
+              <w:jc w:val="center"/>
+              <w:pBdr>
+                <w:bottom w:val="none" w:sz="0" w:space="0" w:color="000000"/>
+                <w:top w:val="none" w:sz="0" w:space="0" w:color="000000"/>
+                <w:left w:val="none" w:sz="0" w:space="0" w:color="000000"/>
+                <w:right w:val="none" w:sz="0" w:space="0" w:color="000000"/>
+              </w:pBdr>
+              <w:spacing w:after="10" w:before="10" w:line="240"/>
+              <w:ind w:left="100" w:right="100" w:firstLine="0" w:firstLineChars="0"/>
+              <w:rPr>
+                <w:rFonts w:ascii="Arial" w:hAnsi="Arial" w:eastAsia="Arial" w:cs="Arial"/>
+                <w:i w:val="false"/>
+                <w:b w:val="false"/>
+                <w:u w:val="none"/>
+                <w:sz w:val="18"/>
+                <w:szCs w:val="18"/>
+                <w:color w:val="000000"/>
+              </w:rPr>
+            </w:pPr>
+            <w:r>
+              <w:rPr>
+                <w:rFonts w:ascii="Arial" w:hAnsi="Arial" w:eastAsia="Arial" w:cs="Arial"/>
+                <w:i w:val="false"/>
+                <w:b w:val="false"/>
+                <w:u w:val="none"/>
+                <w:sz w:val="18"/>
+                <w:szCs w:val="18"/>
+                <w:color w:val="000000"/>
+              </w:rPr>
+              <w:t xml:space="preserve">1.54 (1.51, 1.57)</w:t>
+            </w:r>
+          </w:p>
+        </w:tc>
+        <w:tc>
+          <w:tcPr>
+            <w:tcBorders>
+              <w:bottom w:val="none" w:sz="0" w:space="0" w:color="000000"/>
+              <w:top w:val="none" w:sz="0" w:space="0" w:color="000000"/>
+              <w:left w:val="none" w:sz="0" w:space="0" w:color="000000"/>
+              <w:right w:val="none" w:sz="0" w:space="0" w:color="000000"/>
+            </w:tcBorders>
+            <w:shd w:val="clear" w:color="auto" w:fill="FFFFFF"/>
+            <w:tcMar>
+              <w:top w:w="0" w:type="dxa"/>
+              <w:bottom w:w="0" w:type="dxa"/>
+              <w:left w:w="0" w:type="dxa"/>
+              <w:right w:w="0" w:type="dxa"/>
+            </w:tcMar>
+            <w:vAlign w:val="top"/>
+          </w:tcPr>
+          <w:p>
+            <w:pPr>
+              <w:jc w:val="center"/>
+              <w:pBdr>
+                <w:bottom w:val="none" w:sz="0" w:space="0" w:color="000000"/>
+                <w:top w:val="none" w:sz="0" w:space="0" w:color="000000"/>
+                <w:left w:val="none" w:sz="0" w:space="0" w:color="000000"/>
+                <w:right w:val="none" w:sz="0" w:space="0" w:color="000000"/>
+              </w:pBdr>
+              <w:spacing w:after="10" w:before="10" w:line="240"/>
+              <w:ind w:left="100" w:right="100" w:firstLine="0" w:firstLineChars="0"/>
+              <w:rPr>
+                <w:rFonts w:ascii="Arial" w:hAnsi="Arial" w:eastAsia="Arial" w:cs="Arial"/>
+                <w:i w:val="false"/>
+                <w:b w:val="false"/>
+                <w:u w:val="none"/>
+                <w:sz w:val="18"/>
+                <w:szCs w:val="18"/>
+                <w:color w:val="000000"/>
+              </w:rPr>
+            </w:pPr>
+            <w:r>
+              <w:rPr>
+                <w:rFonts w:ascii="Arial" w:hAnsi="Arial" w:eastAsia="Arial" w:cs="Arial"/>
+                <w:i w:val="false"/>
+                <w:b w:val="false"/>
+                <w:u w:val="none"/>
+                <w:sz w:val="18"/>
+                <w:szCs w:val="18"/>
+                <w:color w:val="000000"/>
+              </w:rPr>
+              <w:t xml:space="preserve">1.52 (1.45, 1.56)</w:t>
+            </w:r>
+          </w:p>
+        </w:tc>
+        <w:tc>
+          <w:tcPr>
+            <w:tcBorders>
+              <w:bottom w:val="none" w:sz="0" w:space="0" w:color="000000"/>
+              <w:top w:val="none" w:sz="0" w:space="0" w:color="000000"/>
+              <w:left w:val="none" w:sz="0" w:space="0" w:color="000000"/>
+              <w:right w:val="none" w:sz="0" w:space="0" w:color="000000"/>
+            </w:tcBorders>
+            <w:shd w:val="clear" w:color="auto" w:fill="FFFFFF"/>
+            <w:tcMar>
+              <w:top w:w="0" w:type="dxa"/>
+              <w:bottom w:w="0" w:type="dxa"/>
+              <w:left w:w="0" w:type="dxa"/>
+              <w:right w:w="0" w:type="dxa"/>
+            </w:tcMar>
+            <w:vAlign w:val="top"/>
+          </w:tcPr>
+          <w:p>
+            <w:pPr>
+              <w:jc w:val="center"/>
+              <w:pBdr>
+                <w:bottom w:val="none" w:sz="0" w:space="0" w:color="000000"/>
+                <w:top w:val="none" w:sz="0" w:space="0" w:color="000000"/>
+                <w:left w:val="none" w:sz="0" w:space="0" w:color="000000"/>
+                <w:right w:val="none" w:sz="0" w:space="0" w:color="000000"/>
+              </w:pBdr>
+              <w:spacing w:after="10" w:before="10" w:line="240"/>
+              <w:ind w:left="100" w:right="100" w:firstLine="0" w:firstLineChars="0"/>
+              <w:rPr>
+                <w:rFonts w:ascii="Arial" w:hAnsi="Arial" w:eastAsia="Arial" w:cs="Arial"/>
+                <w:i w:val="false"/>
+                <w:b w:val="false"/>
+                <w:u w:val="none"/>
+                <w:sz w:val="18"/>
+                <w:szCs w:val="18"/>
+                <w:color w:val="000000"/>
+              </w:rPr>
+            </w:pPr>
+            <w:r>
+              <w:rPr>
+                <w:rFonts w:ascii="Arial" w:hAnsi="Arial" w:eastAsia="Arial" w:cs="Arial"/>
+                <w:i w:val="false"/>
+                <w:b w:val="false"/>
+                <w:u w:val="none"/>
+                <w:sz w:val="18"/>
+                <w:szCs w:val="18"/>
+                <w:color w:val="000000"/>
+              </w:rPr>
+              <w:t xml:space="preserve">1.54 (1.51, 1.59)</w:t>
+            </w:r>
+          </w:p>
+        </w:tc>
+        <w:tc>
+          <w:tcPr>
+            <w:tcBorders>
+              <w:bottom w:val="none" w:sz="0" w:space="0" w:color="000000"/>
+              <w:top w:val="none" w:sz="0" w:space="0" w:color="000000"/>
+              <w:left w:val="none" w:sz="0" w:space="0" w:color="000000"/>
+              <w:right w:val="none" w:sz="0" w:space="0" w:color="000000"/>
+            </w:tcBorders>
+            <w:shd w:val="clear" w:color="auto" w:fill="FFFFFF"/>
+            <w:tcMar>
+              <w:top w:w="0" w:type="dxa"/>
+              <w:bottom w:w="0" w:type="dxa"/>
+              <w:left w:w="0" w:type="dxa"/>
+              <w:right w:w="0" w:type="dxa"/>
+            </w:tcMar>
+            <w:vAlign w:val="top"/>
+          </w:tcPr>
+          <w:p>
+            <w:pPr>
+              <w:jc w:val="center"/>
+              <w:pBdr>
+                <w:bottom w:val="none" w:sz="0" w:space="0" w:color="000000"/>
+                <w:top w:val="none" w:sz="0" w:space="0" w:color="000000"/>
+                <w:left w:val="none" w:sz="0" w:space="0" w:color="000000"/>
+                <w:right w:val="none" w:sz="0" w:space="0" w:color="000000"/>
+              </w:pBdr>
+              <w:spacing w:after="10" w:before="10" w:line="240"/>
+              <w:ind w:left="100" w:right="100" w:firstLine="0" w:firstLineChars="0"/>
+              <w:rPr>
+                <w:rFonts w:ascii="Arial" w:hAnsi="Arial" w:eastAsia="Arial" w:cs="Arial"/>
+                <w:i w:val="false"/>
+                <w:b w:val="false"/>
+                <w:u w:val="none"/>
+                <w:sz w:val="18"/>
+                <w:szCs w:val="18"/>
+                <w:color w:val="000000"/>
+              </w:rPr>
+            </w:pPr>
+            <w:r>
+              <w:rPr>
+                <w:rFonts w:ascii="Arial" w:hAnsi="Arial" w:eastAsia="Arial" w:cs="Arial"/>
+                <w:i w:val="false"/>
+                <w:b w:val="false"/>
+                <w:u w:val="none"/>
+                <w:sz w:val="18"/>
+                <w:szCs w:val="18"/>
+                <w:color w:val="000000"/>
+              </w:rPr>
+              <w:t xml:space="preserve">0.144*</w:t>
+            </w:r>
+          </w:p>
+        </w:tc>
+        <w:tc>
+          <w:tcPr>
+            <w:tcBorders>
+              <w:bottom w:val="none" w:sz="0" w:space="0" w:color="000000"/>
+              <w:top w:val="none" w:sz="0" w:space="0" w:color="000000"/>
+              <w:left w:val="none" w:sz="0" w:space="0" w:color="000000"/>
+              <w:right w:val="none" w:sz="0" w:space="0" w:color="000000"/>
+            </w:tcBorders>
+            <w:shd w:val="clear" w:color="auto" w:fill="FFFFFF"/>
+            <w:tcMar>
+              <w:top w:w="0" w:type="dxa"/>
+              <w:bottom w:w="0" w:type="dxa"/>
+              <w:left w:w="0" w:type="dxa"/>
+              <w:right w:w="0" w:type="dxa"/>
+            </w:tcMar>
+            <w:vAlign w:val="top"/>
+          </w:tcPr>
+          <w:p>
+            <w:pPr>
+              <w:jc w:val="center"/>
+              <w:pBdr>
+                <w:bottom w:val="none" w:sz="0" w:space="0" w:color="000000"/>
+                <w:top w:val="none" w:sz="0" w:space="0" w:color="000000"/>
+                <w:left w:val="none" w:sz="0" w:space="0" w:color="000000"/>
+                <w:right w:val="none" w:sz="0" w:space="0" w:color="000000"/>
+              </w:pBdr>
+              <w:spacing w:after="10" w:before="10" w:line="240"/>
+              <w:ind w:left="100" w:right="100" w:firstLine="0" w:firstLineChars="0"/>
+              <w:rPr>
+                <w:rFonts w:ascii="Arial" w:hAnsi="Arial" w:eastAsia="Arial" w:cs="Arial"/>
+                <w:i w:val="false"/>
+                <w:b w:val="false"/>
+                <w:u w:val="none"/>
+                <w:sz w:val="18"/>
+                <w:szCs w:val="18"/>
+                <w:color w:val="000000"/>
+              </w:rPr>
+            </w:pPr>
+            <w:r>
+              <w:rPr>
+                <w:rFonts w:ascii="Arial" w:hAnsi="Arial" w:eastAsia="Arial" w:cs="Arial"/>
+                <w:i w:val="false"/>
+                <w:b w:val="false"/>
+                <w:u w:val="none"/>
+                <w:sz w:val="18"/>
+                <w:szCs w:val="18"/>
+                <w:color w:val="000000"/>
+              </w:rPr>
+              <w:t xml:space="preserve">0.026 ‡</w:t>
+            </w:r>
+          </w:p>
+        </w:tc>
+      </w:tr>
+      <w:tr>
+        <w:trPr>
+          <w:trHeight w:val="617" w:hRule="auto"/>
+        </w:trPr>
+        body18
+        <w:tc>
+          <w:tcPr>
+            <w:tcBorders>
+              <w:bottom w:val="none" w:sz="0" w:space="0" w:color="000000"/>
+              <w:top w:val="none" w:sz="0" w:space="0" w:color="000000"/>
+              <w:left w:val="none" w:sz="0" w:space="0" w:color="000000"/>
+              <w:right w:val="none" w:sz="0" w:space="0" w:color="000000"/>
+            </w:tcBorders>
+            <w:shd w:val="clear" w:color="auto" w:fill="FFFFFF"/>
+            <w:tcMar>
+              <w:top w:w="0" w:type="dxa"/>
+              <w:bottom w:w="0" w:type="dxa"/>
+              <w:left w:w="0" w:type="dxa"/>
+              <w:right w:w="0" w:type="dxa"/>
+            </w:tcMar>
+            <w:vAlign w:val="top"/>
+          </w:tcPr>
+          <w:p>
+            <w:pPr>
+              <w:jc w:val="left"/>
+              <w:pBdr>
+                <w:bottom w:val="none" w:sz="0" w:space="0" w:color="000000"/>
+                <w:top w:val="none" w:sz="0" w:space="0" w:color="000000"/>
+                <w:left w:val="none" w:sz="0" w:space="0" w:color="000000"/>
+                <w:right w:val="none" w:sz="0" w:space="0" w:color="000000"/>
+              </w:pBdr>
+              <w:spacing w:after="10" w:before="10" w:line="240"/>
+              <w:ind w:left="100" w:right="100" w:firstLine="0" w:firstLineChars="0"/>
+              <w:rPr>
+                <w:rFonts w:ascii="Arial" w:hAnsi="Arial" w:eastAsia="Arial" w:cs="Arial"/>
+                <w:i w:val="false"/>
+                <w:b w:val="false"/>
+                <w:u w:val="none"/>
+                <w:sz w:val="18"/>
+                <w:szCs w:val="18"/>
+                <w:color w:val="000000"/>
+              </w:rPr>
+            </w:pPr>
+            <w:r>
+              <w:rPr>
+                <w:rFonts w:ascii="Arial" w:hAnsi="Arial" w:eastAsia="Arial" w:cs="Arial"/>
+                <w:i w:val="false"/>
+                <w:b w:val="false"/>
+                <w:u w:val="none"/>
+                <w:sz w:val="18"/>
+                <w:szCs w:val="18"/>
+                <w:color w:val="000000"/>
+              </w:rPr>
+              <w:t xml:space="preserve">IMC para la edad (OMS), n (%)</w:t>
+            </w:r>
+          </w:p>
+        </w:tc>
+        <w:tc>
+          <w:tcPr>
+            <w:tcBorders>
+              <w:bottom w:val="none" w:sz="0" w:space="0" w:color="000000"/>
+              <w:top w:val="none" w:sz="0" w:space="0" w:color="000000"/>
+              <w:left w:val="none" w:sz="0" w:space="0" w:color="000000"/>
+              <w:right w:val="none" w:sz="0" w:space="0" w:color="000000"/>
+            </w:tcBorders>
+            <w:shd w:val="clear" w:color="auto" w:fill="FFFFFF"/>
+            <w:tcMar>
+              <w:top w:w="0" w:type="dxa"/>
+              <w:bottom w:w="0" w:type="dxa"/>
+              <w:left w:w="0" w:type="dxa"/>
+              <w:right w:w="0" w:type="dxa"/>
+            </w:tcMar>
+            <w:vAlign w:val="top"/>
+          </w:tcPr>
+          <w:p>
+            <w:pPr>
+              <w:jc w:val="center"/>
+              <w:pBdr>
+                <w:bottom w:val="none" w:sz="0" w:space="0" w:color="000000"/>
+                <w:top w:val="none" w:sz="0" w:space="0" w:color="000000"/>
+                <w:left w:val="none" w:sz="0" w:space="0" w:color="000000"/>
+                <w:right w:val="none" w:sz="0" w:space="0" w:color="000000"/>
+              </w:pBdr>
+              <w:spacing w:after="10" w:before="10" w:line="240"/>
+              <w:ind w:left="100" w:right="100" w:firstLine="0" w:firstLineChars="0"/>
+              <w:rPr>
+                <w:rFonts w:ascii="Arial" w:hAnsi="Arial" w:eastAsia="Arial" w:cs="Arial"/>
+                <w:i w:val="false"/>
+                <w:b w:val="false"/>
+                <w:u w:val="none"/>
+                <w:sz w:val="18"/>
+                <w:szCs w:val="18"/>
+                <w:color w:val="000000"/>
+              </w:rPr>
+            </w:pPr>
+            <w:r>
+              <w:rPr>
+                <w:rFonts w:ascii="Arial" w:hAnsi="Arial" w:eastAsia="Arial" w:cs="Arial"/>
+                <w:i w:val="false"/>
+                <w:b w:val="false"/>
+                <w:u w:val="none"/>
+                <w:sz w:val="18"/>
+                <w:szCs w:val="18"/>
+                <w:color w:val="000000"/>
+              </w:rPr>
+              <w:t xml:space="preserve"/>
+            </w:r>
+          </w:p>
+        </w:tc>
+        <w:tc>
+          <w:tcPr>
+            <w:tcBorders>
+              <w:bottom w:val="none" w:sz="0" w:space="0" w:color="000000"/>
+              <w:top w:val="none" w:sz="0" w:space="0" w:color="000000"/>
+              <w:left w:val="none" w:sz="0" w:space="0" w:color="000000"/>
+              <w:right w:val="none" w:sz="0" w:space="0" w:color="000000"/>
+            </w:tcBorders>
+            <w:shd w:val="clear" w:color="auto" w:fill="FFFFFF"/>
+            <w:tcMar>
+              <w:top w:w="0" w:type="dxa"/>
+              <w:bottom w:w="0" w:type="dxa"/>
+              <w:left w:w="0" w:type="dxa"/>
+              <w:right w:w="0" w:type="dxa"/>
+            </w:tcMar>
+            <w:vAlign w:val="top"/>
+          </w:tcPr>
+          <w:p>
+            <w:pPr>
+              <w:jc w:val="center"/>
+              <w:pBdr>
+                <w:bottom w:val="none" w:sz="0" w:space="0" w:color="000000"/>
+                <w:top w:val="none" w:sz="0" w:space="0" w:color="000000"/>
+                <w:left w:val="none" w:sz="0" w:space="0" w:color="000000"/>
+                <w:right w:val="none" w:sz="0" w:space="0" w:color="000000"/>
+              </w:pBdr>
+              <w:spacing w:after="10" w:before="10" w:line="240"/>
+              <w:ind w:left="100" w:right="100" w:firstLine="0" w:firstLineChars="0"/>
+              <w:rPr>
+                <w:rFonts w:ascii="Arial" w:hAnsi="Arial" w:eastAsia="Arial" w:cs="Arial"/>
+                <w:i w:val="false"/>
+                <w:b w:val="false"/>
+                <w:u w:val="none"/>
+                <w:sz w:val="18"/>
+                <w:szCs w:val="18"/>
+                <w:color w:val="000000"/>
+              </w:rPr>
+            </w:pPr>
+            <w:r>
+              <w:rPr>
+                <w:rFonts w:ascii="Arial" w:hAnsi="Arial" w:eastAsia="Arial" w:cs="Arial"/>
+                <w:i w:val="false"/>
+                <w:b w:val="false"/>
+                <w:u w:val="none"/>
+                <w:sz w:val="18"/>
+                <w:szCs w:val="18"/>
+                <w:color w:val="000000"/>
+              </w:rPr>
+              <w:t xml:space="preserve"/>
+            </w:r>
+          </w:p>
+        </w:tc>
+        <w:tc>
+          <w:tcPr>
+            <w:tcBorders>
+              <w:bottom w:val="none" w:sz="0" w:space="0" w:color="000000"/>
+              <w:top w:val="none" w:sz="0" w:space="0" w:color="000000"/>
+              <w:left w:val="none" w:sz="0" w:space="0" w:color="000000"/>
+              <w:right w:val="none" w:sz="0" w:space="0" w:color="000000"/>
+            </w:tcBorders>
+            <w:shd w:val="clear" w:color="auto" w:fill="FFFFFF"/>
+            <w:tcMar>
+              <w:top w:w="0" w:type="dxa"/>
+              <w:bottom w:w="0" w:type="dxa"/>
+              <w:left w:w="0" w:type="dxa"/>
+              <w:right w:w="0" w:type="dxa"/>
+            </w:tcMar>
+            <w:vAlign w:val="top"/>
+          </w:tcPr>
+          <w:p>
+            <w:pPr>
+              <w:jc w:val="center"/>
+              <w:pBdr>
+                <w:bottom w:val="none" w:sz="0" w:space="0" w:color="000000"/>
+                <w:top w:val="none" w:sz="0" w:space="0" w:color="000000"/>
+                <w:left w:val="none" w:sz="0" w:space="0" w:color="000000"/>
+                <w:right w:val="none" w:sz="0" w:space="0" w:color="000000"/>
+              </w:pBdr>
+              <w:spacing w:after="10" w:before="10" w:line="240"/>
+              <w:ind w:left="100" w:right="100" w:firstLine="0" w:firstLineChars="0"/>
+              <w:rPr>
+                <w:rFonts w:ascii="Arial" w:hAnsi="Arial" w:eastAsia="Arial" w:cs="Arial"/>
+                <w:i w:val="false"/>
+                <w:b w:val="false"/>
+                <w:u w:val="none"/>
+                <w:sz w:val="18"/>
+                <w:szCs w:val="18"/>
+                <w:color w:val="000000"/>
+              </w:rPr>
+            </w:pPr>
+            <w:r>
+              <w:rPr>
+                <w:rFonts w:ascii="Arial" w:hAnsi="Arial" w:eastAsia="Arial" w:cs="Arial"/>
+                <w:i w:val="false"/>
+                <w:b w:val="false"/>
+                <w:u w:val="none"/>
+                <w:sz w:val="18"/>
+                <w:szCs w:val="18"/>
+                <w:color w:val="000000"/>
+              </w:rPr>
+              <w:t xml:space="preserve"/>
+            </w:r>
+          </w:p>
+        </w:tc>
+        <w:tc>
+          <w:tcPr>
+            <w:tcBorders>
+              <w:bottom w:val="none" w:sz="0" w:space="0" w:color="000000"/>
+              <w:top w:val="none" w:sz="0" w:space="0" w:color="000000"/>
+              <w:left w:val="none" w:sz="0" w:space="0" w:color="000000"/>
+              <w:right w:val="none" w:sz="0" w:space="0" w:color="000000"/>
+            </w:tcBorders>
+            <w:shd w:val="clear" w:color="auto" w:fill="FFFFFF"/>
+            <w:tcMar>
+              <w:top w:w="0" w:type="dxa"/>
+              <w:bottom w:w="0" w:type="dxa"/>
+              <w:left w:w="0" w:type="dxa"/>
+              <w:right w:w="0" w:type="dxa"/>
+            </w:tcMar>
+            <w:vAlign w:val="top"/>
+          </w:tcPr>
+          <w:p>
+            <w:pPr>
+              <w:jc w:val="center"/>
+              <w:pBdr>
+                <w:bottom w:val="none" w:sz="0" w:space="0" w:color="000000"/>
+                <w:top w:val="none" w:sz="0" w:space="0" w:color="000000"/>
+                <w:left w:val="none" w:sz="0" w:space="0" w:color="000000"/>
+                <w:right w:val="none" w:sz="0" w:space="0" w:color="000000"/>
+              </w:pBdr>
+              <w:spacing w:after="10" w:before="10" w:line="240"/>
+              <w:ind w:left="100" w:right="100" w:firstLine="0" w:firstLineChars="0"/>
+              <w:rPr>
+                <w:rFonts w:ascii="Arial" w:hAnsi="Arial" w:eastAsia="Arial" w:cs="Arial"/>
+                <w:i w:val="false"/>
+                <w:b w:val="false"/>
+                <w:u w:val="none"/>
+                <w:sz w:val="18"/>
+                <w:szCs w:val="18"/>
+                <w:color w:val="000000"/>
+              </w:rPr>
+            </w:pPr>
+            <w:r>
+              <w:rPr>
+                <w:rFonts w:ascii="Arial" w:hAnsi="Arial" w:eastAsia="Arial" w:cs="Arial"/>
+                <w:i w:val="false"/>
+                <w:b w:val="false"/>
+                <w:u w:val="none"/>
+                <w:sz w:val="18"/>
+                <w:szCs w:val="18"/>
+                <w:color w:val="000000"/>
+              </w:rPr>
+              <w:t xml:space="preserve">0.956**</w:t>
+            </w:r>
+          </w:p>
+        </w:tc>
+        <w:tc>
+          <w:tcPr>
+            <w:tcBorders>
+              <w:bottom w:val="none" w:sz="0" w:space="0" w:color="000000"/>
+              <w:top w:val="none" w:sz="0" w:space="0" w:color="000000"/>
+              <w:left w:val="none" w:sz="0" w:space="0" w:color="000000"/>
+              <w:right w:val="none" w:sz="0" w:space="0" w:color="000000"/>
+            </w:tcBorders>
+            <w:shd w:val="clear" w:color="auto" w:fill="FFFFFF"/>
+            <w:tcMar>
+              <w:top w:w="0" w:type="dxa"/>
+              <w:bottom w:w="0" w:type="dxa"/>
+              <w:left w:w="0" w:type="dxa"/>
+              <w:right w:w="0" w:type="dxa"/>
+            </w:tcMar>
+            <w:vAlign w:val="top"/>
+          </w:tcPr>
+          <w:p>
+            <w:pPr>
+              <w:jc w:val="center"/>
+              <w:pBdr>
+                <w:bottom w:val="none" w:sz="0" w:space="0" w:color="000000"/>
+                <w:top w:val="none" w:sz="0" w:space="0" w:color="000000"/>
+                <w:left w:val="none" w:sz="0" w:space="0" w:color="000000"/>
+                <w:right w:val="none" w:sz="0" w:space="0" w:color="000000"/>
+              </w:pBdr>
+              <w:spacing w:after="10" w:before="10" w:line="240"/>
+              <w:ind w:left="100" w:right="100" w:firstLine="0" w:firstLineChars="0"/>
+              <w:rPr>
+                <w:rFonts w:ascii="Arial" w:hAnsi="Arial" w:eastAsia="Arial" w:cs="Arial"/>
+                <w:i w:val="false"/>
+                <w:b w:val="false"/>
+                <w:u w:val="none"/>
+                <w:sz w:val="18"/>
+                <w:szCs w:val="18"/>
+                <w:color w:val="000000"/>
+              </w:rPr>
+            </w:pPr>
+            <w:r>
+              <w:rPr>
+                <w:rFonts w:ascii="Arial" w:hAnsi="Arial" w:eastAsia="Arial" w:cs="Arial"/>
+                <w:i w:val="false"/>
+                <w:b w:val="false"/>
+                <w:u w:val="none"/>
+                <w:sz w:val="18"/>
+                <w:szCs w:val="18"/>
+                <w:color w:val="000000"/>
+              </w:rPr>
+              <w:t xml:space="preserve">0.051 †</w:t>
+            </w:r>
+          </w:p>
+        </w:tc>
+      </w:tr>
+      <w:tr>
+        <w:trPr>
+          <w:trHeight w:val="617" w:hRule="auto"/>
+        </w:trPr>
+        body19
+        <w:tc>
+          <w:tcPr>
+            <w:tcBorders>
+              <w:bottom w:val="none" w:sz="0" w:space="0" w:color="000000"/>
+              <w:top w:val="none" w:sz="0" w:space="0" w:color="000000"/>
+              <w:left w:val="none" w:sz="0" w:space="0" w:color="000000"/>
+              <w:right w:val="none" w:sz="0" w:space="0" w:color="000000"/>
+            </w:tcBorders>
+            <w:shd w:val="clear" w:color="auto" w:fill="FFFFFF"/>
+            <w:tcMar>
+              <w:top w:w="0" w:type="dxa"/>
+              <w:bottom w:w="0" w:type="dxa"/>
+              <w:left w:w="0" w:type="dxa"/>
+              <w:right w:w="0" w:type="dxa"/>
+            </w:tcMar>
+            <w:vAlign w:val="top"/>
+          </w:tcPr>
+          <w:p>
+            <w:pPr>
+              <w:jc w:val="left"/>
+              <w:pBdr>
+                <w:bottom w:val="none" w:sz="0" w:space="0" w:color="000000"/>
+                <w:top w:val="none" w:sz="0" w:space="0" w:color="000000"/>
+                <w:left w:val="none" w:sz="0" w:space="0" w:color="000000"/>
+                <w:right w:val="none" w:sz="0" w:space="0" w:color="000000"/>
+              </w:pBdr>
+              <w:spacing w:after="10" w:before="10" w:line="240"/>
+              <w:ind w:left="300" w:right="100" w:firstLine="0" w:firstLineChars="0"/>
+              <w:rPr>
+                <w:rFonts w:ascii="Arial" w:hAnsi="Arial" w:eastAsia="Arial" w:cs="Arial"/>
+                <w:i w:val="false"/>
+                <w:b w:val="false"/>
+                <w:u w:val="none"/>
+                <w:sz w:val="18"/>
+                <w:szCs w:val="18"/>
+                <w:color w:val="000000"/>
+              </w:rPr>
+            </w:pPr>
+            <w:r>
+              <w:rPr>
+                <w:rFonts w:ascii="Arial" w:hAnsi="Arial" w:eastAsia="Arial" w:cs="Arial"/>
+                <w:i w:val="false"/>
+                <w:b w:val="false"/>
+                <w:u w:val="none"/>
+                <w:sz w:val="18"/>
+                <w:szCs w:val="18"/>
+                <w:color w:val="000000"/>
+              </w:rPr>
+              <w:t xml:space="preserve">Exceso de peso</w:t>
+            </w:r>
+          </w:p>
+        </w:tc>
+        <w:tc>
+          <w:tcPr>
+            <w:tcBorders>
+              <w:bottom w:val="none" w:sz="0" w:space="0" w:color="000000"/>
+              <w:top w:val="none" w:sz="0" w:space="0" w:color="000000"/>
+              <w:left w:val="none" w:sz="0" w:space="0" w:color="000000"/>
+              <w:right w:val="none" w:sz="0" w:space="0" w:color="000000"/>
+            </w:tcBorders>
+            <w:shd w:val="clear" w:color="auto" w:fill="FFFFFF"/>
+            <w:tcMar>
+              <w:top w:w="0" w:type="dxa"/>
+              <w:bottom w:w="0" w:type="dxa"/>
+              <w:left w:w="0" w:type="dxa"/>
+              <w:right w:w="0" w:type="dxa"/>
+            </w:tcMar>
+            <w:vAlign w:val="top"/>
+          </w:tcPr>
+          <w:p>
+            <w:pPr>
+              <w:jc w:val="center"/>
+              <w:pBdr>
+                <w:bottom w:val="none" w:sz="0" w:space="0" w:color="000000"/>
+                <w:top w:val="none" w:sz="0" w:space="0" w:color="000000"/>
+                <w:left w:val="none" w:sz="0" w:space="0" w:color="000000"/>
+                <w:right w:val="none" w:sz="0" w:space="0" w:color="000000"/>
+              </w:pBdr>
+              <w:spacing w:after="10" w:before="10" w:line="240"/>
+              <w:ind w:left="100" w:right="100" w:firstLine="0" w:firstLineChars="0"/>
+              <w:rPr>
+                <w:rFonts w:ascii="Arial" w:hAnsi="Arial" w:eastAsia="Arial" w:cs="Arial"/>
+                <w:i w:val="false"/>
+                <w:b w:val="false"/>
+                <w:u w:val="none"/>
+                <w:sz w:val="18"/>
+                <w:szCs w:val="18"/>
+                <w:color w:val="000000"/>
+              </w:rPr>
+            </w:pPr>
+            <w:r>
+              <w:rPr>
+                <w:rFonts w:ascii="Arial" w:hAnsi="Arial" w:eastAsia="Arial" w:cs="Arial"/>
+                <w:i w:val="false"/>
+                <w:b w:val="false"/>
+                <w:u w:val="none"/>
+                <w:sz w:val="18"/>
+                <w:szCs w:val="18"/>
+                <w:color w:val="000000"/>
+              </w:rPr>
+              <w:t xml:space="preserve">11.0 (26.2%)</w:t>
+            </w:r>
+          </w:p>
+        </w:tc>
+        <w:tc>
+          <w:tcPr>
+            <w:tcBorders>
+              <w:bottom w:val="none" w:sz="0" w:space="0" w:color="000000"/>
+              <w:top w:val="none" w:sz="0" w:space="0" w:color="000000"/>
+              <w:left w:val="none" w:sz="0" w:space="0" w:color="000000"/>
+              <w:right w:val="none" w:sz="0" w:space="0" w:color="000000"/>
+            </w:tcBorders>
+            <w:shd w:val="clear" w:color="auto" w:fill="FFFFFF"/>
+            <w:tcMar>
+              <w:top w:w="0" w:type="dxa"/>
+              <w:bottom w:w="0" w:type="dxa"/>
+              <w:left w:w="0" w:type="dxa"/>
+              <w:right w:w="0" w:type="dxa"/>
+            </w:tcMar>
+            <w:vAlign w:val="top"/>
+          </w:tcPr>
+          <w:p>
+            <w:pPr>
+              <w:jc w:val="center"/>
+              <w:pBdr>
+                <w:bottom w:val="none" w:sz="0" w:space="0" w:color="000000"/>
+                <w:top w:val="none" w:sz="0" w:space="0" w:color="000000"/>
+                <w:left w:val="none" w:sz="0" w:space="0" w:color="000000"/>
+                <w:right w:val="none" w:sz="0" w:space="0" w:color="000000"/>
+              </w:pBdr>
+              <w:spacing w:after="10" w:before="10" w:line="240"/>
+              <w:ind w:left="100" w:right="100" w:firstLine="0" w:firstLineChars="0"/>
+              <w:rPr>
+                <w:rFonts w:ascii="Arial" w:hAnsi="Arial" w:eastAsia="Arial" w:cs="Arial"/>
+                <w:i w:val="false"/>
+                <w:b w:val="false"/>
+                <w:u w:val="none"/>
+                <w:sz w:val="18"/>
+                <w:szCs w:val="18"/>
+                <w:color w:val="000000"/>
+              </w:rPr>
+            </w:pPr>
+            <w:r>
+              <w:rPr>
+                <w:rFonts w:ascii="Arial" w:hAnsi="Arial" w:eastAsia="Arial" w:cs="Arial"/>
+                <w:i w:val="false"/>
+                <w:b w:val="false"/>
+                <w:u w:val="none"/>
+                <w:sz w:val="18"/>
+                <w:szCs w:val="18"/>
+                <w:color w:val="000000"/>
+              </w:rPr>
+              <w:t xml:space="preserve">14.0 (33.3%)</w:t>
+            </w:r>
+          </w:p>
+        </w:tc>
+        <w:tc>
+          <w:tcPr>
+            <w:tcBorders>
+              <w:bottom w:val="none" w:sz="0" w:space="0" w:color="000000"/>
+              <w:top w:val="none" w:sz="0" w:space="0" w:color="000000"/>
+              <w:left w:val="none" w:sz="0" w:space="0" w:color="000000"/>
+              <w:right w:val="none" w:sz="0" w:space="0" w:color="000000"/>
+            </w:tcBorders>
+            <w:shd w:val="clear" w:color="auto" w:fill="FFFFFF"/>
+            <w:tcMar>
+              <w:top w:w="0" w:type="dxa"/>
+              <w:bottom w:w="0" w:type="dxa"/>
+              <w:left w:w="0" w:type="dxa"/>
+              <w:right w:w="0" w:type="dxa"/>
+            </w:tcMar>
+            <w:vAlign w:val="top"/>
+          </w:tcPr>
+          <w:p>
+            <w:pPr>
+              <w:jc w:val="center"/>
+              <w:pBdr>
+                <w:bottom w:val="none" w:sz="0" w:space="0" w:color="000000"/>
+                <w:top w:val="none" w:sz="0" w:space="0" w:color="000000"/>
+                <w:left w:val="none" w:sz="0" w:space="0" w:color="000000"/>
+                <w:right w:val="none" w:sz="0" w:space="0" w:color="000000"/>
+              </w:pBdr>
+              <w:spacing w:after="10" w:before="10" w:line="240"/>
+              <w:ind w:left="100" w:right="100" w:firstLine="0" w:firstLineChars="0"/>
+              <w:rPr>
+                <w:rFonts w:ascii="Arial" w:hAnsi="Arial" w:eastAsia="Arial" w:cs="Arial"/>
+                <w:i w:val="false"/>
+                <w:b w:val="false"/>
+                <w:u w:val="none"/>
+                <w:sz w:val="18"/>
+                <w:szCs w:val="18"/>
+                <w:color w:val="000000"/>
+              </w:rPr>
+            </w:pPr>
+            <w:r>
+              <w:rPr>
+                <w:rFonts w:ascii="Arial" w:hAnsi="Arial" w:eastAsia="Arial" w:cs="Arial"/>
+                <w:i w:val="false"/>
+                <w:b w:val="false"/>
+                <w:u w:val="none"/>
+                <w:sz w:val="18"/>
+                <w:szCs w:val="18"/>
+                <w:color w:val="000000"/>
+              </w:rPr>
+              <w:t xml:space="preserve">17.0 (40.5%)</w:t>
+            </w:r>
+          </w:p>
+        </w:tc>
+        <w:tc>
+          <w:tcPr>
+            <w:tcBorders>
+              <w:bottom w:val="none" w:sz="0" w:space="0" w:color="000000"/>
+              <w:top w:val="none" w:sz="0" w:space="0" w:color="000000"/>
+              <w:left w:val="none" w:sz="0" w:space="0" w:color="000000"/>
+              <w:right w:val="none" w:sz="0" w:space="0" w:color="000000"/>
+            </w:tcBorders>
+            <w:shd w:val="clear" w:color="auto" w:fill="FFFFFF"/>
+            <w:tcMar>
+              <w:top w:w="0" w:type="dxa"/>
+              <w:bottom w:w="0" w:type="dxa"/>
+              <w:left w:w="0" w:type="dxa"/>
+              <w:right w:w="0" w:type="dxa"/>
+            </w:tcMar>
+            <w:vAlign w:val="top"/>
+          </w:tcPr>
+          <w:p>
+            <w:pPr>
+              <w:jc w:val="center"/>
+              <w:pBdr>
+                <w:bottom w:val="none" w:sz="0" w:space="0" w:color="000000"/>
+                <w:top w:val="none" w:sz="0" w:space="0" w:color="000000"/>
+                <w:left w:val="none" w:sz="0" w:space="0" w:color="000000"/>
+                <w:right w:val="none" w:sz="0" w:space="0" w:color="000000"/>
+              </w:pBdr>
+              <w:spacing w:after="10" w:before="10" w:line="240"/>
+              <w:ind w:left="100" w:right="100" w:firstLine="0" w:firstLineChars="0"/>
+              <w:rPr>
+                <w:rFonts w:ascii="Arial" w:hAnsi="Arial" w:eastAsia="Arial" w:cs="Arial"/>
+                <w:i w:val="false"/>
+                <w:b w:val="false"/>
+                <w:u w:val="none"/>
+                <w:sz w:val="18"/>
+                <w:szCs w:val="18"/>
+                <w:color w:val="000000"/>
+              </w:rPr>
+            </w:pPr>
+            <w:r>
+              <w:rPr>
+                <w:rFonts w:ascii="Arial" w:hAnsi="Arial" w:eastAsia="Arial" w:cs="Arial"/>
+                <w:i w:val="false"/>
+                <w:b w:val="false"/>
+                <w:u w:val="none"/>
+                <w:sz w:val="18"/>
+                <w:szCs w:val="18"/>
+                <w:color w:val="000000"/>
+              </w:rPr>
+              <w:t xml:space="preserve"/>
+            </w:r>
+          </w:p>
+        </w:tc>
+        <w:tc>
+          <w:tcPr>
+            <w:tcBorders>
+              <w:bottom w:val="none" w:sz="0" w:space="0" w:color="000000"/>
+              <w:top w:val="none" w:sz="0" w:space="0" w:color="000000"/>
+              <w:left w:val="none" w:sz="0" w:space="0" w:color="000000"/>
+              <w:right w:val="none" w:sz="0" w:space="0" w:color="000000"/>
+            </w:tcBorders>
+            <w:shd w:val="clear" w:color="auto" w:fill="FFFFFF"/>
+            <w:tcMar>
+              <w:top w:w="0" w:type="dxa"/>
+              <w:bottom w:w="0" w:type="dxa"/>
+              <w:left w:w="0" w:type="dxa"/>
+              <w:right w:w="0" w:type="dxa"/>
+            </w:tcMar>
+            <w:vAlign w:val="top"/>
+          </w:tcPr>
+          <w:p>
+            <w:pPr>
+              <w:jc w:val="center"/>
+              <w:pBdr>
+                <w:bottom w:val="none" w:sz="0" w:space="0" w:color="000000"/>
+                <w:top w:val="none" w:sz="0" w:space="0" w:color="000000"/>
+                <w:left w:val="none" w:sz="0" w:space="0" w:color="000000"/>
+                <w:right w:val="none" w:sz="0" w:space="0" w:color="000000"/>
+              </w:pBdr>
+              <w:spacing w:after="10" w:before="10" w:line="240"/>
+              <w:ind w:left="100" w:right="100" w:firstLine="0" w:firstLineChars="0"/>
+              <w:rPr>
+                <w:rFonts w:ascii="Arial" w:hAnsi="Arial" w:eastAsia="Arial" w:cs="Arial"/>
+                <w:i w:val="false"/>
+                <w:b w:val="false"/>
+                <w:u w:val="none"/>
+                <w:sz w:val="18"/>
+                <w:szCs w:val="18"/>
+                <w:color w:val="000000"/>
+              </w:rPr>
+            </w:pPr>
+            <w:r>
+              <w:rPr>
+                <w:rFonts w:ascii="Arial" w:hAnsi="Arial" w:eastAsia="Arial" w:cs="Arial"/>
+                <w:i w:val="false"/>
+                <w:b w:val="false"/>
+                <w:u w:val="none"/>
+                <w:sz w:val="18"/>
+                <w:szCs w:val="18"/>
+                <w:color w:val="000000"/>
+              </w:rPr>
+              <w:t xml:space="preserve"/>
+            </w:r>
+          </w:p>
+        </w:tc>
+      </w:tr>
+      <w:tr>
+        <w:trPr>
+          <w:trHeight w:val="617" w:hRule="auto"/>
+        </w:trPr>
+        body20
+        <w:tc>
+          <w:tcPr>
+            <w:tcBorders>
+              <w:bottom w:val="none" w:sz="0" w:space="0" w:color="000000"/>
+              <w:top w:val="none" w:sz="0" w:space="0" w:color="000000"/>
+              <w:left w:val="none" w:sz="0" w:space="0" w:color="000000"/>
+              <w:right w:val="none" w:sz="0" w:space="0" w:color="000000"/>
+            </w:tcBorders>
+            <w:shd w:val="clear" w:color="auto" w:fill="FFFFFF"/>
+            <w:tcMar>
+              <w:top w:w="0" w:type="dxa"/>
+              <w:bottom w:w="0" w:type="dxa"/>
+              <w:left w:w="0" w:type="dxa"/>
+              <w:right w:w="0" w:type="dxa"/>
+            </w:tcMar>
+            <w:vAlign w:val="top"/>
+          </w:tcPr>
+          <w:p>
+            <w:pPr>
+              <w:jc w:val="left"/>
+              <w:pBdr>
+                <w:bottom w:val="none" w:sz="0" w:space="0" w:color="000000"/>
+                <w:top w:val="none" w:sz="0" w:space="0" w:color="000000"/>
+                <w:left w:val="none" w:sz="0" w:space="0" w:color="000000"/>
+                <w:right w:val="none" w:sz="0" w:space="0" w:color="000000"/>
+              </w:pBdr>
+              <w:spacing w:after="10" w:before="10" w:line="240"/>
+              <w:ind w:left="300" w:right="100" w:firstLine="0" w:firstLineChars="0"/>
+              <w:rPr>
+                <w:rFonts w:ascii="Arial" w:hAnsi="Arial" w:eastAsia="Arial" w:cs="Arial"/>
+                <w:i w:val="false"/>
+                <w:b w:val="false"/>
+                <w:u w:val="none"/>
+                <w:sz w:val="18"/>
+                <w:szCs w:val="18"/>
+                <w:color w:val="000000"/>
+              </w:rPr>
+            </w:pPr>
+            <w:r>
+              <w:rPr>
+                <w:rFonts w:ascii="Arial" w:hAnsi="Arial" w:eastAsia="Arial" w:cs="Arial"/>
+                <w:i w:val="false"/>
+                <w:b w:val="false"/>
+                <w:u w:val="none"/>
+                <w:sz w:val="18"/>
+                <w:szCs w:val="18"/>
+                <w:color w:val="000000"/>
+              </w:rPr>
+              <w:t xml:space="preserve">Normal</w:t>
+            </w:r>
+          </w:p>
+        </w:tc>
+        <w:tc>
+          <w:tcPr>
+            <w:tcBorders>
+              <w:bottom w:val="none" w:sz="0" w:space="0" w:color="000000"/>
+              <w:top w:val="none" w:sz="0" w:space="0" w:color="000000"/>
+              <w:left w:val="none" w:sz="0" w:space="0" w:color="000000"/>
+              <w:right w:val="none" w:sz="0" w:space="0" w:color="000000"/>
+            </w:tcBorders>
+            <w:shd w:val="clear" w:color="auto" w:fill="FFFFFF"/>
+            <w:tcMar>
+              <w:top w:w="0" w:type="dxa"/>
+              <w:bottom w:w="0" w:type="dxa"/>
+              <w:left w:w="0" w:type="dxa"/>
+              <w:right w:w="0" w:type="dxa"/>
+            </w:tcMar>
+            <w:vAlign w:val="top"/>
+          </w:tcPr>
+          <w:p>
+            <w:pPr>
+              <w:jc w:val="center"/>
+              <w:pBdr>
+                <w:bottom w:val="none" w:sz="0" w:space="0" w:color="000000"/>
+                <w:top w:val="none" w:sz="0" w:space="0" w:color="000000"/>
+                <w:left w:val="none" w:sz="0" w:space="0" w:color="000000"/>
+                <w:right w:val="none" w:sz="0" w:space="0" w:color="000000"/>
+              </w:pBdr>
+              <w:spacing w:after="10" w:before="10" w:line="240"/>
+              <w:ind w:left="100" w:right="100" w:firstLine="0" w:firstLineChars="0"/>
+              <w:rPr>
+                <w:rFonts w:ascii="Arial" w:hAnsi="Arial" w:eastAsia="Arial" w:cs="Arial"/>
+                <w:i w:val="false"/>
+                <w:b w:val="false"/>
+                <w:u w:val="none"/>
+                <w:sz w:val="18"/>
+                <w:szCs w:val="18"/>
+                <w:color w:val="000000"/>
+              </w:rPr>
+            </w:pPr>
+            <w:r>
+              <w:rPr>
+                <w:rFonts w:ascii="Arial" w:hAnsi="Arial" w:eastAsia="Arial" w:cs="Arial"/>
+                <w:i w:val="false"/>
+                <w:b w:val="false"/>
+                <w:u w:val="none"/>
+                <w:sz w:val="18"/>
+                <w:szCs w:val="18"/>
+                <w:color w:val="000000"/>
+              </w:rPr>
+              <w:t xml:space="preserve">10.0 (30.3%)</w:t>
+            </w:r>
+          </w:p>
+        </w:tc>
+        <w:tc>
+          <w:tcPr>
+            <w:tcBorders>
+              <w:bottom w:val="none" w:sz="0" w:space="0" w:color="000000"/>
+              <w:top w:val="none" w:sz="0" w:space="0" w:color="000000"/>
+              <w:left w:val="none" w:sz="0" w:space="0" w:color="000000"/>
+              <w:right w:val="none" w:sz="0" w:space="0" w:color="000000"/>
+            </w:tcBorders>
+            <w:shd w:val="clear" w:color="auto" w:fill="FFFFFF"/>
+            <w:tcMar>
+              <w:top w:w="0" w:type="dxa"/>
+              <w:bottom w:w="0" w:type="dxa"/>
+              <w:left w:w="0" w:type="dxa"/>
+              <w:right w:w="0" w:type="dxa"/>
+            </w:tcMar>
+            <w:vAlign w:val="top"/>
+          </w:tcPr>
+          <w:p>
+            <w:pPr>
+              <w:jc w:val="center"/>
+              <w:pBdr>
+                <w:bottom w:val="none" w:sz="0" w:space="0" w:color="000000"/>
+                <w:top w:val="none" w:sz="0" w:space="0" w:color="000000"/>
+                <w:left w:val="none" w:sz="0" w:space="0" w:color="000000"/>
+                <w:right w:val="none" w:sz="0" w:space="0" w:color="000000"/>
+              </w:pBdr>
+              <w:spacing w:after="10" w:before="10" w:line="240"/>
+              <w:ind w:left="100" w:right="100" w:firstLine="0" w:firstLineChars="0"/>
+              <w:rPr>
+                <w:rFonts w:ascii="Arial" w:hAnsi="Arial" w:eastAsia="Arial" w:cs="Arial"/>
+                <w:i w:val="false"/>
+                <w:b w:val="false"/>
+                <w:u w:val="none"/>
+                <w:sz w:val="18"/>
+                <w:szCs w:val="18"/>
+                <w:color w:val="000000"/>
+              </w:rPr>
+            </w:pPr>
+            <w:r>
+              <w:rPr>
+                <w:rFonts w:ascii="Arial" w:hAnsi="Arial" w:eastAsia="Arial" w:cs="Arial"/>
+                <w:i w:val="false"/>
+                <w:b w:val="false"/>
+                <w:u w:val="none"/>
+                <w:sz w:val="18"/>
+                <w:szCs w:val="18"/>
+                <w:color w:val="000000"/>
+              </w:rPr>
+              <w:t xml:space="preserve">11.0 (33.3%)</w:t>
+            </w:r>
+          </w:p>
+        </w:tc>
+        <w:tc>
+          <w:tcPr>
+            <w:tcBorders>
+              <w:bottom w:val="none" w:sz="0" w:space="0" w:color="000000"/>
+              <w:top w:val="none" w:sz="0" w:space="0" w:color="000000"/>
+              <w:left w:val="none" w:sz="0" w:space="0" w:color="000000"/>
+              <w:right w:val="none" w:sz="0" w:space="0" w:color="000000"/>
+            </w:tcBorders>
+            <w:shd w:val="clear" w:color="auto" w:fill="FFFFFF"/>
+            <w:tcMar>
+              <w:top w:w="0" w:type="dxa"/>
+              <w:bottom w:w="0" w:type="dxa"/>
+              <w:left w:w="0" w:type="dxa"/>
+              <w:right w:w="0" w:type="dxa"/>
+            </w:tcMar>
+            <w:vAlign w:val="top"/>
+          </w:tcPr>
+          <w:p>
+            <w:pPr>
+              <w:jc w:val="center"/>
+              <w:pBdr>
+                <w:bottom w:val="none" w:sz="0" w:space="0" w:color="000000"/>
+                <w:top w:val="none" w:sz="0" w:space="0" w:color="000000"/>
+                <w:left w:val="none" w:sz="0" w:space="0" w:color="000000"/>
+                <w:right w:val="none" w:sz="0" w:space="0" w:color="000000"/>
+              </w:pBdr>
+              <w:spacing w:after="10" w:before="10" w:line="240"/>
+              <w:ind w:left="100" w:right="100" w:firstLine="0" w:firstLineChars="0"/>
+              <w:rPr>
+                <w:rFonts w:ascii="Arial" w:hAnsi="Arial" w:eastAsia="Arial" w:cs="Arial"/>
+                <w:i w:val="false"/>
+                <w:b w:val="false"/>
+                <w:u w:val="none"/>
+                <w:sz w:val="18"/>
+                <w:szCs w:val="18"/>
+                <w:color w:val="000000"/>
+              </w:rPr>
+            </w:pPr>
+            <w:r>
+              <w:rPr>
+                <w:rFonts w:ascii="Arial" w:hAnsi="Arial" w:eastAsia="Arial" w:cs="Arial"/>
+                <w:i w:val="false"/>
+                <w:b w:val="false"/>
+                <w:u w:val="none"/>
+                <w:sz w:val="18"/>
+                <w:szCs w:val="18"/>
+                <w:color w:val="000000"/>
+              </w:rPr>
+              <w:t xml:space="preserve">12.0 (36.4%)</w:t>
+            </w:r>
+          </w:p>
+        </w:tc>
+        <w:tc>
+          <w:tcPr>
+            <w:tcBorders>
+              <w:bottom w:val="none" w:sz="0" w:space="0" w:color="000000"/>
+              <w:top w:val="none" w:sz="0" w:space="0" w:color="000000"/>
+              <w:left w:val="none" w:sz="0" w:space="0" w:color="000000"/>
+              <w:right w:val="none" w:sz="0" w:space="0" w:color="000000"/>
+            </w:tcBorders>
+            <w:shd w:val="clear" w:color="auto" w:fill="FFFFFF"/>
+            <w:tcMar>
+              <w:top w:w="0" w:type="dxa"/>
+              <w:bottom w:w="0" w:type="dxa"/>
+              <w:left w:w="0" w:type="dxa"/>
+              <w:right w:w="0" w:type="dxa"/>
+            </w:tcMar>
+            <w:vAlign w:val="top"/>
+          </w:tcPr>
+          <w:p>
+            <w:pPr>
+              <w:jc w:val="center"/>
+              <w:pBdr>
+                <w:bottom w:val="none" w:sz="0" w:space="0" w:color="000000"/>
+                <w:top w:val="none" w:sz="0" w:space="0" w:color="000000"/>
+                <w:left w:val="none" w:sz="0" w:space="0" w:color="000000"/>
+                <w:right w:val="none" w:sz="0" w:space="0" w:color="000000"/>
+              </w:pBdr>
+              <w:spacing w:after="10" w:before="10" w:line="240"/>
+              <w:ind w:left="100" w:right="100" w:firstLine="0" w:firstLineChars="0"/>
+              <w:rPr>
+                <w:rFonts w:ascii="Arial" w:hAnsi="Arial" w:eastAsia="Arial" w:cs="Arial"/>
+                <w:i w:val="false"/>
+                <w:b w:val="false"/>
+                <w:u w:val="none"/>
+                <w:sz w:val="18"/>
+                <w:szCs w:val="18"/>
+                <w:color w:val="000000"/>
+              </w:rPr>
+            </w:pPr>
+            <w:r>
+              <w:rPr>
+                <w:rFonts w:ascii="Arial" w:hAnsi="Arial" w:eastAsia="Arial" w:cs="Arial"/>
+                <w:i w:val="false"/>
+                <w:b w:val="false"/>
+                <w:u w:val="none"/>
+                <w:sz w:val="18"/>
+                <w:szCs w:val="18"/>
+                <w:color w:val="000000"/>
+              </w:rPr>
+              <w:t xml:space="preserve"/>
+            </w:r>
+          </w:p>
+        </w:tc>
+        <w:tc>
+          <w:tcPr>
+            <w:tcBorders>
+              <w:bottom w:val="none" w:sz="0" w:space="0" w:color="000000"/>
+              <w:top w:val="none" w:sz="0" w:space="0" w:color="000000"/>
+              <w:left w:val="none" w:sz="0" w:space="0" w:color="000000"/>
+              <w:right w:val="none" w:sz="0" w:space="0" w:color="000000"/>
+            </w:tcBorders>
+            <w:shd w:val="clear" w:color="auto" w:fill="FFFFFF"/>
+            <w:tcMar>
+              <w:top w:w="0" w:type="dxa"/>
+              <w:bottom w:w="0" w:type="dxa"/>
+              <w:left w:w="0" w:type="dxa"/>
+              <w:right w:w="0" w:type="dxa"/>
+            </w:tcMar>
+            <w:vAlign w:val="top"/>
+          </w:tcPr>
+          <w:p>
+            <w:pPr>
+              <w:jc w:val="center"/>
+              <w:pBdr>
+                <w:bottom w:val="none" w:sz="0" w:space="0" w:color="000000"/>
+                <w:top w:val="none" w:sz="0" w:space="0" w:color="000000"/>
+                <w:left w:val="none" w:sz="0" w:space="0" w:color="000000"/>
+                <w:right w:val="none" w:sz="0" w:space="0" w:color="000000"/>
+              </w:pBdr>
+              <w:spacing w:after="10" w:before="10" w:line="240"/>
+              <w:ind w:left="100" w:right="100" w:firstLine="0" w:firstLineChars="0"/>
+              <w:rPr>
+                <w:rFonts w:ascii="Arial" w:hAnsi="Arial" w:eastAsia="Arial" w:cs="Arial"/>
+                <w:i w:val="false"/>
+                <w:b w:val="false"/>
+                <w:u w:val="none"/>
+                <w:sz w:val="18"/>
+                <w:szCs w:val="18"/>
+                <w:color w:val="000000"/>
+              </w:rPr>
+            </w:pPr>
+            <w:r>
+              <w:rPr>
+                <w:rFonts w:ascii="Arial" w:hAnsi="Arial" w:eastAsia="Arial" w:cs="Arial"/>
+                <w:i w:val="false"/>
+                <w:b w:val="false"/>
+                <w:u w:val="none"/>
+                <w:sz w:val="18"/>
+                <w:szCs w:val="18"/>
+                <w:color w:val="000000"/>
+              </w:rPr>
+              <w:t xml:space="preserve"/>
+            </w:r>
+          </w:p>
+        </w:tc>
+      </w:tr>
+      <w:tr>
+        <w:trPr>
+          <w:trHeight w:val="617" w:hRule="auto"/>
+        </w:trPr>
+        body21
+        <w:tc>
+          <w:tcPr>
+            <w:tcBorders>
+              <w:bottom w:val="none" w:sz="0" w:space="0" w:color="000000"/>
+              <w:top w:val="none" w:sz="0" w:space="0" w:color="000000"/>
+              <w:left w:val="none" w:sz="0" w:space="0" w:color="000000"/>
+              <w:right w:val="none" w:sz="0" w:space="0" w:color="000000"/>
+            </w:tcBorders>
+            <w:shd w:val="clear" w:color="auto" w:fill="FFFFFF"/>
+            <w:tcMar>
+              <w:top w:w="0" w:type="dxa"/>
+              <w:bottom w:w="0" w:type="dxa"/>
+              <w:left w:w="0" w:type="dxa"/>
+              <w:right w:w="0" w:type="dxa"/>
+            </w:tcMar>
+            <w:vAlign w:val="top"/>
+          </w:tcPr>
+          <w:p>
+            <w:pPr>
+              <w:jc w:val="left"/>
+              <w:pBdr>
+                <w:bottom w:val="none" w:sz="0" w:space="0" w:color="000000"/>
+                <w:top w:val="none" w:sz="0" w:space="0" w:color="000000"/>
+                <w:left w:val="none" w:sz="0" w:space="0" w:color="000000"/>
+                <w:right w:val="none" w:sz="0" w:space="0" w:color="000000"/>
+              </w:pBdr>
+              <w:spacing w:after="10" w:before="10" w:line="240"/>
+              <w:ind w:left="100" w:right="100" w:firstLine="0" w:firstLineChars="0"/>
+              <w:rPr>
+                <w:rFonts w:ascii="Arial" w:hAnsi="Arial" w:eastAsia="Arial" w:cs="Arial"/>
+                <w:i w:val="false"/>
+                <w:b w:val="false"/>
+                <w:u w:val="none"/>
+                <w:sz w:val="18"/>
+                <w:szCs w:val="18"/>
+                <w:color w:val="000000"/>
+              </w:rPr>
+            </w:pPr>
+            <w:r>
+              <w:rPr>
+                <w:rFonts w:ascii="Arial" w:hAnsi="Arial" w:eastAsia="Arial" w:cs="Arial"/>
+                <w:i w:val="false"/>
+                <w:b w:val="false"/>
+                <w:u w:val="none"/>
+                <w:sz w:val="18"/>
+                <w:szCs w:val="18"/>
+                <w:color w:val="000000"/>
+              </w:rPr>
+              <w:t xml:space="preserve">Grasa corporal (%), Mediana (Q1, Q3)</w:t>
+            </w:r>
+          </w:p>
+        </w:tc>
+        <w:tc>
+          <w:tcPr>
+            <w:tcBorders>
+              <w:bottom w:val="none" w:sz="0" w:space="0" w:color="000000"/>
+              <w:top w:val="none" w:sz="0" w:space="0" w:color="000000"/>
+              <w:left w:val="none" w:sz="0" w:space="0" w:color="000000"/>
+              <w:right w:val="none" w:sz="0" w:space="0" w:color="000000"/>
+            </w:tcBorders>
+            <w:shd w:val="clear" w:color="auto" w:fill="FFFFFF"/>
+            <w:tcMar>
+              <w:top w:w="0" w:type="dxa"/>
+              <w:bottom w:w="0" w:type="dxa"/>
+              <w:left w:w="0" w:type="dxa"/>
+              <w:right w:w="0" w:type="dxa"/>
+            </w:tcMar>
+            <w:vAlign w:val="top"/>
+          </w:tcPr>
+          <w:p>
+            <w:pPr>
+              <w:jc w:val="center"/>
+              <w:pBdr>
+                <w:bottom w:val="none" w:sz="0" w:space="0" w:color="000000"/>
+                <w:top w:val="none" w:sz="0" w:space="0" w:color="000000"/>
+                <w:left w:val="none" w:sz="0" w:space="0" w:color="000000"/>
+                <w:right w:val="none" w:sz="0" w:space="0" w:color="000000"/>
+              </w:pBdr>
+              <w:spacing w:after="10" w:before="10" w:line="240"/>
+              <w:ind w:left="100" w:right="100" w:firstLine="0" w:firstLineChars="0"/>
+              <w:rPr>
+                <w:rFonts w:ascii="Arial" w:hAnsi="Arial" w:eastAsia="Arial" w:cs="Arial"/>
+                <w:i w:val="false"/>
+                <w:b w:val="false"/>
+                <w:u w:val="none"/>
+                <w:sz w:val="18"/>
+                <w:szCs w:val="18"/>
+                <w:color w:val="000000"/>
+              </w:rPr>
+            </w:pPr>
+            <w:r>
+              <w:rPr>
+                <w:rFonts w:ascii="Arial" w:hAnsi="Arial" w:eastAsia="Arial" w:cs="Arial"/>
+                <w:i w:val="false"/>
+                <w:b w:val="false"/>
+                <w:u w:val="none"/>
+                <w:sz w:val="18"/>
+                <w:szCs w:val="18"/>
+                <w:color w:val="000000"/>
+              </w:rPr>
+              <w:t xml:space="preserve">27.38 (20.32, 29.55)</w:t>
+            </w:r>
+          </w:p>
+        </w:tc>
+        <w:tc>
+          <w:tcPr>
+            <w:tcBorders>
+              <w:bottom w:val="none" w:sz="0" w:space="0" w:color="000000"/>
+              <w:top w:val="none" w:sz="0" w:space="0" w:color="000000"/>
+              <w:left w:val="none" w:sz="0" w:space="0" w:color="000000"/>
+              <w:right w:val="none" w:sz="0" w:space="0" w:color="000000"/>
+            </w:tcBorders>
+            <w:shd w:val="clear" w:color="auto" w:fill="FFFFFF"/>
+            <w:tcMar>
+              <w:top w:w="0" w:type="dxa"/>
+              <w:bottom w:w="0" w:type="dxa"/>
+              <w:left w:w="0" w:type="dxa"/>
+              <w:right w:w="0" w:type="dxa"/>
+            </w:tcMar>
+            <w:vAlign w:val="top"/>
+          </w:tcPr>
+          <w:p>
+            <w:pPr>
+              <w:jc w:val="center"/>
+              <w:pBdr>
+                <w:bottom w:val="none" w:sz="0" w:space="0" w:color="000000"/>
+                <w:top w:val="none" w:sz="0" w:space="0" w:color="000000"/>
+                <w:left w:val="none" w:sz="0" w:space="0" w:color="000000"/>
+                <w:right w:val="none" w:sz="0" w:space="0" w:color="000000"/>
+              </w:pBdr>
+              <w:spacing w:after="10" w:before="10" w:line="240"/>
+              <w:ind w:left="100" w:right="100" w:firstLine="0" w:firstLineChars="0"/>
+              <w:rPr>
+                <w:rFonts w:ascii="Arial" w:hAnsi="Arial" w:eastAsia="Arial" w:cs="Arial"/>
+                <w:i w:val="false"/>
+                <w:b w:val="false"/>
+                <w:u w:val="none"/>
+                <w:sz w:val="18"/>
+                <w:szCs w:val="18"/>
+                <w:color w:val="000000"/>
+              </w:rPr>
+            </w:pPr>
+            <w:r>
+              <w:rPr>
+                <w:rFonts w:ascii="Arial" w:hAnsi="Arial" w:eastAsia="Arial" w:cs="Arial"/>
+                <w:i w:val="false"/>
+                <w:b w:val="false"/>
+                <w:u w:val="none"/>
+                <w:sz w:val="18"/>
+                <w:szCs w:val="18"/>
+                <w:color w:val="000000"/>
+              </w:rPr>
+              <w:t xml:space="preserve">29.04 (23.63, 30.89)</w:t>
+            </w:r>
+          </w:p>
+        </w:tc>
+        <w:tc>
+          <w:tcPr>
+            <w:tcBorders>
+              <w:bottom w:val="none" w:sz="0" w:space="0" w:color="000000"/>
+              <w:top w:val="none" w:sz="0" w:space="0" w:color="000000"/>
+              <w:left w:val="none" w:sz="0" w:space="0" w:color="000000"/>
+              <w:right w:val="none" w:sz="0" w:space="0" w:color="000000"/>
+            </w:tcBorders>
+            <w:shd w:val="clear" w:color="auto" w:fill="FFFFFF"/>
+            <w:tcMar>
+              <w:top w:w="0" w:type="dxa"/>
+              <w:bottom w:w="0" w:type="dxa"/>
+              <w:left w:w="0" w:type="dxa"/>
+              <w:right w:w="0" w:type="dxa"/>
+            </w:tcMar>
+            <w:vAlign w:val="top"/>
+          </w:tcPr>
+          <w:p>
+            <w:pPr>
+              <w:jc w:val="center"/>
+              <w:pBdr>
+                <w:bottom w:val="none" w:sz="0" w:space="0" w:color="000000"/>
+                <w:top w:val="none" w:sz="0" w:space="0" w:color="000000"/>
+                <w:left w:val="none" w:sz="0" w:space="0" w:color="000000"/>
+                <w:right w:val="none" w:sz="0" w:space="0" w:color="000000"/>
+              </w:pBdr>
+              <w:spacing w:after="10" w:before="10" w:line="240"/>
+              <w:ind w:left="100" w:right="100" w:firstLine="0" w:firstLineChars="0"/>
+              <w:rPr>
+                <w:rFonts w:ascii="Arial" w:hAnsi="Arial" w:eastAsia="Arial" w:cs="Arial"/>
+                <w:i w:val="false"/>
+                <w:b w:val="false"/>
+                <w:u w:val="none"/>
+                <w:sz w:val="18"/>
+                <w:szCs w:val="18"/>
+                <w:color w:val="000000"/>
+              </w:rPr>
+            </w:pPr>
+            <w:r>
+              <w:rPr>
+                <w:rFonts w:ascii="Arial" w:hAnsi="Arial" w:eastAsia="Arial" w:cs="Arial"/>
+                <w:i w:val="false"/>
+                <w:b w:val="false"/>
+                <w:u w:val="none"/>
+                <w:sz w:val="18"/>
+                <w:szCs w:val="18"/>
+                <w:color w:val="000000"/>
+              </w:rPr>
+              <w:t xml:space="preserve">27.45 (26.31, 30.95)</w:t>
+            </w:r>
+          </w:p>
+        </w:tc>
+        <w:tc>
+          <w:tcPr>
+            <w:tcBorders>
+              <w:bottom w:val="none" w:sz="0" w:space="0" w:color="000000"/>
+              <w:top w:val="none" w:sz="0" w:space="0" w:color="000000"/>
+              <w:left w:val="none" w:sz="0" w:space="0" w:color="000000"/>
+              <w:right w:val="none" w:sz="0" w:space="0" w:color="000000"/>
+            </w:tcBorders>
+            <w:shd w:val="clear" w:color="auto" w:fill="FFFFFF"/>
+            <w:tcMar>
+              <w:top w:w="0" w:type="dxa"/>
+              <w:bottom w:w="0" w:type="dxa"/>
+              <w:left w:w="0" w:type="dxa"/>
+              <w:right w:w="0" w:type="dxa"/>
+            </w:tcMar>
+            <w:vAlign w:val="top"/>
+          </w:tcPr>
+          <w:p>
+            <w:pPr>
+              <w:jc w:val="center"/>
+              <w:pBdr>
+                <w:bottom w:val="none" w:sz="0" w:space="0" w:color="000000"/>
+                <w:top w:val="none" w:sz="0" w:space="0" w:color="000000"/>
+                <w:left w:val="none" w:sz="0" w:space="0" w:color="000000"/>
+                <w:right w:val="none" w:sz="0" w:space="0" w:color="000000"/>
+              </w:pBdr>
+              <w:spacing w:after="10" w:before="10" w:line="240"/>
+              <w:ind w:left="100" w:right="100" w:firstLine="0" w:firstLineChars="0"/>
+              <w:rPr>
+                <w:rFonts w:ascii="Arial" w:hAnsi="Arial" w:eastAsia="Arial" w:cs="Arial"/>
+                <w:i w:val="false"/>
+                <w:b w:val="false"/>
+                <w:u w:val="none"/>
+                <w:sz w:val="18"/>
+                <w:szCs w:val="18"/>
+                <w:color w:val="000000"/>
+              </w:rPr>
+            </w:pPr>
+            <w:r>
+              <w:rPr>
+                <w:rFonts w:ascii="Arial" w:hAnsi="Arial" w:eastAsia="Arial" w:cs="Arial"/>
+                <w:i w:val="false"/>
+                <w:b w:val="false"/>
+                <w:u w:val="none"/>
+                <w:sz w:val="18"/>
+                <w:szCs w:val="18"/>
+                <w:color w:val="000000"/>
+              </w:rPr>
+              <w:t xml:space="preserve">0.409*</w:t>
+            </w:r>
+          </w:p>
+        </w:tc>
+        <w:tc>
+          <w:tcPr>
+            <w:tcBorders>
+              <w:bottom w:val="none" w:sz="0" w:space="0" w:color="000000"/>
+              <w:top w:val="none" w:sz="0" w:space="0" w:color="000000"/>
+              <w:left w:val="none" w:sz="0" w:space="0" w:color="000000"/>
+              <w:right w:val="none" w:sz="0" w:space="0" w:color="000000"/>
+            </w:tcBorders>
+            <w:shd w:val="clear" w:color="auto" w:fill="FFFFFF"/>
+            <w:tcMar>
+              <w:top w:w="0" w:type="dxa"/>
+              <w:bottom w:w="0" w:type="dxa"/>
+              <w:left w:w="0" w:type="dxa"/>
+              <w:right w:w="0" w:type="dxa"/>
+            </w:tcMar>
+            <w:vAlign w:val="top"/>
+          </w:tcPr>
+          <w:p>
+            <w:pPr>
+              <w:jc w:val="center"/>
+              <w:pBdr>
+                <w:bottom w:val="none" w:sz="0" w:space="0" w:color="000000"/>
+                <w:top w:val="none" w:sz="0" w:space="0" w:color="000000"/>
+                <w:left w:val="none" w:sz="0" w:space="0" w:color="000000"/>
+                <w:right w:val="none" w:sz="0" w:space="0" w:color="000000"/>
+              </w:pBdr>
+              <w:spacing w:after="10" w:before="10" w:line="240"/>
+              <w:ind w:left="100" w:right="100" w:firstLine="0" w:firstLineChars="0"/>
+              <w:rPr>
+                <w:rFonts w:ascii="Arial" w:hAnsi="Arial" w:eastAsia="Arial" w:cs="Arial"/>
+                <w:i w:val="false"/>
+                <w:b w:val="false"/>
+                <w:u w:val="none"/>
+                <w:sz w:val="18"/>
+                <w:szCs w:val="18"/>
+                <w:color w:val="000000"/>
+              </w:rPr>
+            </w:pPr>
+            <w:r>
+              <w:rPr>
+                <w:rFonts w:ascii="Arial" w:hAnsi="Arial" w:eastAsia="Arial" w:cs="Arial"/>
+                <w:i w:val="false"/>
+                <w:b w:val="false"/>
+                <w:u w:val="none"/>
+                <w:sz w:val="18"/>
+                <w:szCs w:val="18"/>
+                <w:color w:val="000000"/>
+              </w:rPr>
+              <w:t xml:space="preserve">-0.003 ‡</w:t>
+            </w:r>
+          </w:p>
+        </w:tc>
+      </w:tr>
+      <w:tr>
+        <w:trPr>
+          <w:trHeight w:val="617" w:hRule="auto"/>
+        </w:trPr>
+        body22
+        <w:tc>
+          <w:tcPr>
+            <w:tcBorders>
               <w:bottom w:val="single" w:sz="12" w:space="0" w:color="666666"/>
               <w:top w:val="none" w:sz="0" w:space="0" w:color="000000"/>
               <w:left w:val="none" w:sz="0" w:space="0" w:color="000000"/>
@@ -4921,7 +7147,7 @@
                 <w:szCs w:val="18"/>
                 <w:color w:val="000000"/>
               </w:rPr>
-              <w:t xml:space="preserve">Grasa corporal (%), Mediana (Q1, Q3)</w:t>
+              <w:t xml:space="preserve">RFMp (%), Mediana (Q1, Q3)</w:t>
             </w:r>
           </w:p>
         </w:tc>
@@ -4973,7 +7199,7 @@
                 <w:szCs w:val="18"/>
                 <w:color w:val="000000"/>
               </w:rPr>
-              <w:t xml:space="preserve">27.38 (20.32, 29.55)</w:t>
+              <w:t xml:space="preserve">29.56 (25.83, 33.43)</w:t>
             </w:r>
           </w:p>
         </w:tc>
@@ -5025,7 +7251,7 @@
                 <w:szCs w:val="18"/>
                 <w:color w:val="000000"/>
               </w:rPr>
-              <w:t xml:space="preserve">29.04 (23.63, 30.89)</w:t>
+              <w:t xml:space="preserve">32.84 (24.45, 39.91)</w:t>
             </w:r>
           </w:p>
         </w:tc>
@@ -5077,7 +7303,7 @@
                 <w:szCs w:val="18"/>
                 <w:color w:val="000000"/>
               </w:rPr>
-              <w:t xml:space="preserve">27.45 (26.31, 30.95)</w:t>
+              <w:t xml:space="preserve">31.02 (26.87, 34.97)</w:t>
             </w:r>
           </w:p>
         </w:tc>
@@ -5129,7 +7355,7 @@
                 <w:szCs w:val="18"/>
                 <w:color w:val="000000"/>
               </w:rPr>
-              <w:t xml:space="preserve">0.409*</w:t>
+              <w:t xml:space="preserve">0.494*</w:t>
             </w:r>
           </w:p>
         </w:tc>
@@ -5181,7 +7407,7 @@
                 <w:szCs w:val="18"/>
                 <w:color w:val="000000"/>
               </w:rPr>
-              <w:t xml:space="preserve">-0.003 ‡</w:t>
+              <w:t xml:space="preserve">-0.008 ‡</w:t>
             </w:r>
           </w:p>
         </w:tc>
@@ -5384,7 +7610,7 @@
                 <w:szCs w:val="18"/>
                 <w:color w:val="000000"/>
               </w:rPr>
-              <w:t xml:space="preserve">Abreviacion: IMC: Índice de Masa Corporal; OMS: Organización Mundial de la Salud</w:t>
+              <w:t xml:space="preserve">Abreviacion: IMC: Índice de Masa Corporal; RFMp: Relative Fat Mass pediatric; OMS: Organización Mundial de la Salud; MINSA: Ministerio de Salud del Perú</w:t>
             </w:r>
           </w:p>
         </w:tc>
